--- a/practical-7/practical 7.docx
+++ b/practical-7/practical 7.docx
@@ -1306,8 +1306,8 @@
       </w:tblPr>
       <w:tblGrid>
         <w:gridCol w:w="2030"/>
-        <w:gridCol w:w="653"/>
-        <w:gridCol w:w="1366"/>
+        <w:gridCol w:w="652"/>
+        <w:gridCol w:w="1367"/>
         <w:gridCol w:w="2022"/>
         <w:gridCol w:w="2006"/>
         <w:gridCol w:w="2013"/>
@@ -1898,7 +1898,7 @@
         </w:trPr>
         <w:tc>
           <w:tcPr>
-            <w:tcW w:w="2683" w:type="dxa"/>
+            <w:tcW w:w="2682" w:type="dxa"/>
             <w:gridSpan w:val="2"/>
             <w:tcBorders/>
           </w:tcPr>
@@ -1930,7 +1930,7 @@
         </w:tc>
         <w:tc>
           <w:tcPr>
-            <w:tcW w:w="7407" w:type="dxa"/>
+            <w:tcW w:w="7408" w:type="dxa"/>
             <w:gridSpan w:val="4"/>
             <w:tcBorders/>
           </w:tcPr>
@@ -1967,7 +1967,7 @@
         </w:trPr>
         <w:tc>
           <w:tcPr>
-            <w:tcW w:w="2683" w:type="dxa"/>
+            <w:tcW w:w="2682" w:type="dxa"/>
             <w:gridSpan w:val="2"/>
             <w:tcBorders/>
           </w:tcPr>
@@ -1999,7 +1999,7 @@
         </w:tc>
         <w:tc>
           <w:tcPr>
-            <w:tcW w:w="7407" w:type="dxa"/>
+            <w:tcW w:w="7408" w:type="dxa"/>
             <w:gridSpan w:val="4"/>
             <w:tcBorders/>
           </w:tcPr>
@@ -2146,7 +2146,7 @@
         </w:trPr>
         <w:tc>
           <w:tcPr>
-            <w:tcW w:w="2683" w:type="dxa"/>
+            <w:tcW w:w="2682" w:type="dxa"/>
             <w:gridSpan w:val="2"/>
             <w:tcBorders/>
           </w:tcPr>
@@ -2178,7 +2178,7 @@
         </w:tc>
         <w:tc>
           <w:tcPr>
-            <w:tcW w:w="7407" w:type="dxa"/>
+            <w:tcW w:w="7408" w:type="dxa"/>
             <w:gridSpan w:val="4"/>
             <w:tcBorders/>
           </w:tcPr>
@@ -2216,7 +2216,7 @@
         </w:trPr>
         <w:tc>
           <w:tcPr>
-            <w:tcW w:w="2683" w:type="dxa"/>
+            <w:tcW w:w="2682" w:type="dxa"/>
             <w:gridSpan w:val="2"/>
             <w:tcBorders/>
           </w:tcPr>
@@ -2248,7 +2248,7 @@
         </w:tc>
         <w:tc>
           <w:tcPr>
-            <w:tcW w:w="7407" w:type="dxa"/>
+            <w:tcW w:w="7408" w:type="dxa"/>
             <w:gridSpan w:val="4"/>
             <w:tcBorders/>
           </w:tcPr>
@@ -2306,7 +2306,7 @@
         </w:trPr>
         <w:tc>
           <w:tcPr>
-            <w:tcW w:w="2683" w:type="dxa"/>
+            <w:tcW w:w="2682" w:type="dxa"/>
             <w:gridSpan w:val="2"/>
             <w:tcBorders/>
           </w:tcPr>
@@ -2373,7 +2373,7 @@
         </w:tc>
         <w:tc>
           <w:tcPr>
-            <w:tcW w:w="7407" w:type="dxa"/>
+            <w:tcW w:w="7408" w:type="dxa"/>
             <w:gridSpan w:val="4"/>
             <w:tcBorders/>
           </w:tcPr>
@@ -2665,7 +2665,7 @@
                 <w:szCs w:val="24"/>
                 <w:lang w:val="en-IN" w:bidi="ar-SA"/>
               </w:rPr>
-              <w:t> syntax to wait for results. </w:t>
+              <w:t> syntax to wait for results.</w:t>
             </w:r>
           </w:p>
           <w:p>
@@ -2809,7 +2809,7 @@
                 <w:spacing w:val="0"/>
                 <w:sz w:val="24"/>
               </w:rPr>
-              <w:t> calls to complete simultaneously, which is more efficient than sequential requests. </w:t>
+              <w:t> calls to complete simultaneously, which is more efficient than sequential requests.</w:t>
             </w:r>
           </w:p>
           <w:p>
@@ -2867,7 +2867,6 @@
                 <w:ilvl w:val="0"/>
                 <w:numId w:val="2"/>
               </w:numPr>
-              <w:pBdr/>
               <w:tabs>
                 <w:tab w:val="clear" w:pos="720"/>
                 <w:tab w:val="left" w:pos="0" w:leader="none"/>
@@ -2915,7 +2914,7 @@
                 <w:spacing w:val="0"/>
                 <w:sz w:val="24"/>
               </w:rPr>
-              <w:t>: Objects representing the eventual completion or failure of an async operation. </w:t>
+              <w:t>: Objects representing the eventual completion or failure of an async operation.</w:t>
             </w:r>
           </w:p>
           <w:p>
@@ -2926,7 +2925,6 @@
                 <w:ilvl w:val="0"/>
                 <w:numId w:val="2"/>
               </w:numPr>
-              <w:pBdr/>
               <w:tabs>
                 <w:tab w:val="clear" w:pos="720"/>
                 <w:tab w:val="left" w:pos="0" w:leader="none"/>
@@ -3026,7 +3024,6 @@
                 <w:ilvl w:val="0"/>
                 <w:numId w:val="2"/>
               </w:numPr>
-              <w:pBdr/>
               <w:tabs>
                 <w:tab w:val="clear" w:pos="720"/>
                 <w:tab w:val="left" w:pos="0" w:leader="none"/>
@@ -3101,7 +3098,7 @@
                 <w:spacing w:val="0"/>
                 <w:sz w:val="24"/>
               </w:rPr>
-              <w:t> functions. </w:t>
+              <w:t> functions.</w:t>
             </w:r>
           </w:p>
           <w:p>
@@ -3112,7 +3109,6 @@
                 <w:ilvl w:val="0"/>
                 <w:numId w:val="2"/>
               </w:numPr>
-              <w:pBdr/>
               <w:tabs>
                 <w:tab w:val="clear" w:pos="720"/>
                 <w:tab w:val="left" w:pos="0" w:leader="none"/>
@@ -3160,7 +3156,7 @@
                 <w:spacing w:val="0"/>
                 <w:sz w:val="24"/>
               </w:rPr>
-              <w:t>: Returns a single Promise that resolves when all input Promises resolve, or rejects if any fail. </w:t>
+              <w:t>: Returns a single Promise that resolves when all input Promises resolve, or rejects if any fail.</w:t>
             </w:r>
           </w:p>
           <w:p>
@@ -3186,10 +3182,16 @@
             </w:pPr>
             <w:r>
               <w:rPr>
-                <w:rFonts w:ascii="times new roman" w:hAnsi="times new roman"/>
-                <w:color w:val="000000"/>
-                <w:sz w:val="24"/>
-                <w:szCs w:val="24"/>
+                <w:rFonts w:eastAsia="Times New Roman" w:cs="Times New Roman"/>
+                <w:b w:val="false"/>
+                <w:bCs w:val="false"/>
+                <w:i w:val="false"/>
+                <w:caps w:val="false"/>
+                <w:smallCaps w:val="false"/>
+                <w:spacing w:val="0"/>
+                <w:sz w:val="24"/>
+                <w:szCs w:val="24"/>
+                <w:lang w:val="en-IN" w:bidi="ar-SA"/>
               </w:rPr>
             </w:r>
           </w:p>
@@ -3201,7 +3203,7 @@
         </w:trPr>
         <w:tc>
           <w:tcPr>
-            <w:tcW w:w="2683" w:type="dxa"/>
+            <w:tcW w:w="2682" w:type="dxa"/>
             <w:gridSpan w:val="2"/>
             <w:vMerge w:val="restart"/>
             <w:tcBorders/>
@@ -3273,251 +3275,289 @@
         </w:tc>
         <w:tc>
           <w:tcPr>
-            <w:tcW w:w="7407" w:type="dxa"/>
+            <w:tcW w:w="7408" w:type="dxa"/>
             <w:gridSpan w:val="4"/>
             <w:tcBorders/>
           </w:tcPr>
           <w:p>
             <w:pPr>
-              <w:pStyle w:val="Normal"/>
-              <w:widowControl/>
+              <w:pStyle w:val="BodyText"/>
+              <w:widowControl/>
+              <w:numPr>
+                <w:ilvl w:val="0"/>
+                <w:numId w:val="3"/>
+              </w:numPr>
               <w:suppressAutoHyphens w:val="true"/>
               <w:spacing w:lineRule="auto" w:line="360" w:before="0" w:after="0"/>
               <w:jc w:val="left"/>
               <w:rPr>
-                <w:rFonts w:ascii="Times New Roman" w:hAnsi="Times New Roman" w:eastAsia="Times New Roman" w:cs="Times New Roman"/>
+                <w:rFonts w:ascii="times new roman" w:hAnsi="times new roman"/>
+                <w:sz w:val="22"/>
+              </w:rPr>
+            </w:pPr>
+            <w:r>
+              <w:rPr>
+                <w:rFonts w:eastAsia="Times New Roman" w:cs="Times New Roman" w:ascii="times new roman" w:hAnsi="times new roman"/>
                 <w:b w:val="false"/>
                 <w:bCs w:val="false"/>
                 <w:sz w:val="24"/>
                 <w:szCs w:val="24"/>
-              </w:rPr>
-            </w:pPr>
-            <w:r>
-              <w:rPr>
-                <w:rFonts w:eastAsia="Times New Roman" w:cs="Times New Roman" w:ascii="Times New Roman" w:hAnsi="Times New Roman"/>
-                <w:b w:val="false"/>
-                <w:bCs w:val="false"/>
-                <w:sz w:val="24"/>
-                <w:szCs w:val="24"/>
                 <w:lang w:val="en-IN" w:bidi="ar-SA"/>
               </w:rPr>
-              <w:t>Step 1: Create the JavaScript file</w:t>
-            </w:r>
-          </w:p>
-          <w:p>
-            <w:pPr>
-              <w:pStyle w:val="Normal"/>
-              <w:widowControl/>
-              <w:suppressAutoHyphens w:val="true"/>
-              <w:spacing w:lineRule="auto" w:line="360" w:before="0" w:after="0"/>
-              <w:jc w:val="left"/>
-              <w:rPr>
-                <w:rFonts w:ascii="Times New Roman" w:hAnsi="Times New Roman" w:eastAsia="Times New Roman" w:cs="Times New Roman"/>
-                <w:b w:val="false"/>
-                <w:bCs w:val="false"/>
-                <w:sz w:val="24"/>
-                <w:szCs w:val="24"/>
-              </w:rPr>
-            </w:pPr>
-            <w:r>
-              <w:rPr>
-                <w:rFonts w:eastAsia="Times New Roman" w:cs="Times New Roman" w:ascii="Times New Roman" w:hAnsi="Times New Roman"/>
-                <w:b w:val="false"/>
-                <w:bCs w:val="false"/>
-                <w:sz w:val="24"/>
-                <w:szCs w:val="24"/>
-                <w:lang w:val="en-IN" w:bidi="ar-SA"/>
-              </w:rPr>
-              <w:t>Step 2: Create the shopping cart</w:t>
-            </w:r>
-          </w:p>
-          <w:p>
-            <w:pPr>
-              <w:pStyle w:val="Normal"/>
-              <w:widowControl/>
-              <w:suppressAutoHyphens w:val="true"/>
-              <w:spacing w:lineRule="auto" w:line="360" w:before="0" w:after="0"/>
-              <w:jc w:val="left"/>
-              <w:rPr>
-                <w:rFonts w:ascii="Times New Roman" w:hAnsi="Times New Roman" w:eastAsia="Times New Roman" w:cs="Times New Roman"/>
-                <w:b w:val="false"/>
-                <w:bCs w:val="false"/>
-                <w:sz w:val="24"/>
-                <w:szCs w:val="24"/>
-              </w:rPr>
-            </w:pPr>
-            <w:r>
-              <w:rPr>
-                <w:rFonts w:eastAsia="Times New Roman" w:cs="Times New Roman" w:ascii="Times New Roman" w:hAnsi="Times New Roman"/>
-                <w:b w:val="false"/>
-                <w:bCs w:val="false"/>
-                <w:sz w:val="24"/>
-                <w:szCs w:val="24"/>
-                <w:lang w:val="en-IN" w:bidi="ar-SA"/>
-              </w:rPr>
-              <w:t>Step 3: Implement the Add operation</w:t>
-            </w:r>
-          </w:p>
-          <w:p>
-            <w:pPr>
-              <w:pStyle w:val="Normal"/>
-              <w:widowControl/>
-              <w:suppressAutoHyphens w:val="true"/>
-              <w:spacing w:lineRule="auto" w:line="360" w:before="0" w:after="0"/>
-              <w:jc w:val="left"/>
-              <w:rPr>
-                <w:rFonts w:ascii="Times New Roman" w:hAnsi="Times New Roman" w:eastAsia="Times New Roman" w:cs="Times New Roman"/>
-                <w:b w:val="false"/>
-                <w:bCs w:val="false"/>
-                <w:sz w:val="24"/>
-                <w:szCs w:val="24"/>
-              </w:rPr>
-            </w:pPr>
-            <w:r>
-              <w:rPr>
-                <w:rFonts w:eastAsia="Times New Roman" w:cs="Times New Roman" w:ascii="Times New Roman" w:hAnsi="Times New Roman"/>
-                <w:b w:val="false"/>
-                <w:bCs w:val="false"/>
-                <w:sz w:val="24"/>
-                <w:szCs w:val="24"/>
-                <w:lang w:val="en-IN" w:bidi="ar-SA"/>
-              </w:rPr>
-              <w:t>Step 5: Implement product-name extraction</w:t>
-            </w:r>
-          </w:p>
-          <w:p>
-            <w:pPr>
-              <w:pStyle w:val="Normal"/>
-              <w:widowControl/>
-              <w:suppressAutoHyphens w:val="true"/>
-              <w:spacing w:lineRule="auto" w:line="360" w:before="0" w:after="0"/>
-              <w:jc w:val="left"/>
-              <w:rPr>
-                <w:rFonts w:ascii="Times New Roman" w:hAnsi="Times New Roman" w:eastAsia="Times New Roman" w:cs="Times New Roman"/>
-                <w:b w:val="false"/>
-                <w:bCs w:val="false"/>
-                <w:sz w:val="24"/>
-                <w:szCs w:val="24"/>
-              </w:rPr>
-            </w:pPr>
-            <w:r>
-              <w:rPr>
-                <w:rFonts w:eastAsia="Times New Roman" w:cs="Times New Roman" w:ascii="Times New Roman" w:hAnsi="Times New Roman"/>
-                <w:b w:val="false"/>
-                <w:bCs w:val="false"/>
-                <w:sz w:val="24"/>
-                <w:szCs w:val="24"/>
-                <w:lang w:val="en-IN" w:bidi="ar-SA"/>
-              </w:rPr>
-              <w:t>Step 6: Calculate the total price</w:t>
-            </w:r>
-          </w:p>
-          <w:p>
-            <w:pPr>
-              <w:pStyle w:val="Normal"/>
-              <w:widowControl/>
-              <w:suppressAutoHyphens w:val="true"/>
-              <w:spacing w:lineRule="auto" w:line="360" w:before="0" w:after="0"/>
-              <w:jc w:val="left"/>
-              <w:rPr>
-                <w:rFonts w:ascii="Times New Roman" w:hAnsi="Times New Roman" w:eastAsia="Times New Roman" w:cs="Times New Roman"/>
-                <w:b w:val="false"/>
-                <w:bCs w:val="false"/>
-                <w:sz w:val="24"/>
-                <w:szCs w:val="24"/>
-              </w:rPr>
-            </w:pPr>
-            <w:r>
-              <w:rPr>
-                <w:rFonts w:eastAsia="Times New Roman" w:cs="Times New Roman" w:ascii="Times New Roman" w:hAnsi="Times New Roman"/>
-                <w:b w:val="false"/>
-                <w:bCs w:val="false"/>
-                <w:sz w:val="24"/>
-                <w:szCs w:val="24"/>
-                <w:lang w:val="en-IN" w:bidi="ar-SA"/>
-              </w:rPr>
-              <w:t>Step 7: Add a new product</w:t>
-            </w:r>
-          </w:p>
-          <w:p>
-            <w:pPr>
-              <w:pStyle w:val="Normal"/>
-              <w:widowControl/>
-              <w:suppressAutoHyphens w:val="true"/>
-              <w:spacing w:lineRule="auto" w:line="360" w:before="0" w:after="0"/>
-              <w:jc w:val="left"/>
-              <w:rPr>
-                <w:rFonts w:ascii="Times New Roman" w:hAnsi="Times New Roman" w:eastAsia="Times New Roman" w:cs="Times New Roman"/>
-                <w:b w:val="false"/>
-                <w:bCs w:val="false"/>
-                <w:sz w:val="24"/>
-                <w:szCs w:val="24"/>
-              </w:rPr>
-            </w:pPr>
-            <w:r>
-              <w:rPr>
-                <w:rFonts w:eastAsia="Times New Roman" w:cs="Times New Roman" w:ascii="Times New Roman" w:hAnsi="Times New Roman"/>
-                <w:b w:val="false"/>
-                <w:bCs w:val="false"/>
-                <w:sz w:val="24"/>
-                <w:szCs w:val="24"/>
-                <w:lang w:val="en-IN" w:bidi="ar-SA"/>
-              </w:rPr>
-              <w:t>Step 8: Remove a product</w:t>
-            </w:r>
-          </w:p>
-          <w:p>
-            <w:pPr>
-              <w:pStyle w:val="Normal"/>
-              <w:widowControl/>
-              <w:suppressAutoHyphens w:val="true"/>
-              <w:spacing w:lineRule="auto" w:line="360" w:before="0" w:after="0"/>
-              <w:jc w:val="left"/>
-              <w:rPr>
-                <w:rFonts w:ascii="Times New Roman" w:hAnsi="Times New Roman" w:eastAsia="Times New Roman" w:cs="Times New Roman"/>
-                <w:b w:val="false"/>
-                <w:bCs w:val="false"/>
-                <w:sz w:val="24"/>
-                <w:szCs w:val="24"/>
-              </w:rPr>
-            </w:pPr>
-            <w:r>
-              <w:rPr>
-                <w:rFonts w:eastAsia="Times New Roman" w:cs="Times New Roman" w:ascii="Times New Roman" w:hAnsi="Times New Roman"/>
-                <w:b w:val="false"/>
-                <w:bCs w:val="false"/>
-                <w:sz w:val="24"/>
-                <w:szCs w:val="24"/>
-                <w:lang w:val="en-IN" w:bidi="ar-SA"/>
-              </w:rPr>
-              <w:t>Step 9: Display product names and total</w:t>
-            </w:r>
-          </w:p>
-          <w:p>
-            <w:pPr>
-              <w:pStyle w:val="Normal"/>
-              <w:widowControl/>
-              <w:suppressAutoHyphens w:val="true"/>
-              <w:spacing w:lineRule="auto" w:line="360" w:before="0" w:after="0"/>
-              <w:jc w:val="left"/>
-              <w:rPr>
-                <w:rFonts w:ascii="Times New Roman" w:hAnsi="Times New Roman" w:eastAsia="Times New Roman" w:cs="Times New Roman"/>
-                <w:b w:val="false"/>
-                <w:bCs w:val="false"/>
-                <w:sz w:val="24"/>
-                <w:szCs w:val="24"/>
-              </w:rPr>
-            </w:pPr>
-            <w:r>
-              <w:rPr>
-                <w:rFonts w:eastAsia="Times New Roman" w:cs="Times New Roman" w:ascii="Times New Roman" w:hAnsi="Times New Roman"/>
-                <w:b w:val="false"/>
-                <w:bCs w:val="false"/>
-                <w:sz w:val="24"/>
-                <w:szCs w:val="24"/>
-                <w:lang w:val="en-IN" w:bidi="ar-SA"/>
-              </w:rPr>
-              <w:t>Step 10: Execute the program</w:t>
+              <w:t>Open a text editor (such as VS Code, Notepad, or Sublime Text).</w:t>
+            </w:r>
+          </w:p>
+          <w:p>
+            <w:pPr>
+              <w:pStyle w:val="BodyText"/>
+              <w:numPr>
+                <w:ilvl w:val="0"/>
+                <w:numId w:val="3"/>
+              </w:numPr>
+              <w:rPr/>
+            </w:pPr>
+            <w:r>
+              <w:rPr>
+                <w:rFonts w:ascii="times new roman" w:hAnsi="times new roman"/>
+              </w:rPr>
+              <w:t xml:space="preserve">Create a new file named </w:t>
+            </w:r>
+            <w:r>
+              <w:rPr>
+                <w:rStyle w:val="SourceText"/>
+                <w:rFonts w:ascii="times new roman" w:hAnsi="times new roman"/>
+              </w:rPr>
+              <w:t>weather_app.html</w:t>
+            </w:r>
+            <w:r>
+              <w:rPr>
+                <w:rFonts w:ascii="times new roman" w:hAnsi="times new roman"/>
+              </w:rPr>
+              <w:t>.</w:t>
+            </w:r>
+          </w:p>
+          <w:p>
+            <w:pPr>
+              <w:pStyle w:val="BodyText"/>
+              <w:numPr>
+                <w:ilvl w:val="0"/>
+                <w:numId w:val="3"/>
+              </w:numPr>
+              <w:rPr>
+                <w:rFonts w:ascii="times new roman" w:hAnsi="times new roman"/>
+              </w:rPr>
+            </w:pPr>
+            <w:r>
+              <w:rPr>
+                <w:rFonts w:ascii="times new roman" w:hAnsi="times new roman"/>
+              </w:rPr>
+              <w:t>Build the user interface using HTML elements (location selector, trigger button, and result display card).</w:t>
+            </w:r>
+          </w:p>
+          <w:p>
+            <w:pPr>
+              <w:pStyle w:val="BodyText"/>
+              <w:numPr>
+                <w:ilvl w:val="0"/>
+                <w:numId w:val="3"/>
+              </w:numPr>
+              <w:rPr/>
+            </w:pPr>
+            <w:r>
+              <w:rPr>
+                <w:rFonts w:ascii="times new roman" w:hAnsi="times new roman"/>
+              </w:rPr>
+              <w:t xml:space="preserve">Create an </w:t>
+            </w:r>
+            <w:r>
+              <w:rPr>
+                <w:rStyle w:val="SourceText"/>
+                <w:rFonts w:ascii="times new roman" w:hAnsi="times new roman"/>
+              </w:rPr>
+              <w:t>async</w:t>
+            </w:r>
+            <w:r>
+              <w:rPr>
+                <w:rFonts w:ascii="times new roman" w:hAnsi="times new roman"/>
+              </w:rPr>
+              <w:t xml:space="preserve"> JavaScript function named </w:t>
+            </w:r>
+            <w:r>
+              <w:rPr>
+                <w:rStyle w:val="SourceText"/>
+                <w:rFonts w:ascii="times new roman" w:hAnsi="times new roman"/>
+              </w:rPr>
+              <w:t>getWeather()</w:t>
+            </w:r>
+            <w:r>
+              <w:rPr>
+                <w:rFonts w:ascii="times new roman" w:hAnsi="times new roman"/>
+              </w:rPr>
+              <w:t xml:space="preserve"> to handle user interactions.</w:t>
+            </w:r>
+          </w:p>
+          <w:p>
+            <w:pPr>
+              <w:pStyle w:val="BodyText"/>
+              <w:numPr>
+                <w:ilvl w:val="0"/>
+                <w:numId w:val="3"/>
+              </w:numPr>
+              <w:rPr/>
+            </w:pPr>
+            <w:r>
+              <w:rPr>
+                <w:rFonts w:ascii="times new roman" w:hAnsi="times new roman"/>
+              </w:rPr>
+              <w:t xml:space="preserve">Inside </w:t>
+            </w:r>
+            <w:r>
+              <w:rPr>
+                <w:rStyle w:val="SourceText"/>
+                <w:rFonts w:ascii="times new roman" w:hAnsi="times new roman"/>
+              </w:rPr>
+              <w:t>getWeather()</w:t>
+            </w:r>
+            <w:r>
+              <w:rPr>
+                <w:rFonts w:ascii="times new roman" w:hAnsi="times new roman"/>
+              </w:rPr>
+              <w:t>, build the target endpoint URL with geographic coordinates (e.g., Latitude and Longitude).</w:t>
+            </w:r>
+          </w:p>
+          <w:p>
+            <w:pPr>
+              <w:pStyle w:val="BodyText"/>
+              <w:numPr>
+                <w:ilvl w:val="0"/>
+                <w:numId w:val="3"/>
+              </w:numPr>
+              <w:rPr/>
+            </w:pPr>
+            <w:r>
+              <w:rPr>
+                <w:rFonts w:ascii="times new roman" w:hAnsi="times new roman"/>
+              </w:rPr>
+              <w:t xml:space="preserve">Use </w:t>
+            </w:r>
+            <w:r>
+              <w:rPr>
+                <w:rStyle w:val="SourceText"/>
+                <w:rFonts w:ascii="times new roman" w:hAnsi="times new roman"/>
+              </w:rPr>
+              <w:t>await fetch(url)</w:t>
+            </w:r>
+            <w:r>
+              <w:rPr>
+                <w:rFonts w:ascii="times new roman" w:hAnsi="times new roman"/>
+              </w:rPr>
+              <w:t xml:space="preserve"> to send an asynchronous HTTP GET request to the Open-Meteo public API endpoint.</w:t>
+            </w:r>
+          </w:p>
+          <w:p>
+            <w:pPr>
+              <w:pStyle w:val="BodyText"/>
+              <w:numPr>
+                <w:ilvl w:val="0"/>
+                <w:numId w:val="3"/>
+              </w:numPr>
+              <w:rPr/>
+            </w:pPr>
+            <w:r>
+              <w:rPr>
+                <w:rFonts w:ascii="times new roman" w:hAnsi="times new roman"/>
+              </w:rPr>
+              <w:t xml:space="preserve">Parse the HTTP response into JSON format using </w:t>
+            </w:r>
+            <w:r>
+              <w:rPr>
+                <w:rStyle w:val="SourceText"/>
+                <w:rFonts w:ascii="times new roman" w:hAnsi="times new roman"/>
+              </w:rPr>
+              <w:t>await response.json()</w:t>
+            </w:r>
+            <w:r>
+              <w:rPr>
+                <w:rFonts w:ascii="times new roman" w:hAnsi="times new roman"/>
+              </w:rPr>
+              <w:t>.</w:t>
+            </w:r>
+          </w:p>
+          <w:p>
+            <w:pPr>
+              <w:pStyle w:val="BodyText"/>
+              <w:numPr>
+                <w:ilvl w:val="0"/>
+                <w:numId w:val="3"/>
+              </w:numPr>
+              <w:rPr/>
+            </w:pPr>
+            <w:r>
+              <w:rPr>
+                <w:rFonts w:ascii="times new roman" w:hAnsi="times new roman"/>
+              </w:rPr>
+              <w:t xml:space="preserve">Handle potential network or parsing errors using </w:t>
+            </w:r>
+            <w:r>
+              <w:rPr>
+                <w:rStyle w:val="SourceText"/>
+                <w:rFonts w:ascii="times new roman" w:hAnsi="times new roman"/>
+              </w:rPr>
+              <w:t>try...catch</w:t>
+            </w:r>
+            <w:r>
+              <w:rPr>
+                <w:rFonts w:ascii="times new roman" w:hAnsi="times new roman"/>
+              </w:rPr>
+              <w:t xml:space="preserve"> blocks to ensure graceful degradation.</w:t>
+            </w:r>
+          </w:p>
+          <w:p>
+            <w:pPr>
+              <w:pStyle w:val="BodyText"/>
+              <w:numPr>
+                <w:ilvl w:val="0"/>
+                <w:numId w:val="3"/>
+              </w:numPr>
+              <w:rPr>
+                <w:rFonts w:ascii="times new roman" w:hAnsi="times new roman"/>
+              </w:rPr>
+            </w:pPr>
+            <w:r>
+              <w:rPr>
+                <w:rFonts w:ascii="times new roman" w:hAnsi="times new roman"/>
+              </w:rPr>
+              <w:t>Extract data values (e.g., temperature, wind speed) from the JSON object and dynamically update HTML elements on screen.</w:t>
+            </w:r>
+          </w:p>
+          <w:p>
+            <w:pPr>
+              <w:pStyle w:val="BodyText"/>
+              <w:numPr>
+                <w:ilvl w:val="0"/>
+                <w:numId w:val="3"/>
+              </w:numPr>
+              <w:spacing w:before="0" w:after="140"/>
+              <w:rPr/>
+            </w:pPr>
+            <w:r>
+              <w:rPr>
+                <w:rFonts w:ascii="times new roman" w:hAnsi="times new roman"/>
+              </w:rPr>
+              <w:t xml:space="preserve">Open </w:t>
+            </w:r>
+            <w:r>
+              <w:rPr>
+                <w:rStyle w:val="SourceText"/>
+                <w:rFonts w:ascii="times new roman" w:hAnsi="times new roman"/>
+              </w:rPr>
+              <w:t>weather_app.html</w:t>
+            </w:r>
+            <w:r>
+              <w:rPr>
+                <w:rFonts w:ascii="times new roman" w:hAnsi="times new roman"/>
+              </w:rPr>
+              <w:t xml:space="preserve"> in a web browser, select a location, click the fetch button, and verify dynamic data rendering.</w:t>
             </w:r>
           </w:p>
         </w:tc>
@@ -3528,7 +3568,7 @@
         </w:trPr>
         <w:tc>
           <w:tcPr>
-            <w:tcW w:w="2683" w:type="dxa"/>
+            <w:tcW w:w="2682" w:type="dxa"/>
             <w:gridSpan w:val="2"/>
             <w:vMerge w:val="continue"/>
             <w:tcBorders/>
@@ -3555,7 +3595,7 @@
         </w:tc>
         <w:tc>
           <w:tcPr>
-            <w:tcW w:w="7407" w:type="dxa"/>
+            <w:tcW w:w="7408" w:type="dxa"/>
             <w:gridSpan w:val="4"/>
             <w:tcBorders/>
           </w:tcPr>
@@ -3580,191 +3620,487 @@
                 <w:sz w:val="24"/>
                 <w:szCs w:val="24"/>
               </w:rPr>
-              <w:t>Code : Javascript</w:t>
-            </w:r>
-          </w:p>
-          <w:p>
-            <w:pPr>
-              <w:pStyle w:val="Normal"/>
-              <w:widowControl/>
-              <w:suppressAutoHyphens w:val="true"/>
-              <w:spacing w:lineRule="auto" w:line="240" w:before="57" w:after="57"/>
-              <w:jc w:val="left"/>
-              <w:rPr>
-                <w:rFonts w:ascii="Times New Roman" w:hAnsi="Times New Roman" w:eastAsia="Times New Roman" w:cs="Times New Roman"/>
-                <w:bCs/>
-                <w:sz w:val="24"/>
-                <w:szCs w:val="24"/>
-              </w:rPr>
-            </w:pPr>
-            <w:r>
-              <w:rPr>
-                <w:rFonts w:eastAsia="Times New Roman" w:cs="Times New Roman" w:ascii="Times New Roman" w:hAnsi="Times New Roman"/>
-                <w:bCs/>
-                <w:sz w:val="24"/>
-                <w:szCs w:val="24"/>
-              </w:rPr>
-              <w:t>let cart = [</w:t>
-            </w:r>
-          </w:p>
-          <w:p>
-            <w:pPr>
-              <w:pStyle w:val="Normal"/>
-              <w:widowControl/>
-              <w:suppressAutoHyphens w:val="true"/>
-              <w:spacing w:lineRule="auto" w:line="240" w:before="57" w:after="57"/>
-              <w:jc w:val="left"/>
-              <w:rPr>
-                <w:rFonts w:ascii="Times New Roman" w:hAnsi="Times New Roman" w:eastAsia="Times New Roman" w:cs="Times New Roman"/>
-                <w:bCs/>
-                <w:sz w:val="24"/>
-                <w:szCs w:val="24"/>
-              </w:rPr>
-            </w:pPr>
-            <w:r>
-              <w:rPr>
-                <w:rFonts w:eastAsia="Times New Roman" w:cs="Times New Roman" w:ascii="Times New Roman" w:hAnsi="Times New Roman"/>
-                <w:bCs/>
-                <w:sz w:val="24"/>
-                <w:szCs w:val="24"/>
-              </w:rPr>
-              <w:t>{ id: 1, name: "Laptop", price: 50000, quantity: 1 },</w:t>
-            </w:r>
-          </w:p>
-          <w:p>
-            <w:pPr>
-              <w:pStyle w:val="Normal"/>
-              <w:widowControl/>
-              <w:suppressAutoHyphens w:val="true"/>
-              <w:spacing w:lineRule="auto" w:line="240" w:before="57" w:after="57"/>
-              <w:jc w:val="left"/>
-              <w:rPr>
-                <w:rFonts w:ascii="Times New Roman" w:hAnsi="Times New Roman" w:eastAsia="Times New Roman" w:cs="Times New Roman"/>
-                <w:bCs/>
-                <w:sz w:val="24"/>
-                <w:szCs w:val="24"/>
-              </w:rPr>
-            </w:pPr>
-            <w:r>
-              <w:rPr>
-                <w:rFonts w:eastAsia="Times New Roman" w:cs="Times New Roman" w:ascii="Times New Roman" w:hAnsi="Times New Roman"/>
-                <w:bCs/>
-                <w:sz w:val="24"/>
-                <w:szCs w:val="24"/>
-              </w:rPr>
-              <w:t>{ id: 2, name: "Mouse", price: 800, quantity: 2 },</w:t>
-            </w:r>
-          </w:p>
-          <w:p>
-            <w:pPr>
-              <w:pStyle w:val="Normal"/>
-              <w:widowControl/>
-              <w:suppressAutoHyphens w:val="true"/>
-              <w:spacing w:lineRule="auto" w:line="240" w:before="57" w:after="57"/>
-              <w:jc w:val="left"/>
-              <w:rPr>
-                <w:rFonts w:ascii="Times New Roman" w:hAnsi="Times New Roman" w:eastAsia="Times New Roman" w:cs="Times New Roman"/>
-                <w:bCs/>
-                <w:sz w:val="24"/>
-                <w:szCs w:val="24"/>
-              </w:rPr>
-            </w:pPr>
-            <w:r>
-              <w:rPr>
-                <w:rFonts w:eastAsia="Times New Roman" w:cs="Times New Roman" w:ascii="Times New Roman" w:hAnsi="Times New Roman"/>
-                <w:bCs/>
-                <w:sz w:val="24"/>
-                <w:szCs w:val="24"/>
-              </w:rPr>
-              <w:t>{ id: 3, name: "Keyboard", price: 1500, quantity: 1 }</w:t>
-            </w:r>
-          </w:p>
-          <w:p>
-            <w:pPr>
-              <w:pStyle w:val="Normal"/>
-              <w:widowControl/>
-              <w:suppressAutoHyphens w:val="true"/>
-              <w:spacing w:lineRule="auto" w:line="240" w:before="57" w:after="57"/>
-              <w:jc w:val="left"/>
-              <w:rPr>
-                <w:rFonts w:ascii="Times New Roman" w:hAnsi="Times New Roman" w:eastAsia="Times New Roman" w:cs="Times New Roman"/>
-                <w:bCs/>
-                <w:sz w:val="24"/>
-                <w:szCs w:val="24"/>
-              </w:rPr>
-            </w:pPr>
-            <w:r>
-              <w:rPr>
-                <w:rFonts w:eastAsia="Times New Roman" w:cs="Times New Roman" w:ascii="Times New Roman" w:hAnsi="Times New Roman"/>
-                <w:bCs/>
-                <w:sz w:val="24"/>
-                <w:szCs w:val="24"/>
-              </w:rPr>
-              <w:t>];</w:t>
-            </w:r>
-          </w:p>
-          <w:p>
-            <w:pPr>
-              <w:pStyle w:val="Normal"/>
-              <w:widowControl/>
-              <w:suppressAutoHyphens w:val="true"/>
-              <w:spacing w:lineRule="auto" w:line="240" w:before="57" w:after="57"/>
-              <w:jc w:val="left"/>
-              <w:rPr>
-                <w:rFonts w:ascii="Times New Roman" w:hAnsi="Times New Roman" w:eastAsia="Times New Roman" w:cs="Times New Roman"/>
-                <w:bCs/>
-                <w:sz w:val="24"/>
-                <w:szCs w:val="24"/>
-              </w:rPr>
-            </w:pPr>
-            <w:r>
-              <w:rPr>
-                <w:rFonts w:eastAsia="Times New Roman" w:cs="Times New Roman" w:ascii="Times New Roman" w:hAnsi="Times New Roman"/>
-                <w:bCs/>
-                <w:sz w:val="24"/>
-                <w:szCs w:val="24"/>
-              </w:rPr>
-              <w:t>function addToCart(product) {</w:t>
-            </w:r>
-          </w:p>
-          <w:p>
-            <w:pPr>
-              <w:pStyle w:val="Normal"/>
-              <w:widowControl/>
-              <w:suppressAutoHyphens w:val="true"/>
-              <w:spacing w:lineRule="auto" w:line="240" w:before="57" w:after="57"/>
-              <w:jc w:val="left"/>
-              <w:rPr>
-                <w:rFonts w:ascii="Times New Roman" w:hAnsi="Times New Roman" w:eastAsia="Times New Roman" w:cs="Times New Roman"/>
-                <w:bCs/>
-                <w:sz w:val="24"/>
-                <w:szCs w:val="24"/>
-              </w:rPr>
-            </w:pPr>
-            <w:r>
-              <w:rPr>
-                <w:rFonts w:eastAsia="Times New Roman" w:cs="Times New Roman" w:ascii="Times New Roman" w:hAnsi="Times New Roman"/>
-                <w:bCs/>
-                <w:sz w:val="24"/>
-                <w:szCs w:val="24"/>
-              </w:rPr>
-              <w:t>cart.push(product);</w:t>
-            </w:r>
-          </w:p>
-          <w:p>
-            <w:pPr>
-              <w:pStyle w:val="Normal"/>
-              <w:widowControl/>
-              <w:suppressAutoHyphens w:val="true"/>
-              <w:spacing w:lineRule="auto" w:line="240" w:before="57" w:after="57"/>
-              <w:jc w:val="left"/>
-              <w:rPr>
-                <w:rFonts w:ascii="Times New Roman" w:hAnsi="Times New Roman" w:eastAsia="Times New Roman" w:cs="Times New Roman"/>
-                <w:bCs/>
-                <w:sz w:val="24"/>
-                <w:szCs w:val="24"/>
-              </w:rPr>
-            </w:pPr>
+              <w:t>Code: HTML + javascript</w:t>
+            </w:r>
+          </w:p>
+          <w:p>
+            <w:pPr>
+              <w:pStyle w:val="Normal"/>
+              <w:widowControl/>
+              <w:suppressAutoHyphens w:val="true"/>
+              <w:spacing w:lineRule="auto" w:line="240" w:before="57" w:after="57"/>
+              <w:jc w:val="left"/>
+              <w:rPr>
+                <w:rFonts w:ascii="Times New Roman" w:hAnsi="Times New Roman" w:eastAsia="Times New Roman" w:cs="Times New Roman"/>
+                <w:bCs/>
+                <w:sz w:val="24"/>
+                <w:szCs w:val="24"/>
+              </w:rPr>
+            </w:pPr>
+            <w:r>
+              <w:rPr>
+                <w:sz w:val="22"/>
+              </w:rPr>
+            </w:r>
+          </w:p>
+          <w:p>
+            <w:pPr>
+              <w:pStyle w:val="Normal"/>
+              <w:widowControl/>
+              <w:suppressAutoHyphens w:val="true"/>
+              <w:spacing w:lineRule="auto" w:line="240" w:before="57" w:after="57"/>
+              <w:jc w:val="left"/>
+              <w:rPr>
+                <w:rFonts w:ascii="Times New Roman" w:hAnsi="Times New Roman" w:eastAsia="Times New Roman" w:cs="Times New Roman"/>
+                <w:bCs/>
+                <w:sz w:val="24"/>
+                <w:szCs w:val="24"/>
+              </w:rPr>
+            </w:pPr>
+            <w:r>
+              <w:rPr>
+                <w:rFonts w:eastAsia="Times New Roman" w:cs="Times New Roman" w:ascii="Times New Roman" w:hAnsi="Times New Roman"/>
+                <w:bCs/>
+                <w:sz w:val="24"/>
+                <w:szCs w:val="24"/>
+              </w:rPr>
+              <w:t>&lt;!DOCTYPE html&gt;</w:t>
+            </w:r>
+          </w:p>
+          <w:p>
+            <w:pPr>
+              <w:pStyle w:val="Normal"/>
+              <w:widowControl/>
+              <w:suppressAutoHyphens w:val="true"/>
+              <w:spacing w:lineRule="auto" w:line="240" w:before="57" w:after="57"/>
+              <w:jc w:val="left"/>
+              <w:rPr>
+                <w:rFonts w:ascii="Times New Roman" w:hAnsi="Times New Roman" w:eastAsia="Times New Roman" w:cs="Times New Roman"/>
+                <w:bCs/>
+                <w:sz w:val="24"/>
+                <w:szCs w:val="24"/>
+              </w:rPr>
+            </w:pPr>
+            <w:r>
+              <w:rPr>
+                <w:rFonts w:eastAsia="Times New Roman" w:cs="Times New Roman" w:ascii="Times New Roman" w:hAnsi="Times New Roman"/>
+                <w:bCs/>
+                <w:sz w:val="24"/>
+                <w:szCs w:val="24"/>
+              </w:rPr>
+              <w:t>&lt;html&gt;</w:t>
+            </w:r>
+          </w:p>
+          <w:p>
+            <w:pPr>
+              <w:pStyle w:val="Normal"/>
+              <w:widowControl/>
+              <w:suppressAutoHyphens w:val="true"/>
+              <w:spacing w:lineRule="auto" w:line="240" w:before="57" w:after="57"/>
+              <w:jc w:val="left"/>
+              <w:rPr>
+                <w:rFonts w:ascii="Times New Roman" w:hAnsi="Times New Roman" w:eastAsia="Times New Roman" w:cs="Times New Roman"/>
+                <w:bCs/>
+                <w:sz w:val="24"/>
+                <w:szCs w:val="24"/>
+              </w:rPr>
+            </w:pPr>
+            <w:r>
+              <w:rPr>
+                <w:rFonts w:eastAsia="Times New Roman" w:cs="Times New Roman" w:ascii="Times New Roman" w:hAnsi="Times New Roman"/>
+                <w:bCs/>
+                <w:sz w:val="24"/>
+                <w:szCs w:val="24"/>
+              </w:rPr>
+              <w:t>&lt;head&gt;</w:t>
+            </w:r>
+          </w:p>
+          <w:p>
+            <w:pPr>
+              <w:pStyle w:val="Normal"/>
+              <w:widowControl/>
+              <w:suppressAutoHyphens w:val="true"/>
+              <w:spacing w:lineRule="auto" w:line="240" w:before="57" w:after="57"/>
+              <w:jc w:val="left"/>
+              <w:rPr>
+                <w:rFonts w:ascii="Times New Roman" w:hAnsi="Times New Roman" w:eastAsia="Times New Roman" w:cs="Times New Roman"/>
+                <w:bCs/>
+                <w:sz w:val="24"/>
+                <w:szCs w:val="24"/>
+              </w:rPr>
+            </w:pPr>
+            <w:r>
+              <w:rPr>
+                <w:rFonts w:eastAsia="Times New Roman" w:cs="Times New Roman" w:ascii="Times New Roman" w:hAnsi="Times New Roman"/>
+                <w:bCs/>
+                <w:sz w:val="24"/>
+                <w:szCs w:val="24"/>
+              </w:rPr>
+              <w:t xml:space="preserve">    </w:t>
+            </w:r>
+            <w:r>
+              <w:rPr>
+                <w:rFonts w:eastAsia="Times New Roman" w:cs="Times New Roman" w:ascii="Times New Roman" w:hAnsi="Times New Roman"/>
+                <w:bCs/>
+                <w:sz w:val="24"/>
+                <w:szCs w:val="24"/>
+              </w:rPr>
+              <w:t>&lt;meta charset="utf-8"&gt;</w:t>
+            </w:r>
+          </w:p>
+          <w:p>
+            <w:pPr>
+              <w:pStyle w:val="Normal"/>
+              <w:widowControl/>
+              <w:suppressAutoHyphens w:val="true"/>
+              <w:spacing w:lineRule="auto" w:line="240" w:before="57" w:after="57"/>
+              <w:jc w:val="left"/>
+              <w:rPr>
+                <w:rFonts w:ascii="Times New Roman" w:hAnsi="Times New Roman" w:eastAsia="Times New Roman" w:cs="Times New Roman"/>
+                <w:bCs/>
+                <w:sz w:val="24"/>
+                <w:szCs w:val="24"/>
+              </w:rPr>
+            </w:pPr>
+            <w:r>
+              <w:rPr>
+                <w:rFonts w:eastAsia="Times New Roman" w:cs="Times New Roman" w:ascii="Times New Roman" w:hAnsi="Times New Roman"/>
+                <w:bCs/>
+                <w:sz w:val="24"/>
+                <w:szCs w:val="24"/>
+              </w:rPr>
+              <w:t xml:space="preserve">    </w:t>
+            </w:r>
+            <w:r>
+              <w:rPr>
+                <w:rFonts w:eastAsia="Times New Roman" w:cs="Times New Roman" w:ascii="Times New Roman" w:hAnsi="Times New Roman"/>
+                <w:bCs/>
+                <w:sz w:val="24"/>
+                <w:szCs w:val="24"/>
+              </w:rPr>
+              <w:t>&lt;title&gt;Asynchronous Weather App&lt;/title&gt;</w:t>
+            </w:r>
+          </w:p>
+          <w:p>
+            <w:pPr>
+              <w:pStyle w:val="Normal"/>
+              <w:widowControl/>
+              <w:suppressAutoHyphens w:val="true"/>
+              <w:spacing w:lineRule="auto" w:line="240" w:before="57" w:after="57"/>
+              <w:jc w:val="left"/>
+              <w:rPr>
+                <w:rFonts w:ascii="Times New Roman" w:hAnsi="Times New Roman" w:eastAsia="Times New Roman" w:cs="Times New Roman"/>
+                <w:bCs/>
+                <w:sz w:val="24"/>
+                <w:szCs w:val="24"/>
+              </w:rPr>
+            </w:pPr>
+            <w:r>
+              <w:rPr>
+                <w:rFonts w:eastAsia="Times New Roman" w:cs="Times New Roman" w:ascii="Times New Roman" w:hAnsi="Times New Roman"/>
+                <w:bCs/>
+                <w:sz w:val="24"/>
+                <w:szCs w:val="24"/>
+              </w:rPr>
+              <w:t xml:space="preserve">    </w:t>
+            </w:r>
+            <w:r>
+              <w:rPr>
+                <w:rFonts w:eastAsia="Times New Roman" w:cs="Times New Roman" w:ascii="Times New Roman" w:hAnsi="Times New Roman"/>
+                <w:bCs/>
+                <w:sz w:val="24"/>
+                <w:szCs w:val="24"/>
+              </w:rPr>
+              <w:t>&lt;style&gt;</w:t>
+            </w:r>
+          </w:p>
+          <w:p>
+            <w:pPr>
+              <w:pStyle w:val="Normal"/>
+              <w:widowControl/>
+              <w:suppressAutoHyphens w:val="true"/>
+              <w:spacing w:lineRule="auto" w:line="240" w:before="57" w:after="57"/>
+              <w:jc w:val="left"/>
+              <w:rPr>
+                <w:rFonts w:ascii="Times New Roman" w:hAnsi="Times New Roman" w:eastAsia="Times New Roman" w:cs="Times New Roman"/>
+                <w:bCs/>
+                <w:sz w:val="24"/>
+                <w:szCs w:val="24"/>
+              </w:rPr>
+            </w:pPr>
+            <w:r>
+              <w:rPr>
+                <w:rFonts w:eastAsia="Times New Roman" w:cs="Times New Roman" w:ascii="Times New Roman" w:hAnsi="Times New Roman"/>
+                <w:bCs/>
+                <w:sz w:val="24"/>
+                <w:szCs w:val="24"/>
+              </w:rPr>
+              <w:t xml:space="preserve">        </w:t>
+            </w:r>
+            <w:r>
+              <w:rPr>
+                <w:rFonts w:eastAsia="Times New Roman" w:cs="Times New Roman" w:ascii="Times New Roman" w:hAnsi="Times New Roman"/>
+                <w:bCs/>
+                <w:sz w:val="24"/>
+                <w:szCs w:val="24"/>
+              </w:rPr>
+              <w:t>body {</w:t>
+            </w:r>
+          </w:p>
+          <w:p>
+            <w:pPr>
+              <w:pStyle w:val="Normal"/>
+              <w:widowControl/>
+              <w:suppressAutoHyphens w:val="true"/>
+              <w:spacing w:lineRule="auto" w:line="240" w:before="57" w:after="57"/>
+              <w:jc w:val="left"/>
+              <w:rPr>
+                <w:rFonts w:ascii="Times New Roman" w:hAnsi="Times New Roman" w:eastAsia="Times New Roman" w:cs="Times New Roman"/>
+                <w:bCs/>
+                <w:sz w:val="24"/>
+                <w:szCs w:val="24"/>
+              </w:rPr>
+            </w:pPr>
+            <w:r>
+              <w:rPr>
+                <w:rFonts w:eastAsia="Times New Roman" w:cs="Times New Roman" w:ascii="Times New Roman" w:hAnsi="Times New Roman"/>
+                <w:bCs/>
+                <w:sz w:val="24"/>
+                <w:szCs w:val="24"/>
+              </w:rPr>
+              <w:t xml:space="preserve">            </w:t>
+            </w:r>
+            <w:r>
+              <w:rPr>
+                <w:rFonts w:eastAsia="Times New Roman" w:cs="Times New Roman" w:ascii="Times New Roman" w:hAnsi="Times New Roman"/>
+                <w:bCs/>
+                <w:sz w:val="24"/>
+                <w:szCs w:val="24"/>
+              </w:rPr>
+              <w:t>font-family: Arial, sans-serif;</w:t>
+            </w:r>
+          </w:p>
+          <w:p>
+            <w:pPr>
+              <w:pStyle w:val="Normal"/>
+              <w:widowControl/>
+              <w:suppressAutoHyphens w:val="true"/>
+              <w:spacing w:lineRule="auto" w:line="240" w:before="57" w:after="57"/>
+              <w:jc w:val="left"/>
+              <w:rPr>
+                <w:rFonts w:ascii="Times New Roman" w:hAnsi="Times New Roman" w:eastAsia="Times New Roman" w:cs="Times New Roman"/>
+                <w:bCs/>
+                <w:sz w:val="24"/>
+                <w:szCs w:val="24"/>
+              </w:rPr>
+            </w:pPr>
+            <w:r>
+              <w:rPr>
+                <w:rFonts w:eastAsia="Times New Roman" w:cs="Times New Roman" w:ascii="Times New Roman" w:hAnsi="Times New Roman"/>
+                <w:bCs/>
+                <w:sz w:val="24"/>
+                <w:szCs w:val="24"/>
+              </w:rPr>
+              <w:t xml:space="preserve">            </w:t>
+            </w:r>
+            <w:r>
+              <w:rPr>
+                <w:rFonts w:eastAsia="Times New Roman" w:cs="Times New Roman" w:ascii="Times New Roman" w:hAnsi="Times New Roman"/>
+                <w:bCs/>
+                <w:sz w:val="24"/>
+                <w:szCs w:val="24"/>
+              </w:rPr>
+              <w:t>background-color: #f4f7f6;</w:t>
+            </w:r>
+          </w:p>
+          <w:p>
+            <w:pPr>
+              <w:pStyle w:val="Normal"/>
+              <w:widowControl/>
+              <w:suppressAutoHyphens w:val="true"/>
+              <w:spacing w:lineRule="auto" w:line="240" w:before="57" w:after="57"/>
+              <w:jc w:val="left"/>
+              <w:rPr>
+                <w:rFonts w:ascii="Times New Roman" w:hAnsi="Times New Roman" w:eastAsia="Times New Roman" w:cs="Times New Roman"/>
+                <w:bCs/>
+                <w:sz w:val="24"/>
+                <w:szCs w:val="24"/>
+              </w:rPr>
+            </w:pPr>
+            <w:r>
+              <w:rPr>
+                <w:rFonts w:eastAsia="Times New Roman" w:cs="Times New Roman" w:ascii="Times New Roman" w:hAnsi="Times New Roman"/>
+                <w:bCs/>
+                <w:sz w:val="24"/>
+                <w:szCs w:val="24"/>
+              </w:rPr>
+              <w:t xml:space="preserve">            </w:t>
+            </w:r>
+            <w:r>
+              <w:rPr>
+                <w:rFonts w:eastAsia="Times New Roman" w:cs="Times New Roman" w:ascii="Times New Roman" w:hAnsi="Times New Roman"/>
+                <w:bCs/>
+                <w:sz w:val="24"/>
+                <w:szCs w:val="24"/>
+              </w:rPr>
+              <w:t>display: flex;</w:t>
+            </w:r>
+          </w:p>
+          <w:p>
+            <w:pPr>
+              <w:pStyle w:val="Normal"/>
+              <w:widowControl/>
+              <w:suppressAutoHyphens w:val="true"/>
+              <w:spacing w:lineRule="auto" w:line="240" w:before="57" w:after="57"/>
+              <w:jc w:val="left"/>
+              <w:rPr>
+                <w:rFonts w:ascii="Times New Roman" w:hAnsi="Times New Roman" w:eastAsia="Times New Roman" w:cs="Times New Roman"/>
+                <w:bCs/>
+                <w:sz w:val="24"/>
+                <w:szCs w:val="24"/>
+              </w:rPr>
+            </w:pPr>
+            <w:r>
+              <w:rPr>
+                <w:rFonts w:eastAsia="Times New Roman" w:cs="Times New Roman" w:ascii="Times New Roman" w:hAnsi="Times New Roman"/>
+                <w:bCs/>
+                <w:sz w:val="24"/>
+                <w:szCs w:val="24"/>
+              </w:rPr>
+              <w:t xml:space="preserve">            </w:t>
+            </w:r>
+            <w:r>
+              <w:rPr>
+                <w:rFonts w:eastAsia="Times New Roman" w:cs="Times New Roman" w:ascii="Times New Roman" w:hAnsi="Times New Roman"/>
+                <w:bCs/>
+                <w:sz w:val="24"/>
+                <w:szCs w:val="24"/>
+              </w:rPr>
+              <w:t>justify-content: center;</w:t>
+            </w:r>
+          </w:p>
+          <w:p>
+            <w:pPr>
+              <w:pStyle w:val="Normal"/>
+              <w:widowControl/>
+              <w:suppressAutoHyphens w:val="true"/>
+              <w:spacing w:lineRule="auto" w:line="240" w:before="57" w:after="57"/>
+              <w:jc w:val="left"/>
+              <w:rPr>
+                <w:rFonts w:ascii="Times New Roman" w:hAnsi="Times New Roman" w:eastAsia="Times New Roman" w:cs="Times New Roman"/>
+                <w:bCs/>
+                <w:sz w:val="24"/>
+                <w:szCs w:val="24"/>
+              </w:rPr>
+            </w:pPr>
+            <w:r>
+              <w:rPr>
+                <w:rFonts w:eastAsia="Times New Roman" w:cs="Times New Roman" w:ascii="Times New Roman" w:hAnsi="Times New Roman"/>
+                <w:bCs/>
+                <w:sz w:val="24"/>
+                <w:szCs w:val="24"/>
+              </w:rPr>
+              <w:t xml:space="preserve">            </w:t>
+            </w:r>
+            <w:r>
+              <w:rPr>
+                <w:rFonts w:eastAsia="Times New Roman" w:cs="Times New Roman" w:ascii="Times New Roman" w:hAnsi="Times New Roman"/>
+                <w:bCs/>
+                <w:sz w:val="24"/>
+                <w:szCs w:val="24"/>
+              </w:rPr>
+              <w:t>align-items: center;</w:t>
+            </w:r>
+          </w:p>
+          <w:p>
+            <w:pPr>
+              <w:pStyle w:val="Normal"/>
+              <w:widowControl/>
+              <w:suppressAutoHyphens w:val="true"/>
+              <w:spacing w:lineRule="auto" w:line="240" w:before="57" w:after="57"/>
+              <w:jc w:val="left"/>
+              <w:rPr>
+                <w:rFonts w:ascii="Times New Roman" w:hAnsi="Times New Roman" w:eastAsia="Times New Roman" w:cs="Times New Roman"/>
+                <w:bCs/>
+                <w:sz w:val="24"/>
+                <w:szCs w:val="24"/>
+              </w:rPr>
+            </w:pPr>
+            <w:r>
+              <w:rPr>
+                <w:rFonts w:eastAsia="Times New Roman" w:cs="Times New Roman" w:ascii="Times New Roman" w:hAnsi="Times New Roman"/>
+                <w:bCs/>
+                <w:sz w:val="24"/>
+                <w:szCs w:val="24"/>
+              </w:rPr>
+              <w:t xml:space="preserve">            </w:t>
+            </w:r>
+            <w:r>
+              <w:rPr>
+                <w:rFonts w:eastAsia="Times New Roman" w:cs="Times New Roman" w:ascii="Times New Roman" w:hAnsi="Times New Roman"/>
+                <w:bCs/>
+                <w:sz w:val="24"/>
+                <w:szCs w:val="24"/>
+              </w:rPr>
+              <w:t>height: 100vh;</w:t>
+            </w:r>
+          </w:p>
+          <w:p>
+            <w:pPr>
+              <w:pStyle w:val="Normal"/>
+              <w:widowControl/>
+              <w:suppressAutoHyphens w:val="true"/>
+              <w:spacing w:lineRule="auto" w:line="240" w:before="57" w:after="57"/>
+              <w:jc w:val="left"/>
+              <w:rPr>
+                <w:rFonts w:ascii="Times New Roman" w:hAnsi="Times New Roman" w:eastAsia="Times New Roman" w:cs="Times New Roman"/>
+                <w:bCs/>
+                <w:sz w:val="24"/>
+                <w:szCs w:val="24"/>
+              </w:rPr>
+            </w:pPr>
+            <w:r>
+              <w:rPr>
+                <w:rFonts w:eastAsia="Times New Roman" w:cs="Times New Roman" w:ascii="Times New Roman" w:hAnsi="Times New Roman"/>
+                <w:bCs/>
+                <w:sz w:val="24"/>
+                <w:szCs w:val="24"/>
+              </w:rPr>
+              <w:t xml:space="preserve">            </w:t>
+            </w:r>
+            <w:r>
+              <w:rPr>
+                <w:rFonts w:eastAsia="Times New Roman" w:cs="Times New Roman" w:ascii="Times New Roman" w:hAnsi="Times New Roman"/>
+                <w:bCs/>
+                <w:sz w:val="24"/>
+                <w:szCs w:val="24"/>
+              </w:rPr>
+              <w:t>margin: 0;</w:t>
+            </w:r>
+          </w:p>
+          <w:p>
+            <w:pPr>
+              <w:pStyle w:val="Normal"/>
+              <w:widowControl/>
+              <w:suppressAutoHyphens w:val="true"/>
+              <w:spacing w:lineRule="auto" w:line="240" w:before="57" w:after="57"/>
+              <w:jc w:val="left"/>
+              <w:rPr>
+                <w:rFonts w:ascii="Times New Roman" w:hAnsi="Times New Roman" w:eastAsia="Times New Roman" w:cs="Times New Roman"/>
+                <w:bCs/>
+                <w:sz w:val="24"/>
+                <w:szCs w:val="24"/>
+              </w:rPr>
+            </w:pPr>
+            <w:r>
+              <w:rPr>
+                <w:rFonts w:eastAsia="Times New Roman" w:cs="Times New Roman" w:ascii="Times New Roman" w:hAnsi="Times New Roman"/>
+                <w:bCs/>
+                <w:sz w:val="24"/>
+                <w:szCs w:val="24"/>
+              </w:rPr>
+              <w:t xml:space="preserve">        </w:t>
+            </w:r>
             <w:r>
               <w:rPr>
                 <w:rFonts w:eastAsia="Times New Roman" w:cs="Times New Roman" w:ascii="Times New Roman" w:hAnsi="Times New Roman"/>
@@ -3796,47 +4132,239 @@
                 <w:sz w:val="24"/>
                 <w:szCs w:val="24"/>
               </w:rPr>
-              <w:t>function removeItem(id) {</w:t>
-            </w:r>
-          </w:p>
-          <w:p>
-            <w:pPr>
-              <w:pStyle w:val="Normal"/>
-              <w:widowControl/>
-              <w:suppressAutoHyphens w:val="true"/>
-              <w:spacing w:lineRule="auto" w:line="240" w:before="57" w:after="57"/>
-              <w:jc w:val="left"/>
-              <w:rPr>
-                <w:rFonts w:ascii="Times New Roman" w:hAnsi="Times New Roman" w:eastAsia="Times New Roman" w:cs="Times New Roman"/>
-                <w:bCs/>
-                <w:sz w:val="24"/>
-                <w:szCs w:val="24"/>
-              </w:rPr>
-            </w:pPr>
-            <w:r>
-              <w:rPr>
-                <w:rFonts w:eastAsia="Times New Roman" w:cs="Times New Roman" w:ascii="Times New Roman" w:hAnsi="Times New Roman"/>
-                <w:bCs/>
-                <w:sz w:val="24"/>
-                <w:szCs w:val="24"/>
-              </w:rPr>
-              <w:t>cart = cart.filter(product =&gt; product.id !== id);</w:t>
-            </w:r>
-          </w:p>
-          <w:p>
-            <w:pPr>
-              <w:pStyle w:val="Normal"/>
-              <w:widowControl/>
-              <w:suppressAutoHyphens w:val="true"/>
-              <w:spacing w:lineRule="auto" w:line="240" w:before="57" w:after="57"/>
-              <w:jc w:val="left"/>
-              <w:rPr>
-                <w:rFonts w:ascii="Times New Roman" w:hAnsi="Times New Roman" w:eastAsia="Times New Roman" w:cs="Times New Roman"/>
-                <w:bCs/>
-                <w:sz w:val="24"/>
-                <w:szCs w:val="24"/>
-              </w:rPr>
-            </w:pPr>
+              <w:t xml:space="preserve">        </w:t>
+            </w:r>
+            <w:r>
+              <w:rPr>
+                <w:rFonts w:eastAsia="Times New Roman" w:cs="Times New Roman" w:ascii="Times New Roman" w:hAnsi="Times New Roman"/>
+                <w:bCs/>
+                <w:sz w:val="24"/>
+                <w:szCs w:val="24"/>
+              </w:rPr>
+              <w:t>.card {</w:t>
+            </w:r>
+          </w:p>
+          <w:p>
+            <w:pPr>
+              <w:pStyle w:val="Normal"/>
+              <w:widowControl/>
+              <w:suppressAutoHyphens w:val="true"/>
+              <w:spacing w:lineRule="auto" w:line="240" w:before="57" w:after="57"/>
+              <w:jc w:val="left"/>
+              <w:rPr>
+                <w:rFonts w:ascii="Times New Roman" w:hAnsi="Times New Roman" w:eastAsia="Times New Roman" w:cs="Times New Roman"/>
+                <w:bCs/>
+                <w:sz w:val="24"/>
+                <w:szCs w:val="24"/>
+              </w:rPr>
+            </w:pPr>
+            <w:r>
+              <w:rPr>
+                <w:rFonts w:eastAsia="Times New Roman" w:cs="Times New Roman" w:ascii="Times New Roman" w:hAnsi="Times New Roman"/>
+                <w:bCs/>
+                <w:sz w:val="24"/>
+                <w:szCs w:val="24"/>
+              </w:rPr>
+              <w:t xml:space="preserve">            </w:t>
+            </w:r>
+            <w:r>
+              <w:rPr>
+                <w:rFonts w:eastAsia="Times New Roman" w:cs="Times New Roman" w:ascii="Times New Roman" w:hAnsi="Times New Roman"/>
+                <w:bCs/>
+                <w:sz w:val="24"/>
+                <w:szCs w:val="24"/>
+              </w:rPr>
+              <w:t>background: white;</w:t>
+            </w:r>
+          </w:p>
+          <w:p>
+            <w:pPr>
+              <w:pStyle w:val="Normal"/>
+              <w:widowControl/>
+              <w:suppressAutoHyphens w:val="true"/>
+              <w:spacing w:lineRule="auto" w:line="240" w:before="57" w:after="57"/>
+              <w:jc w:val="left"/>
+              <w:rPr>
+                <w:rFonts w:ascii="Times New Roman" w:hAnsi="Times New Roman" w:eastAsia="Times New Roman" w:cs="Times New Roman"/>
+                <w:bCs/>
+                <w:sz w:val="24"/>
+                <w:szCs w:val="24"/>
+              </w:rPr>
+            </w:pPr>
+            <w:r>
+              <w:rPr>
+                <w:rFonts w:eastAsia="Times New Roman" w:cs="Times New Roman" w:ascii="Times New Roman" w:hAnsi="Times New Roman"/>
+                <w:bCs/>
+                <w:sz w:val="24"/>
+                <w:szCs w:val="24"/>
+              </w:rPr>
+              <w:t xml:space="preserve">            </w:t>
+            </w:r>
+            <w:r>
+              <w:rPr>
+                <w:rFonts w:eastAsia="Times New Roman" w:cs="Times New Roman" w:ascii="Times New Roman" w:hAnsi="Times New Roman"/>
+                <w:bCs/>
+                <w:sz w:val="24"/>
+                <w:szCs w:val="24"/>
+              </w:rPr>
+              <w:t>padding: 25px;</w:t>
+            </w:r>
+          </w:p>
+          <w:p>
+            <w:pPr>
+              <w:pStyle w:val="Normal"/>
+              <w:widowControl/>
+              <w:suppressAutoHyphens w:val="true"/>
+              <w:spacing w:lineRule="auto" w:line="240" w:before="57" w:after="57"/>
+              <w:jc w:val="left"/>
+              <w:rPr>
+                <w:rFonts w:ascii="Times New Roman" w:hAnsi="Times New Roman" w:eastAsia="Times New Roman" w:cs="Times New Roman"/>
+                <w:bCs/>
+                <w:sz w:val="24"/>
+                <w:szCs w:val="24"/>
+              </w:rPr>
+            </w:pPr>
+            <w:r>
+              <w:rPr>
+                <w:rFonts w:eastAsia="Times New Roman" w:cs="Times New Roman" w:ascii="Times New Roman" w:hAnsi="Times New Roman"/>
+                <w:bCs/>
+                <w:sz w:val="24"/>
+                <w:szCs w:val="24"/>
+              </w:rPr>
+              <w:t xml:space="preserve">            </w:t>
+            </w:r>
+            <w:r>
+              <w:rPr>
+                <w:rFonts w:eastAsia="Times New Roman" w:cs="Times New Roman" w:ascii="Times New Roman" w:hAnsi="Times New Roman"/>
+                <w:bCs/>
+                <w:sz w:val="24"/>
+                <w:szCs w:val="24"/>
+              </w:rPr>
+              <w:t>border-radius: 10px;</w:t>
+            </w:r>
+          </w:p>
+          <w:p>
+            <w:pPr>
+              <w:pStyle w:val="Normal"/>
+              <w:widowControl/>
+              <w:suppressAutoHyphens w:val="true"/>
+              <w:spacing w:lineRule="auto" w:line="240" w:before="57" w:after="57"/>
+              <w:jc w:val="left"/>
+              <w:rPr>
+                <w:rFonts w:ascii="Times New Roman" w:hAnsi="Times New Roman" w:eastAsia="Times New Roman" w:cs="Times New Roman"/>
+                <w:bCs/>
+                <w:sz w:val="24"/>
+                <w:szCs w:val="24"/>
+              </w:rPr>
+            </w:pPr>
+            <w:r>
+              <w:rPr>
+                <w:rFonts w:eastAsia="Times New Roman" w:cs="Times New Roman" w:ascii="Times New Roman" w:hAnsi="Times New Roman"/>
+                <w:bCs/>
+                <w:sz w:val="24"/>
+                <w:szCs w:val="24"/>
+              </w:rPr>
+              <w:t xml:space="preserve">            </w:t>
+            </w:r>
+            <w:r>
+              <w:rPr>
+                <w:rFonts w:eastAsia="Times New Roman" w:cs="Times New Roman" w:ascii="Times New Roman" w:hAnsi="Times New Roman"/>
+                <w:bCs/>
+                <w:sz w:val="24"/>
+                <w:szCs w:val="24"/>
+              </w:rPr>
+              <w:t>box-shadow: 0 4px 8px rgba(0,0,0,0.1);</w:t>
+            </w:r>
+          </w:p>
+          <w:p>
+            <w:pPr>
+              <w:pStyle w:val="Normal"/>
+              <w:widowControl/>
+              <w:suppressAutoHyphens w:val="true"/>
+              <w:spacing w:lineRule="auto" w:line="240" w:before="57" w:after="57"/>
+              <w:jc w:val="left"/>
+              <w:rPr>
+                <w:rFonts w:ascii="Times New Roman" w:hAnsi="Times New Roman" w:eastAsia="Times New Roman" w:cs="Times New Roman"/>
+                <w:bCs/>
+                <w:sz w:val="24"/>
+                <w:szCs w:val="24"/>
+              </w:rPr>
+            </w:pPr>
+            <w:r>
+              <w:rPr>
+                <w:rFonts w:eastAsia="Times New Roman" w:cs="Times New Roman" w:ascii="Times New Roman" w:hAnsi="Times New Roman"/>
+                <w:bCs/>
+                <w:sz w:val="24"/>
+                <w:szCs w:val="24"/>
+              </w:rPr>
+              <w:t xml:space="preserve">            </w:t>
+            </w:r>
+            <w:r>
+              <w:rPr>
+                <w:rFonts w:eastAsia="Times New Roman" w:cs="Times New Roman" w:ascii="Times New Roman" w:hAnsi="Times New Roman"/>
+                <w:bCs/>
+                <w:sz w:val="24"/>
+                <w:szCs w:val="24"/>
+              </w:rPr>
+              <w:t>text-align: center;</w:t>
+            </w:r>
+          </w:p>
+          <w:p>
+            <w:pPr>
+              <w:pStyle w:val="Normal"/>
+              <w:widowControl/>
+              <w:suppressAutoHyphens w:val="true"/>
+              <w:spacing w:lineRule="auto" w:line="240" w:before="57" w:after="57"/>
+              <w:jc w:val="left"/>
+              <w:rPr>
+                <w:rFonts w:ascii="Times New Roman" w:hAnsi="Times New Roman" w:eastAsia="Times New Roman" w:cs="Times New Roman"/>
+                <w:bCs/>
+                <w:sz w:val="24"/>
+                <w:szCs w:val="24"/>
+              </w:rPr>
+            </w:pPr>
+            <w:r>
+              <w:rPr>
+                <w:rFonts w:eastAsia="Times New Roman" w:cs="Times New Roman" w:ascii="Times New Roman" w:hAnsi="Times New Roman"/>
+                <w:bCs/>
+                <w:sz w:val="24"/>
+                <w:szCs w:val="24"/>
+              </w:rPr>
+              <w:t xml:space="preserve">            </w:t>
+            </w:r>
+            <w:r>
+              <w:rPr>
+                <w:rFonts w:eastAsia="Times New Roman" w:cs="Times New Roman" w:ascii="Times New Roman" w:hAnsi="Times New Roman"/>
+                <w:bCs/>
+                <w:sz w:val="24"/>
+                <w:szCs w:val="24"/>
+              </w:rPr>
+              <w:t>width: 320px;</w:t>
+            </w:r>
+          </w:p>
+          <w:p>
+            <w:pPr>
+              <w:pStyle w:val="Normal"/>
+              <w:widowControl/>
+              <w:suppressAutoHyphens w:val="true"/>
+              <w:spacing w:lineRule="auto" w:line="240" w:before="57" w:after="57"/>
+              <w:jc w:val="left"/>
+              <w:rPr>
+                <w:rFonts w:ascii="Times New Roman" w:hAnsi="Times New Roman" w:eastAsia="Times New Roman" w:cs="Times New Roman"/>
+                <w:bCs/>
+                <w:sz w:val="24"/>
+                <w:szCs w:val="24"/>
+              </w:rPr>
+            </w:pPr>
+            <w:r>
+              <w:rPr>
+                <w:rFonts w:eastAsia="Times New Roman" w:cs="Times New Roman" w:ascii="Times New Roman" w:hAnsi="Times New Roman"/>
+                <w:bCs/>
+                <w:sz w:val="24"/>
+                <w:szCs w:val="24"/>
+              </w:rPr>
+              <w:t xml:space="preserve">        </w:t>
+            </w:r>
             <w:r>
               <w:rPr>
                 <w:rFonts w:eastAsia="Times New Roman" w:cs="Times New Roman" w:ascii="Times New Roman" w:hAnsi="Times New Roman"/>
@@ -3868,47 +4396,239 @@
                 <w:sz w:val="24"/>
                 <w:szCs w:val="24"/>
               </w:rPr>
-              <w:t>function getProductNames() {</w:t>
-            </w:r>
-          </w:p>
-          <w:p>
-            <w:pPr>
-              <w:pStyle w:val="Normal"/>
-              <w:widowControl/>
-              <w:suppressAutoHyphens w:val="true"/>
-              <w:spacing w:lineRule="auto" w:line="240" w:before="57" w:after="57"/>
-              <w:jc w:val="left"/>
-              <w:rPr>
-                <w:rFonts w:ascii="Times New Roman" w:hAnsi="Times New Roman" w:eastAsia="Times New Roman" w:cs="Times New Roman"/>
-                <w:bCs/>
-                <w:sz w:val="24"/>
-                <w:szCs w:val="24"/>
-              </w:rPr>
-            </w:pPr>
-            <w:r>
-              <w:rPr>
-                <w:rFonts w:eastAsia="Times New Roman" w:cs="Times New Roman" w:ascii="Times New Roman" w:hAnsi="Times New Roman"/>
-                <w:bCs/>
-                <w:sz w:val="24"/>
-                <w:szCs w:val="24"/>
-              </w:rPr>
-              <w:t>return cart.map(product =&gt; product.name);</w:t>
-            </w:r>
-          </w:p>
-          <w:p>
-            <w:pPr>
-              <w:pStyle w:val="Normal"/>
-              <w:widowControl/>
-              <w:suppressAutoHyphens w:val="true"/>
-              <w:spacing w:lineRule="auto" w:line="240" w:before="57" w:after="57"/>
-              <w:jc w:val="left"/>
-              <w:rPr>
-                <w:rFonts w:ascii="Times New Roman" w:hAnsi="Times New Roman" w:eastAsia="Times New Roman" w:cs="Times New Roman"/>
-                <w:bCs/>
-                <w:sz w:val="24"/>
-                <w:szCs w:val="24"/>
-              </w:rPr>
-            </w:pPr>
+              <w:t xml:space="preserve">        </w:t>
+            </w:r>
+            <w:r>
+              <w:rPr>
+                <w:rFonts w:eastAsia="Times New Roman" w:cs="Times New Roman" w:ascii="Times New Roman" w:hAnsi="Times New Roman"/>
+                <w:bCs/>
+                <w:sz w:val="24"/>
+                <w:szCs w:val="24"/>
+              </w:rPr>
+              <w:t>select, button {</w:t>
+            </w:r>
+          </w:p>
+          <w:p>
+            <w:pPr>
+              <w:pStyle w:val="Normal"/>
+              <w:widowControl/>
+              <w:suppressAutoHyphens w:val="true"/>
+              <w:spacing w:lineRule="auto" w:line="240" w:before="57" w:after="57"/>
+              <w:jc w:val="left"/>
+              <w:rPr>
+                <w:rFonts w:ascii="Times New Roman" w:hAnsi="Times New Roman" w:eastAsia="Times New Roman" w:cs="Times New Roman"/>
+                <w:bCs/>
+                <w:sz w:val="24"/>
+                <w:szCs w:val="24"/>
+              </w:rPr>
+            </w:pPr>
+            <w:r>
+              <w:rPr>
+                <w:rFonts w:eastAsia="Times New Roman" w:cs="Times New Roman" w:ascii="Times New Roman" w:hAnsi="Times New Roman"/>
+                <w:bCs/>
+                <w:sz w:val="24"/>
+                <w:szCs w:val="24"/>
+              </w:rPr>
+              <w:t xml:space="preserve">            </w:t>
+            </w:r>
+            <w:r>
+              <w:rPr>
+                <w:rFonts w:eastAsia="Times New Roman" w:cs="Times New Roman" w:ascii="Times New Roman" w:hAnsi="Times New Roman"/>
+                <w:bCs/>
+                <w:sz w:val="24"/>
+                <w:szCs w:val="24"/>
+              </w:rPr>
+              <w:t>width: 100%;</w:t>
+            </w:r>
+          </w:p>
+          <w:p>
+            <w:pPr>
+              <w:pStyle w:val="Normal"/>
+              <w:widowControl/>
+              <w:suppressAutoHyphens w:val="true"/>
+              <w:spacing w:lineRule="auto" w:line="240" w:before="57" w:after="57"/>
+              <w:jc w:val="left"/>
+              <w:rPr>
+                <w:rFonts w:ascii="Times New Roman" w:hAnsi="Times New Roman" w:eastAsia="Times New Roman" w:cs="Times New Roman"/>
+                <w:bCs/>
+                <w:sz w:val="24"/>
+                <w:szCs w:val="24"/>
+              </w:rPr>
+            </w:pPr>
+            <w:r>
+              <w:rPr>
+                <w:rFonts w:eastAsia="Times New Roman" w:cs="Times New Roman" w:ascii="Times New Roman" w:hAnsi="Times New Roman"/>
+                <w:bCs/>
+                <w:sz w:val="24"/>
+                <w:szCs w:val="24"/>
+              </w:rPr>
+              <w:t xml:space="preserve">            </w:t>
+            </w:r>
+            <w:r>
+              <w:rPr>
+                <w:rFonts w:eastAsia="Times New Roman" w:cs="Times New Roman" w:ascii="Times New Roman" w:hAnsi="Times New Roman"/>
+                <w:bCs/>
+                <w:sz w:val="24"/>
+                <w:szCs w:val="24"/>
+              </w:rPr>
+              <w:t>padding: 10px;</w:t>
+            </w:r>
+          </w:p>
+          <w:p>
+            <w:pPr>
+              <w:pStyle w:val="Normal"/>
+              <w:widowControl/>
+              <w:suppressAutoHyphens w:val="true"/>
+              <w:spacing w:lineRule="auto" w:line="240" w:before="57" w:after="57"/>
+              <w:jc w:val="left"/>
+              <w:rPr>
+                <w:rFonts w:ascii="Times New Roman" w:hAnsi="Times New Roman" w:eastAsia="Times New Roman" w:cs="Times New Roman"/>
+                <w:bCs/>
+                <w:sz w:val="24"/>
+                <w:szCs w:val="24"/>
+              </w:rPr>
+            </w:pPr>
+            <w:r>
+              <w:rPr>
+                <w:rFonts w:eastAsia="Times New Roman" w:cs="Times New Roman" w:ascii="Times New Roman" w:hAnsi="Times New Roman"/>
+                <w:bCs/>
+                <w:sz w:val="24"/>
+                <w:szCs w:val="24"/>
+              </w:rPr>
+              <w:t xml:space="preserve">            </w:t>
+            </w:r>
+            <w:r>
+              <w:rPr>
+                <w:rFonts w:eastAsia="Times New Roman" w:cs="Times New Roman" w:ascii="Times New Roman" w:hAnsi="Times New Roman"/>
+                <w:bCs/>
+                <w:sz w:val="24"/>
+                <w:szCs w:val="24"/>
+              </w:rPr>
+              <w:t>margin-top: 10px;</w:t>
+            </w:r>
+          </w:p>
+          <w:p>
+            <w:pPr>
+              <w:pStyle w:val="Normal"/>
+              <w:widowControl/>
+              <w:suppressAutoHyphens w:val="true"/>
+              <w:spacing w:lineRule="auto" w:line="240" w:before="57" w:after="57"/>
+              <w:jc w:val="left"/>
+              <w:rPr>
+                <w:rFonts w:ascii="Times New Roman" w:hAnsi="Times New Roman" w:eastAsia="Times New Roman" w:cs="Times New Roman"/>
+                <w:bCs/>
+                <w:sz w:val="24"/>
+                <w:szCs w:val="24"/>
+              </w:rPr>
+            </w:pPr>
+            <w:r>
+              <w:rPr>
+                <w:rFonts w:eastAsia="Times New Roman" w:cs="Times New Roman" w:ascii="Times New Roman" w:hAnsi="Times New Roman"/>
+                <w:bCs/>
+                <w:sz w:val="24"/>
+                <w:szCs w:val="24"/>
+              </w:rPr>
+              <w:t xml:space="preserve">            </w:t>
+            </w:r>
+            <w:r>
+              <w:rPr>
+                <w:rFonts w:eastAsia="Times New Roman" w:cs="Times New Roman" w:ascii="Times New Roman" w:hAnsi="Times New Roman"/>
+                <w:bCs/>
+                <w:sz w:val="24"/>
+                <w:szCs w:val="24"/>
+              </w:rPr>
+              <w:t>border-radius: 5px;</w:t>
+            </w:r>
+          </w:p>
+          <w:p>
+            <w:pPr>
+              <w:pStyle w:val="Normal"/>
+              <w:widowControl/>
+              <w:suppressAutoHyphens w:val="true"/>
+              <w:spacing w:lineRule="auto" w:line="240" w:before="57" w:after="57"/>
+              <w:jc w:val="left"/>
+              <w:rPr>
+                <w:rFonts w:ascii="Times New Roman" w:hAnsi="Times New Roman" w:eastAsia="Times New Roman" w:cs="Times New Roman"/>
+                <w:bCs/>
+                <w:sz w:val="24"/>
+                <w:szCs w:val="24"/>
+              </w:rPr>
+            </w:pPr>
+            <w:r>
+              <w:rPr>
+                <w:rFonts w:eastAsia="Times New Roman" w:cs="Times New Roman" w:ascii="Times New Roman" w:hAnsi="Times New Roman"/>
+                <w:bCs/>
+                <w:sz w:val="24"/>
+                <w:szCs w:val="24"/>
+              </w:rPr>
+              <w:t xml:space="preserve">            </w:t>
+            </w:r>
+            <w:r>
+              <w:rPr>
+                <w:rFonts w:eastAsia="Times New Roman" w:cs="Times New Roman" w:ascii="Times New Roman" w:hAnsi="Times New Roman"/>
+                <w:bCs/>
+                <w:sz w:val="24"/>
+                <w:szCs w:val="24"/>
+              </w:rPr>
+              <w:t>border: 1px solid #ccc;</w:t>
+            </w:r>
+          </w:p>
+          <w:p>
+            <w:pPr>
+              <w:pStyle w:val="Normal"/>
+              <w:widowControl/>
+              <w:suppressAutoHyphens w:val="true"/>
+              <w:spacing w:lineRule="auto" w:line="240" w:before="57" w:after="57"/>
+              <w:jc w:val="left"/>
+              <w:rPr>
+                <w:rFonts w:ascii="Times New Roman" w:hAnsi="Times New Roman" w:eastAsia="Times New Roman" w:cs="Times New Roman"/>
+                <w:bCs/>
+                <w:sz w:val="24"/>
+                <w:szCs w:val="24"/>
+              </w:rPr>
+            </w:pPr>
+            <w:r>
+              <w:rPr>
+                <w:rFonts w:eastAsia="Times New Roman" w:cs="Times New Roman" w:ascii="Times New Roman" w:hAnsi="Times New Roman"/>
+                <w:bCs/>
+                <w:sz w:val="24"/>
+                <w:szCs w:val="24"/>
+              </w:rPr>
+              <w:t xml:space="preserve">            </w:t>
+            </w:r>
+            <w:r>
+              <w:rPr>
+                <w:rFonts w:eastAsia="Times New Roman" w:cs="Times New Roman" w:ascii="Times New Roman" w:hAnsi="Times New Roman"/>
+                <w:bCs/>
+                <w:sz w:val="24"/>
+                <w:szCs w:val="24"/>
+              </w:rPr>
+              <w:t>font-size: 14px;</w:t>
+            </w:r>
+          </w:p>
+          <w:p>
+            <w:pPr>
+              <w:pStyle w:val="Normal"/>
+              <w:widowControl/>
+              <w:suppressAutoHyphens w:val="true"/>
+              <w:spacing w:lineRule="auto" w:line="240" w:before="57" w:after="57"/>
+              <w:jc w:val="left"/>
+              <w:rPr>
+                <w:rFonts w:ascii="Times New Roman" w:hAnsi="Times New Roman" w:eastAsia="Times New Roman" w:cs="Times New Roman"/>
+                <w:bCs/>
+                <w:sz w:val="24"/>
+                <w:szCs w:val="24"/>
+              </w:rPr>
+            </w:pPr>
+            <w:r>
+              <w:rPr>
+                <w:rFonts w:eastAsia="Times New Roman" w:cs="Times New Roman" w:ascii="Times New Roman" w:hAnsi="Times New Roman"/>
+                <w:bCs/>
+                <w:sz w:val="24"/>
+                <w:szCs w:val="24"/>
+              </w:rPr>
+              <w:t xml:space="preserve">        </w:t>
+            </w:r>
             <w:r>
               <w:rPr>
                 <w:rFonts w:eastAsia="Times New Roman" w:cs="Times New Roman" w:ascii="Times New Roman" w:hAnsi="Times New Roman"/>
@@ -3940,71 +4660,206 @@
                 <w:sz w:val="24"/>
                 <w:szCs w:val="24"/>
               </w:rPr>
-              <w:t>function calculateTotal() {</w:t>
-            </w:r>
-          </w:p>
-          <w:p>
-            <w:pPr>
-              <w:pStyle w:val="Normal"/>
-              <w:widowControl/>
-              <w:suppressAutoHyphens w:val="true"/>
-              <w:spacing w:lineRule="auto" w:line="240" w:before="57" w:after="57"/>
-              <w:jc w:val="left"/>
-              <w:rPr>
-                <w:rFonts w:ascii="Times New Roman" w:hAnsi="Times New Roman" w:eastAsia="Times New Roman" w:cs="Times New Roman"/>
-                <w:bCs/>
-                <w:sz w:val="24"/>
-                <w:szCs w:val="24"/>
-              </w:rPr>
-            </w:pPr>
-            <w:r>
-              <w:rPr>
-                <w:rFonts w:eastAsia="Times New Roman" w:cs="Times New Roman" w:ascii="Times New Roman" w:hAnsi="Times New Roman"/>
-                <w:bCs/>
-                <w:sz w:val="24"/>
-                <w:szCs w:val="24"/>
-              </w:rPr>
-              <w:t>return cart.reduce(</w:t>
-            </w:r>
-          </w:p>
-          <w:p>
-            <w:pPr>
-              <w:pStyle w:val="Normal"/>
-              <w:widowControl/>
-              <w:suppressAutoHyphens w:val="true"/>
-              <w:spacing w:lineRule="auto" w:line="240" w:before="57" w:after="57"/>
-              <w:jc w:val="left"/>
-              <w:rPr>
-                <w:rFonts w:ascii="Times New Roman" w:hAnsi="Times New Roman" w:eastAsia="Times New Roman" w:cs="Times New Roman"/>
-                <w:bCs/>
-                <w:sz w:val="24"/>
-                <w:szCs w:val="24"/>
-              </w:rPr>
-            </w:pPr>
-            <w:r>
-              <w:rPr>
-                <w:rFonts w:eastAsia="Times New Roman" w:cs="Times New Roman" w:ascii="Times New Roman" w:hAnsi="Times New Roman"/>
-                <w:bCs/>
-                <w:sz w:val="24"/>
-                <w:szCs w:val="24"/>
-              </w:rPr>
-              <w:t>(total, product) =&gt; total + product.price * product.quantity,0);</w:t>
-            </w:r>
-          </w:p>
-          <w:p>
-            <w:pPr>
-              <w:pStyle w:val="Normal"/>
-              <w:widowControl/>
-              <w:suppressAutoHyphens w:val="true"/>
-              <w:spacing w:lineRule="auto" w:line="240" w:before="57" w:after="57"/>
-              <w:jc w:val="left"/>
-              <w:rPr>
-                <w:rFonts w:ascii="Times New Roman" w:hAnsi="Times New Roman" w:eastAsia="Times New Roman" w:cs="Times New Roman"/>
-                <w:bCs/>
-                <w:sz w:val="24"/>
-                <w:szCs w:val="24"/>
-              </w:rPr>
-            </w:pPr>
+              <w:t xml:space="preserve">        </w:t>
+            </w:r>
+            <w:r>
+              <w:rPr>
+                <w:rFonts w:eastAsia="Times New Roman" w:cs="Times New Roman" w:ascii="Times New Roman" w:hAnsi="Times New Roman"/>
+                <w:bCs/>
+                <w:sz w:val="24"/>
+                <w:szCs w:val="24"/>
+              </w:rPr>
+              <w:t>button {</w:t>
+            </w:r>
+          </w:p>
+          <w:p>
+            <w:pPr>
+              <w:pStyle w:val="Normal"/>
+              <w:widowControl/>
+              <w:suppressAutoHyphens w:val="true"/>
+              <w:spacing w:lineRule="auto" w:line="240" w:before="57" w:after="57"/>
+              <w:jc w:val="left"/>
+              <w:rPr>
+                <w:rFonts w:ascii="Times New Roman" w:hAnsi="Times New Roman" w:eastAsia="Times New Roman" w:cs="Times New Roman"/>
+                <w:bCs/>
+                <w:sz w:val="24"/>
+                <w:szCs w:val="24"/>
+              </w:rPr>
+            </w:pPr>
+            <w:r>
+              <w:rPr>
+                <w:rFonts w:eastAsia="Times New Roman" w:cs="Times New Roman" w:ascii="Times New Roman" w:hAnsi="Times New Roman"/>
+                <w:bCs/>
+                <w:sz w:val="24"/>
+                <w:szCs w:val="24"/>
+              </w:rPr>
+              <w:t xml:space="preserve">            </w:t>
+            </w:r>
+            <w:r>
+              <w:rPr>
+                <w:rFonts w:eastAsia="Times New Roman" w:cs="Times New Roman" w:ascii="Times New Roman" w:hAnsi="Times New Roman"/>
+                <w:bCs/>
+                <w:sz w:val="24"/>
+                <w:szCs w:val="24"/>
+              </w:rPr>
+              <w:t>background-color: #3498db;</w:t>
+            </w:r>
+          </w:p>
+          <w:p>
+            <w:pPr>
+              <w:pStyle w:val="Normal"/>
+              <w:widowControl/>
+              <w:suppressAutoHyphens w:val="true"/>
+              <w:spacing w:lineRule="auto" w:line="240" w:before="57" w:after="57"/>
+              <w:jc w:val="left"/>
+              <w:rPr>
+                <w:rFonts w:ascii="Times New Roman" w:hAnsi="Times New Roman" w:eastAsia="Times New Roman" w:cs="Times New Roman"/>
+                <w:bCs/>
+                <w:sz w:val="24"/>
+                <w:szCs w:val="24"/>
+              </w:rPr>
+            </w:pPr>
+            <w:r>
+              <w:rPr>
+                <w:rFonts w:eastAsia="Times New Roman" w:cs="Times New Roman" w:ascii="Times New Roman" w:hAnsi="Times New Roman"/>
+                <w:bCs/>
+                <w:sz w:val="24"/>
+                <w:szCs w:val="24"/>
+              </w:rPr>
+              <w:t xml:space="preserve">            </w:t>
+            </w:r>
+            <w:r>
+              <w:rPr>
+                <w:rFonts w:eastAsia="Times New Roman" w:cs="Times New Roman" w:ascii="Times New Roman" w:hAnsi="Times New Roman"/>
+                <w:bCs/>
+                <w:sz w:val="24"/>
+                <w:szCs w:val="24"/>
+              </w:rPr>
+              <w:t>color: white;</w:t>
+            </w:r>
+          </w:p>
+          <w:p>
+            <w:pPr>
+              <w:pStyle w:val="Normal"/>
+              <w:widowControl/>
+              <w:suppressAutoHyphens w:val="true"/>
+              <w:spacing w:lineRule="auto" w:line="240" w:before="57" w:after="57"/>
+              <w:jc w:val="left"/>
+              <w:rPr>
+                <w:rFonts w:ascii="Times New Roman" w:hAnsi="Times New Roman" w:eastAsia="Times New Roman" w:cs="Times New Roman"/>
+                <w:bCs/>
+                <w:sz w:val="24"/>
+                <w:szCs w:val="24"/>
+              </w:rPr>
+            </w:pPr>
+            <w:r>
+              <w:rPr>
+                <w:rFonts w:eastAsia="Times New Roman" w:cs="Times New Roman" w:ascii="Times New Roman" w:hAnsi="Times New Roman"/>
+                <w:bCs/>
+                <w:sz w:val="24"/>
+                <w:szCs w:val="24"/>
+              </w:rPr>
+              <w:t xml:space="preserve">            </w:t>
+            </w:r>
+            <w:r>
+              <w:rPr>
+                <w:rFonts w:eastAsia="Times New Roman" w:cs="Times New Roman" w:ascii="Times New Roman" w:hAnsi="Times New Roman"/>
+                <w:bCs/>
+                <w:sz w:val="24"/>
+                <w:szCs w:val="24"/>
+              </w:rPr>
+              <w:t>border: none;</w:t>
+            </w:r>
+          </w:p>
+          <w:p>
+            <w:pPr>
+              <w:pStyle w:val="Normal"/>
+              <w:widowControl/>
+              <w:suppressAutoHyphens w:val="true"/>
+              <w:spacing w:lineRule="auto" w:line="240" w:before="57" w:after="57"/>
+              <w:jc w:val="left"/>
+              <w:rPr>
+                <w:rFonts w:ascii="Times New Roman" w:hAnsi="Times New Roman" w:eastAsia="Times New Roman" w:cs="Times New Roman"/>
+                <w:bCs/>
+                <w:sz w:val="24"/>
+                <w:szCs w:val="24"/>
+              </w:rPr>
+            </w:pPr>
+            <w:r>
+              <w:rPr>
+                <w:rFonts w:eastAsia="Times New Roman" w:cs="Times New Roman" w:ascii="Times New Roman" w:hAnsi="Times New Roman"/>
+                <w:bCs/>
+                <w:sz w:val="24"/>
+                <w:szCs w:val="24"/>
+              </w:rPr>
+              <w:t xml:space="preserve">            </w:t>
+            </w:r>
+            <w:r>
+              <w:rPr>
+                <w:rFonts w:eastAsia="Times New Roman" w:cs="Times New Roman" w:ascii="Times New Roman" w:hAnsi="Times New Roman"/>
+                <w:bCs/>
+                <w:sz w:val="24"/>
+                <w:szCs w:val="24"/>
+              </w:rPr>
+              <w:t>cursor: pointer;</w:t>
+            </w:r>
+          </w:p>
+          <w:p>
+            <w:pPr>
+              <w:pStyle w:val="Normal"/>
+              <w:widowControl/>
+              <w:suppressAutoHyphens w:val="true"/>
+              <w:spacing w:lineRule="auto" w:line="240" w:before="57" w:after="57"/>
+              <w:jc w:val="left"/>
+              <w:rPr>
+                <w:rFonts w:ascii="Times New Roman" w:hAnsi="Times New Roman" w:eastAsia="Times New Roman" w:cs="Times New Roman"/>
+                <w:bCs/>
+                <w:sz w:val="24"/>
+                <w:szCs w:val="24"/>
+              </w:rPr>
+            </w:pPr>
+            <w:r>
+              <w:rPr>
+                <w:rFonts w:eastAsia="Times New Roman" w:cs="Times New Roman" w:ascii="Times New Roman" w:hAnsi="Times New Roman"/>
+                <w:bCs/>
+                <w:sz w:val="24"/>
+                <w:szCs w:val="24"/>
+              </w:rPr>
+              <w:t xml:space="preserve">            </w:t>
+            </w:r>
+            <w:r>
+              <w:rPr>
+                <w:rFonts w:eastAsia="Times New Roman" w:cs="Times New Roman" w:ascii="Times New Roman" w:hAnsi="Times New Roman"/>
+                <w:bCs/>
+                <w:sz w:val="24"/>
+                <w:szCs w:val="24"/>
+              </w:rPr>
+              <w:t>font-weight: bold;</w:t>
+            </w:r>
+          </w:p>
+          <w:p>
+            <w:pPr>
+              <w:pStyle w:val="Normal"/>
+              <w:widowControl/>
+              <w:suppressAutoHyphens w:val="true"/>
+              <w:spacing w:lineRule="auto" w:line="240" w:before="57" w:after="57"/>
+              <w:jc w:val="left"/>
+              <w:rPr>
+                <w:rFonts w:ascii="Times New Roman" w:hAnsi="Times New Roman" w:eastAsia="Times New Roman" w:cs="Times New Roman"/>
+                <w:bCs/>
+                <w:sz w:val="24"/>
+                <w:szCs w:val="24"/>
+              </w:rPr>
+            </w:pPr>
+            <w:r>
+              <w:rPr>
+                <w:rFonts w:eastAsia="Times New Roman" w:cs="Times New Roman" w:ascii="Times New Roman" w:hAnsi="Times New Roman"/>
+                <w:bCs/>
+                <w:sz w:val="24"/>
+                <w:szCs w:val="24"/>
+              </w:rPr>
+              <w:t xml:space="preserve">        </w:t>
+            </w:r>
             <w:r>
               <w:rPr>
                 <w:rFonts w:eastAsia="Times New Roman" w:cs="Times New Roman" w:ascii="Times New Roman" w:hAnsi="Times New Roman"/>
@@ -4036,401 +4891,2094 @@
                 <w:sz w:val="24"/>
                 <w:szCs w:val="24"/>
               </w:rPr>
-            </w:r>
-          </w:p>
-          <w:p>
-            <w:pPr>
-              <w:pStyle w:val="Normal"/>
-              <w:widowControl/>
-              <w:suppressAutoHyphens w:val="true"/>
-              <w:spacing w:lineRule="auto" w:line="240" w:before="57" w:after="57"/>
-              <w:jc w:val="left"/>
-              <w:rPr>
-                <w:rFonts w:ascii="Times New Roman" w:hAnsi="Times New Roman" w:eastAsia="Times New Roman" w:cs="Times New Roman"/>
-                <w:bCs/>
-                <w:sz w:val="24"/>
-                <w:szCs w:val="24"/>
-              </w:rPr>
-            </w:pPr>
-            <w:r>
-              <w:rPr>
-                <w:rFonts w:eastAsia="Times New Roman" w:cs="Times New Roman" w:ascii="Times New Roman" w:hAnsi="Times New Roman"/>
-                <w:bCs/>
-                <w:sz w:val="24"/>
-                <w:szCs w:val="24"/>
-              </w:rPr>
-              <w:t>console.log(“Initial Cart:”);</w:t>
-            </w:r>
-          </w:p>
-          <w:p>
-            <w:pPr>
-              <w:pStyle w:val="Normal"/>
-              <w:widowControl/>
-              <w:suppressAutoHyphens w:val="true"/>
-              <w:spacing w:lineRule="auto" w:line="240" w:before="57" w:after="57"/>
-              <w:jc w:val="left"/>
-              <w:rPr>
-                <w:rFonts w:ascii="Times New Roman" w:hAnsi="Times New Roman" w:eastAsia="Times New Roman" w:cs="Times New Roman"/>
-                <w:bCs/>
-                <w:sz w:val="24"/>
-                <w:szCs w:val="24"/>
-              </w:rPr>
-            </w:pPr>
-            <w:r>
-              <w:rPr>
-                <w:rFonts w:eastAsia="Times New Roman" w:cs="Times New Roman" w:ascii="Times New Roman" w:hAnsi="Times New Roman"/>
-                <w:bCs/>
-                <w:sz w:val="24"/>
-                <w:szCs w:val="24"/>
-              </w:rPr>
-              <w:t>console.log(cart);</w:t>
-            </w:r>
-          </w:p>
-          <w:p>
-            <w:pPr>
-              <w:pStyle w:val="Normal"/>
-              <w:widowControl/>
-              <w:suppressAutoHyphens w:val="true"/>
-              <w:spacing w:lineRule="auto" w:line="240" w:before="57" w:after="57"/>
-              <w:jc w:val="left"/>
-              <w:rPr>
-                <w:rFonts w:ascii="Times New Roman" w:hAnsi="Times New Roman" w:eastAsia="Times New Roman" w:cs="Times New Roman"/>
-                <w:bCs/>
-                <w:sz w:val="24"/>
-                <w:szCs w:val="24"/>
-              </w:rPr>
-            </w:pPr>
-            <w:r>
-              <w:rPr>
-                <w:rFonts w:eastAsia="Times New Roman" w:cs="Times New Roman" w:ascii="Times New Roman" w:hAnsi="Times New Roman"/>
-                <w:bCs/>
-                <w:sz w:val="24"/>
-                <w:szCs w:val="24"/>
-              </w:rPr>
-              <w:t>addToCart({</w:t>
-            </w:r>
-          </w:p>
-          <w:p>
-            <w:pPr>
-              <w:pStyle w:val="Normal"/>
-              <w:widowControl/>
-              <w:suppressAutoHyphens w:val="true"/>
-              <w:spacing w:lineRule="auto" w:line="240" w:before="57" w:after="57"/>
-              <w:jc w:val="left"/>
-              <w:rPr>
-                <w:rFonts w:ascii="Times New Roman" w:hAnsi="Times New Roman" w:eastAsia="Times New Roman" w:cs="Times New Roman"/>
-                <w:bCs/>
-                <w:sz w:val="24"/>
-                <w:szCs w:val="24"/>
-              </w:rPr>
-            </w:pPr>
-            <w:r>
-              <w:rPr>
-                <w:rFonts w:eastAsia="Times New Roman" w:cs="Times New Roman" w:ascii="Times New Roman" w:hAnsi="Times New Roman"/>
-                <w:bCs/>
-                <w:sz w:val="24"/>
-                <w:szCs w:val="24"/>
-              </w:rPr>
-              <w:t>id: 4,</w:t>
-            </w:r>
-          </w:p>
-          <w:p>
-            <w:pPr>
-              <w:pStyle w:val="Normal"/>
-              <w:widowControl/>
-              <w:suppressAutoHyphens w:val="true"/>
-              <w:spacing w:lineRule="auto" w:line="240" w:before="57" w:after="57"/>
-              <w:jc w:val="left"/>
-              <w:rPr>
-                <w:rFonts w:ascii="Times New Roman" w:hAnsi="Times New Roman" w:eastAsia="Times New Roman" w:cs="Times New Roman"/>
-                <w:bCs/>
-                <w:sz w:val="24"/>
-                <w:szCs w:val="24"/>
-              </w:rPr>
-            </w:pPr>
-            <w:r>
-              <w:rPr>
-                <w:rFonts w:eastAsia="Times New Roman" w:cs="Times New Roman" w:ascii="Times New Roman" w:hAnsi="Times New Roman"/>
-                <w:bCs/>
-                <w:sz w:val="24"/>
-                <w:szCs w:val="24"/>
-              </w:rPr>
-              <w:t>name: “Headphones”,</w:t>
-            </w:r>
-          </w:p>
-          <w:p>
-            <w:pPr>
-              <w:pStyle w:val="Normal"/>
-              <w:widowControl/>
-              <w:suppressAutoHyphens w:val="true"/>
-              <w:spacing w:lineRule="auto" w:line="240" w:before="57" w:after="57"/>
-              <w:jc w:val="left"/>
-              <w:rPr>
-                <w:rFonts w:ascii="Times New Roman" w:hAnsi="Times New Roman" w:eastAsia="Times New Roman" w:cs="Times New Roman"/>
-                <w:bCs/>
-                <w:sz w:val="24"/>
-                <w:szCs w:val="24"/>
-              </w:rPr>
-            </w:pPr>
-            <w:r>
-              <w:rPr>
-                <w:rFonts w:eastAsia="Times New Roman" w:cs="Times New Roman" w:ascii="Times New Roman" w:hAnsi="Times New Roman"/>
-                <w:bCs/>
-                <w:sz w:val="24"/>
-                <w:szCs w:val="24"/>
-              </w:rPr>
-              <w:t>price: 2000,</w:t>
-            </w:r>
-          </w:p>
-          <w:p>
-            <w:pPr>
-              <w:pStyle w:val="Normal"/>
-              <w:widowControl/>
-              <w:suppressAutoHyphens w:val="true"/>
-              <w:spacing w:lineRule="auto" w:line="240" w:before="57" w:after="57"/>
-              <w:jc w:val="left"/>
-              <w:rPr>
-                <w:rFonts w:ascii="Times New Roman" w:hAnsi="Times New Roman" w:eastAsia="Times New Roman" w:cs="Times New Roman"/>
-                <w:bCs/>
-                <w:sz w:val="24"/>
-                <w:szCs w:val="24"/>
-              </w:rPr>
-            </w:pPr>
-            <w:r>
-              <w:rPr>
-                <w:rFonts w:eastAsia="Times New Roman" w:cs="Times New Roman" w:ascii="Times New Roman" w:hAnsi="Times New Roman"/>
-                <w:bCs/>
-                <w:sz w:val="24"/>
-                <w:szCs w:val="24"/>
-              </w:rPr>
-              <w:t>quantity: 1</w:t>
-            </w:r>
-          </w:p>
-          <w:p>
-            <w:pPr>
-              <w:pStyle w:val="Normal"/>
-              <w:widowControl/>
-              <w:suppressAutoHyphens w:val="true"/>
-              <w:spacing w:lineRule="auto" w:line="240" w:before="57" w:after="57"/>
-              <w:jc w:val="left"/>
-              <w:rPr>
-                <w:rFonts w:ascii="Times New Roman" w:hAnsi="Times New Roman" w:eastAsia="Times New Roman" w:cs="Times New Roman"/>
-                <w:bCs/>
-                <w:sz w:val="24"/>
-                <w:szCs w:val="24"/>
-              </w:rPr>
-            </w:pPr>
-            <w:r>
-              <w:rPr>
-                <w:rFonts w:eastAsia="Times New Roman" w:cs="Times New Roman" w:ascii="Times New Roman" w:hAnsi="Times New Roman"/>
-                <w:bCs/>
-                <w:sz w:val="24"/>
-                <w:szCs w:val="24"/>
-              </w:rPr>
-              <w:t>});</w:t>
-            </w:r>
-          </w:p>
-          <w:p>
-            <w:pPr>
-              <w:pStyle w:val="Normal"/>
-              <w:widowControl/>
-              <w:suppressAutoHyphens w:val="true"/>
-              <w:spacing w:lineRule="auto" w:line="240" w:before="57" w:after="57"/>
-              <w:jc w:val="left"/>
-              <w:rPr>
-                <w:rFonts w:ascii="Times New Roman" w:hAnsi="Times New Roman" w:eastAsia="Times New Roman" w:cs="Times New Roman"/>
-                <w:bCs/>
-                <w:sz w:val="24"/>
-                <w:szCs w:val="24"/>
-              </w:rPr>
-            </w:pPr>
-            <w:r>
-              <w:rPr>
-                <w:rFonts w:eastAsia="Times New Roman" w:cs="Times New Roman" w:ascii="Times New Roman" w:hAnsi="Times New Roman"/>
-                <w:bCs/>
-                <w:sz w:val="24"/>
-                <w:szCs w:val="24"/>
-              </w:rPr>
-              <w:t>console.log("\nCart after adding Headphones:");</w:t>
-            </w:r>
-          </w:p>
-          <w:p>
-            <w:pPr>
-              <w:pStyle w:val="Normal"/>
-              <w:widowControl/>
-              <w:suppressAutoHyphens w:val="true"/>
-              <w:spacing w:lineRule="auto" w:line="240" w:before="57" w:after="57"/>
-              <w:jc w:val="left"/>
-              <w:rPr>
-                <w:rFonts w:ascii="Times New Roman" w:hAnsi="Times New Roman" w:eastAsia="Times New Roman" w:cs="Times New Roman"/>
-                <w:bCs/>
-                <w:sz w:val="24"/>
-                <w:szCs w:val="24"/>
-              </w:rPr>
-            </w:pPr>
-            <w:r>
-              <w:rPr>
-                <w:rFonts w:eastAsia="Times New Roman" w:cs="Times New Roman" w:ascii="Times New Roman" w:hAnsi="Times New Roman"/>
-                <w:bCs/>
-                <w:sz w:val="24"/>
-                <w:szCs w:val="24"/>
-              </w:rPr>
-              <w:t>console.log(cart);</w:t>
-            </w:r>
-          </w:p>
-          <w:p>
-            <w:pPr>
-              <w:pStyle w:val="Normal"/>
-              <w:widowControl/>
-              <w:suppressAutoHyphens w:val="true"/>
-              <w:spacing w:lineRule="auto" w:line="240" w:before="57" w:after="57"/>
-              <w:jc w:val="left"/>
-              <w:rPr>
-                <w:rFonts w:ascii="Times New Roman" w:hAnsi="Times New Roman" w:eastAsia="Times New Roman" w:cs="Times New Roman"/>
-                <w:bCs/>
-                <w:sz w:val="24"/>
-                <w:szCs w:val="24"/>
-              </w:rPr>
-            </w:pPr>
-            <w:r>
-              <w:rPr>
-                <w:rFonts w:eastAsia="Times New Roman" w:cs="Times New Roman" w:ascii="Times New Roman" w:hAnsi="Times New Roman"/>
-                <w:bCs/>
-                <w:sz w:val="24"/>
-                <w:szCs w:val="24"/>
-              </w:rPr>
-              <w:t>removeItem(2);</w:t>
-            </w:r>
-          </w:p>
-          <w:p>
-            <w:pPr>
-              <w:pStyle w:val="Normal"/>
-              <w:widowControl/>
-              <w:suppressAutoHyphens w:val="true"/>
-              <w:spacing w:lineRule="auto" w:line="240" w:before="57" w:after="57"/>
-              <w:jc w:val="left"/>
-              <w:rPr>
-                <w:rFonts w:ascii="Times New Roman" w:hAnsi="Times New Roman" w:eastAsia="Times New Roman" w:cs="Times New Roman"/>
-                <w:bCs/>
-                <w:sz w:val="24"/>
-                <w:szCs w:val="24"/>
-              </w:rPr>
-            </w:pPr>
-            <w:r>
-              <w:rPr>
-                <w:rFonts w:eastAsia="Times New Roman" w:cs="Times New Roman" w:ascii="Times New Roman" w:hAnsi="Times New Roman"/>
-                <w:bCs/>
-                <w:sz w:val="24"/>
-                <w:szCs w:val="24"/>
-              </w:rPr>
-              <w:t>console.log("\nCart after removing Mouse:");</w:t>
-            </w:r>
-          </w:p>
-          <w:p>
-            <w:pPr>
-              <w:pStyle w:val="Normal"/>
-              <w:widowControl/>
-              <w:suppressAutoHyphens w:val="true"/>
-              <w:spacing w:lineRule="auto" w:line="240" w:before="57" w:after="57"/>
-              <w:jc w:val="left"/>
-              <w:rPr>
-                <w:rFonts w:ascii="Times New Roman" w:hAnsi="Times New Roman" w:eastAsia="Times New Roman" w:cs="Times New Roman"/>
-                <w:bCs/>
-                <w:sz w:val="24"/>
-                <w:szCs w:val="24"/>
-              </w:rPr>
-            </w:pPr>
-            <w:r>
-              <w:rPr>
-                <w:rFonts w:eastAsia="Times New Roman" w:cs="Times New Roman" w:ascii="Times New Roman" w:hAnsi="Times New Roman"/>
-                <w:bCs/>
-                <w:sz w:val="24"/>
-                <w:szCs w:val="24"/>
-              </w:rPr>
-              <w:t>console.log(cart);</w:t>
-            </w:r>
-          </w:p>
-          <w:p>
-            <w:pPr>
-              <w:pStyle w:val="Normal"/>
-              <w:widowControl/>
-              <w:suppressAutoHyphens w:val="true"/>
-              <w:spacing w:lineRule="auto" w:line="240" w:before="57" w:after="57"/>
-              <w:jc w:val="left"/>
-              <w:rPr>
-                <w:rFonts w:ascii="Times New Roman" w:hAnsi="Times New Roman" w:eastAsia="Times New Roman" w:cs="Times New Roman"/>
-                <w:bCs/>
-                <w:sz w:val="24"/>
-                <w:szCs w:val="24"/>
-              </w:rPr>
-            </w:pPr>
-            <w:r>
-              <w:rPr>
-                <w:rFonts w:eastAsia="Times New Roman" w:cs="Times New Roman" w:ascii="Times New Roman" w:hAnsi="Times New Roman"/>
-                <w:bCs/>
-                <w:sz w:val="24"/>
-                <w:szCs w:val="24"/>
-              </w:rPr>
-              <w:t>console.log("\nProduct Names:");</w:t>
-            </w:r>
-          </w:p>
-          <w:p>
-            <w:pPr>
-              <w:pStyle w:val="Normal"/>
-              <w:widowControl/>
-              <w:suppressAutoHyphens w:val="true"/>
-              <w:spacing w:lineRule="auto" w:line="240" w:before="57" w:after="57"/>
-              <w:jc w:val="left"/>
-              <w:rPr>
-                <w:rFonts w:ascii="Times New Roman" w:hAnsi="Times New Roman" w:eastAsia="Times New Roman" w:cs="Times New Roman"/>
-                <w:bCs/>
-                <w:sz w:val="24"/>
-                <w:szCs w:val="24"/>
-              </w:rPr>
-            </w:pPr>
-            <w:r>
-              <w:rPr>
-                <w:rFonts w:eastAsia="Times New Roman" w:cs="Times New Roman" w:ascii="Times New Roman" w:hAnsi="Times New Roman"/>
-                <w:bCs/>
-                <w:sz w:val="24"/>
-                <w:szCs w:val="24"/>
-              </w:rPr>
-              <w:t>console.log(getProductNames());</w:t>
-            </w:r>
-          </w:p>
-          <w:p>
-            <w:pPr>
-              <w:pStyle w:val="Normal"/>
-              <w:widowControl/>
-              <w:suppressAutoHyphens w:val="true"/>
-              <w:spacing w:lineRule="auto" w:line="240" w:before="57" w:after="57"/>
-              <w:jc w:val="left"/>
-              <w:rPr>
-                <w:rFonts w:ascii="Times New Roman" w:hAnsi="Times New Roman" w:eastAsia="Times New Roman" w:cs="Times New Roman"/>
-                <w:bCs/>
-                <w:sz w:val="24"/>
-                <w:szCs w:val="24"/>
-              </w:rPr>
-            </w:pPr>
-            <w:r>
-              <w:rPr>
-                <w:rFonts w:eastAsia="Times New Roman" w:cs="Times New Roman" w:ascii="Times New Roman" w:hAnsi="Times New Roman"/>
-                <w:bCs/>
-                <w:sz w:val="24"/>
-                <w:szCs w:val="24"/>
-              </w:rPr>
-              <w:t>console.log("\nTotal Price: ₹" + calculateTotal());</w:t>
+              <w:t xml:space="preserve">        </w:t>
+            </w:r>
+            <w:r>
+              <w:rPr>
+                <w:rFonts w:eastAsia="Times New Roman" w:cs="Times New Roman" w:ascii="Times New Roman" w:hAnsi="Times New Roman"/>
+                <w:bCs/>
+                <w:sz w:val="24"/>
+                <w:szCs w:val="24"/>
+              </w:rPr>
+              <w:t>button:hover {</w:t>
+            </w:r>
+          </w:p>
+          <w:p>
+            <w:pPr>
+              <w:pStyle w:val="Normal"/>
+              <w:widowControl/>
+              <w:suppressAutoHyphens w:val="true"/>
+              <w:spacing w:lineRule="auto" w:line="240" w:before="57" w:after="57"/>
+              <w:jc w:val="left"/>
+              <w:rPr>
+                <w:rFonts w:ascii="Times New Roman" w:hAnsi="Times New Roman" w:eastAsia="Times New Roman" w:cs="Times New Roman"/>
+                <w:bCs/>
+                <w:sz w:val="24"/>
+                <w:szCs w:val="24"/>
+              </w:rPr>
+            </w:pPr>
+            <w:r>
+              <w:rPr>
+                <w:rFonts w:eastAsia="Times New Roman" w:cs="Times New Roman" w:ascii="Times New Roman" w:hAnsi="Times New Roman"/>
+                <w:bCs/>
+                <w:sz w:val="24"/>
+                <w:szCs w:val="24"/>
+              </w:rPr>
+              <w:t xml:space="preserve">            </w:t>
+            </w:r>
+            <w:r>
+              <w:rPr>
+                <w:rFonts w:eastAsia="Times New Roman" w:cs="Times New Roman" w:ascii="Times New Roman" w:hAnsi="Times New Roman"/>
+                <w:bCs/>
+                <w:sz w:val="24"/>
+                <w:szCs w:val="24"/>
+              </w:rPr>
+              <w:t>background-color: #2980b9;</w:t>
+            </w:r>
+          </w:p>
+          <w:p>
+            <w:pPr>
+              <w:pStyle w:val="Normal"/>
+              <w:widowControl/>
+              <w:suppressAutoHyphens w:val="true"/>
+              <w:spacing w:lineRule="auto" w:line="240" w:before="57" w:after="57"/>
+              <w:jc w:val="left"/>
+              <w:rPr>
+                <w:rFonts w:ascii="Times New Roman" w:hAnsi="Times New Roman" w:eastAsia="Times New Roman" w:cs="Times New Roman"/>
+                <w:bCs/>
+                <w:sz w:val="24"/>
+                <w:szCs w:val="24"/>
+              </w:rPr>
+            </w:pPr>
+            <w:r>
+              <w:rPr>
+                <w:rFonts w:eastAsia="Times New Roman" w:cs="Times New Roman" w:ascii="Times New Roman" w:hAnsi="Times New Roman"/>
+                <w:bCs/>
+                <w:sz w:val="24"/>
+                <w:szCs w:val="24"/>
+              </w:rPr>
+              <w:t xml:space="preserve">        </w:t>
+            </w:r>
+            <w:r>
+              <w:rPr>
+                <w:rFonts w:eastAsia="Times New Roman" w:cs="Times New Roman" w:ascii="Times New Roman" w:hAnsi="Times New Roman"/>
+                <w:bCs/>
+                <w:sz w:val="24"/>
+                <w:szCs w:val="24"/>
+              </w:rPr>
+              <w:t>}</w:t>
+            </w:r>
+          </w:p>
+          <w:p>
+            <w:pPr>
+              <w:pStyle w:val="Normal"/>
+              <w:widowControl/>
+              <w:suppressAutoHyphens w:val="true"/>
+              <w:spacing w:lineRule="auto" w:line="240" w:before="57" w:after="57"/>
+              <w:jc w:val="left"/>
+              <w:rPr>
+                <w:rFonts w:ascii="Times New Roman" w:hAnsi="Times New Roman" w:eastAsia="Times New Roman" w:cs="Times New Roman"/>
+                <w:bCs/>
+                <w:sz w:val="24"/>
+                <w:szCs w:val="24"/>
+              </w:rPr>
+            </w:pPr>
+            <w:r>
+              <w:rPr>
+                <w:rFonts w:eastAsia="Times New Roman" w:cs="Times New Roman" w:ascii="Times New Roman" w:hAnsi="Times New Roman"/>
+                <w:bCs/>
+                <w:sz w:val="24"/>
+                <w:szCs w:val="24"/>
+              </w:rPr>
+              <w:t xml:space="preserve">        </w:t>
+            </w:r>
+            <w:r>
+              <w:rPr>
+                <w:rFonts w:eastAsia="Times New Roman" w:cs="Times New Roman" w:ascii="Times New Roman" w:hAnsi="Times New Roman"/>
+                <w:bCs/>
+                <w:sz w:val="24"/>
+                <w:szCs w:val="24"/>
+              </w:rPr>
+              <w:t>.result {</w:t>
+            </w:r>
+          </w:p>
+          <w:p>
+            <w:pPr>
+              <w:pStyle w:val="Normal"/>
+              <w:widowControl/>
+              <w:suppressAutoHyphens w:val="true"/>
+              <w:spacing w:lineRule="auto" w:line="240" w:before="57" w:after="57"/>
+              <w:jc w:val="left"/>
+              <w:rPr>
+                <w:rFonts w:ascii="Times New Roman" w:hAnsi="Times New Roman" w:eastAsia="Times New Roman" w:cs="Times New Roman"/>
+                <w:bCs/>
+                <w:sz w:val="24"/>
+                <w:szCs w:val="24"/>
+              </w:rPr>
+            </w:pPr>
+            <w:r>
+              <w:rPr>
+                <w:rFonts w:eastAsia="Times New Roman" w:cs="Times New Roman" w:ascii="Times New Roman" w:hAnsi="Times New Roman"/>
+                <w:bCs/>
+                <w:sz w:val="24"/>
+                <w:szCs w:val="24"/>
+              </w:rPr>
+              <w:t xml:space="preserve">            </w:t>
+            </w:r>
+            <w:r>
+              <w:rPr>
+                <w:rFonts w:eastAsia="Times New Roman" w:cs="Times New Roman" w:ascii="Times New Roman" w:hAnsi="Times New Roman"/>
+                <w:bCs/>
+                <w:sz w:val="24"/>
+                <w:szCs w:val="24"/>
+              </w:rPr>
+              <w:t>margin-top: 20px;</w:t>
+            </w:r>
+          </w:p>
+          <w:p>
+            <w:pPr>
+              <w:pStyle w:val="Normal"/>
+              <w:widowControl/>
+              <w:suppressAutoHyphens w:val="true"/>
+              <w:spacing w:lineRule="auto" w:line="240" w:before="57" w:after="57"/>
+              <w:jc w:val="left"/>
+              <w:rPr>
+                <w:rFonts w:ascii="Times New Roman" w:hAnsi="Times New Roman" w:eastAsia="Times New Roman" w:cs="Times New Roman"/>
+                <w:bCs/>
+                <w:sz w:val="24"/>
+                <w:szCs w:val="24"/>
+              </w:rPr>
+            </w:pPr>
+            <w:r>
+              <w:rPr>
+                <w:rFonts w:eastAsia="Times New Roman" w:cs="Times New Roman" w:ascii="Times New Roman" w:hAnsi="Times New Roman"/>
+                <w:bCs/>
+                <w:sz w:val="24"/>
+                <w:szCs w:val="24"/>
+              </w:rPr>
+              <w:t xml:space="preserve">            </w:t>
+            </w:r>
+            <w:r>
+              <w:rPr>
+                <w:rFonts w:eastAsia="Times New Roman" w:cs="Times New Roman" w:ascii="Times New Roman" w:hAnsi="Times New Roman"/>
+                <w:bCs/>
+                <w:sz w:val="24"/>
+                <w:szCs w:val="24"/>
+              </w:rPr>
+              <w:t>font-size: 16px;</w:t>
+            </w:r>
+          </w:p>
+          <w:p>
+            <w:pPr>
+              <w:pStyle w:val="Normal"/>
+              <w:widowControl/>
+              <w:suppressAutoHyphens w:val="true"/>
+              <w:spacing w:lineRule="auto" w:line="240" w:before="57" w:after="57"/>
+              <w:jc w:val="left"/>
+              <w:rPr>
+                <w:rFonts w:ascii="Times New Roman" w:hAnsi="Times New Roman" w:eastAsia="Times New Roman" w:cs="Times New Roman"/>
+                <w:bCs/>
+                <w:sz w:val="24"/>
+                <w:szCs w:val="24"/>
+              </w:rPr>
+            </w:pPr>
+            <w:r>
+              <w:rPr>
+                <w:rFonts w:eastAsia="Times New Roman" w:cs="Times New Roman" w:ascii="Times New Roman" w:hAnsi="Times New Roman"/>
+                <w:bCs/>
+                <w:sz w:val="24"/>
+                <w:szCs w:val="24"/>
+              </w:rPr>
+              <w:t xml:space="preserve">            </w:t>
+            </w:r>
+            <w:r>
+              <w:rPr>
+                <w:rFonts w:eastAsia="Times New Roman" w:cs="Times New Roman" w:ascii="Times New Roman" w:hAnsi="Times New Roman"/>
+                <w:bCs/>
+                <w:sz w:val="24"/>
+                <w:szCs w:val="24"/>
+              </w:rPr>
+              <w:t>color: #2c3e50;</w:t>
+            </w:r>
+          </w:p>
+          <w:p>
+            <w:pPr>
+              <w:pStyle w:val="Normal"/>
+              <w:widowControl/>
+              <w:suppressAutoHyphens w:val="true"/>
+              <w:spacing w:lineRule="auto" w:line="240" w:before="57" w:after="57"/>
+              <w:jc w:val="left"/>
+              <w:rPr>
+                <w:rFonts w:ascii="Times New Roman" w:hAnsi="Times New Roman" w:eastAsia="Times New Roman" w:cs="Times New Roman"/>
+                <w:bCs/>
+                <w:sz w:val="24"/>
+                <w:szCs w:val="24"/>
+              </w:rPr>
+            </w:pPr>
+            <w:r>
+              <w:rPr>
+                <w:rFonts w:eastAsia="Times New Roman" w:cs="Times New Roman" w:ascii="Times New Roman" w:hAnsi="Times New Roman"/>
+                <w:bCs/>
+                <w:sz w:val="24"/>
+                <w:szCs w:val="24"/>
+              </w:rPr>
+              <w:t xml:space="preserve">        </w:t>
+            </w:r>
+            <w:r>
+              <w:rPr>
+                <w:rFonts w:eastAsia="Times New Roman" w:cs="Times New Roman" w:ascii="Times New Roman" w:hAnsi="Times New Roman"/>
+                <w:bCs/>
+                <w:sz w:val="24"/>
+                <w:szCs w:val="24"/>
+              </w:rPr>
+              <w:t>}</w:t>
+            </w:r>
+          </w:p>
+          <w:p>
+            <w:pPr>
+              <w:pStyle w:val="Normal"/>
+              <w:widowControl/>
+              <w:suppressAutoHyphens w:val="true"/>
+              <w:spacing w:lineRule="auto" w:line="240" w:before="57" w:after="57"/>
+              <w:jc w:val="left"/>
+              <w:rPr>
+                <w:rFonts w:ascii="Times New Roman" w:hAnsi="Times New Roman" w:eastAsia="Times New Roman" w:cs="Times New Roman"/>
+                <w:bCs/>
+                <w:sz w:val="24"/>
+                <w:szCs w:val="24"/>
+              </w:rPr>
+            </w:pPr>
+            <w:r>
+              <w:rPr>
+                <w:rFonts w:eastAsia="Times New Roman" w:cs="Times New Roman" w:ascii="Times New Roman" w:hAnsi="Times New Roman"/>
+                <w:bCs/>
+                <w:sz w:val="24"/>
+                <w:szCs w:val="24"/>
+              </w:rPr>
+              <w:t xml:space="preserve">    </w:t>
+            </w:r>
+            <w:r>
+              <w:rPr>
+                <w:rFonts w:eastAsia="Times New Roman" w:cs="Times New Roman" w:ascii="Times New Roman" w:hAnsi="Times New Roman"/>
+                <w:bCs/>
+                <w:sz w:val="24"/>
+                <w:szCs w:val="24"/>
+              </w:rPr>
+              <w:t>&lt;/style&gt;</w:t>
+            </w:r>
+          </w:p>
+          <w:p>
+            <w:pPr>
+              <w:pStyle w:val="Normal"/>
+              <w:widowControl/>
+              <w:suppressAutoHyphens w:val="true"/>
+              <w:spacing w:lineRule="auto" w:line="240" w:before="57" w:after="57"/>
+              <w:jc w:val="left"/>
+              <w:rPr>
+                <w:rFonts w:ascii="Times New Roman" w:hAnsi="Times New Roman" w:eastAsia="Times New Roman" w:cs="Times New Roman"/>
+                <w:bCs/>
+                <w:sz w:val="24"/>
+                <w:szCs w:val="24"/>
+              </w:rPr>
+            </w:pPr>
+            <w:r>
+              <w:rPr>
+                <w:rFonts w:eastAsia="Times New Roman" w:cs="Times New Roman" w:ascii="Times New Roman" w:hAnsi="Times New Roman"/>
+                <w:bCs/>
+                <w:sz w:val="24"/>
+                <w:szCs w:val="24"/>
+              </w:rPr>
+              <w:t>&lt;/head&gt;</w:t>
+            </w:r>
+          </w:p>
+          <w:p>
+            <w:pPr>
+              <w:pStyle w:val="Normal"/>
+              <w:widowControl/>
+              <w:suppressAutoHyphens w:val="true"/>
+              <w:spacing w:lineRule="auto" w:line="240" w:before="57" w:after="57"/>
+              <w:jc w:val="left"/>
+              <w:rPr>
+                <w:rFonts w:ascii="Times New Roman" w:hAnsi="Times New Roman" w:eastAsia="Times New Roman" w:cs="Times New Roman"/>
+                <w:bCs/>
+                <w:sz w:val="24"/>
+                <w:szCs w:val="24"/>
+              </w:rPr>
+            </w:pPr>
+            <w:r>
+              <w:rPr>
+                <w:rFonts w:eastAsia="Times New Roman" w:cs="Times New Roman" w:ascii="Times New Roman" w:hAnsi="Times New Roman"/>
+                <w:bCs/>
+                <w:sz w:val="24"/>
+                <w:szCs w:val="24"/>
+              </w:rPr>
+              <w:t>&lt;body&gt;</w:t>
+            </w:r>
+          </w:p>
+          <w:p>
+            <w:pPr>
+              <w:pStyle w:val="Normal"/>
+              <w:widowControl/>
+              <w:suppressAutoHyphens w:val="true"/>
+              <w:spacing w:lineRule="auto" w:line="240" w:before="57" w:after="57"/>
+              <w:jc w:val="left"/>
+              <w:rPr>
+                <w:rFonts w:ascii="Times New Roman" w:hAnsi="Times New Roman" w:eastAsia="Times New Roman" w:cs="Times New Roman"/>
+                <w:bCs/>
+                <w:sz w:val="24"/>
+                <w:szCs w:val="24"/>
+              </w:rPr>
+            </w:pPr>
+            <w:r>
+              <w:rPr>
+                <w:sz w:val="22"/>
+              </w:rPr>
+            </w:r>
+          </w:p>
+          <w:p>
+            <w:pPr>
+              <w:pStyle w:val="Normal"/>
+              <w:widowControl/>
+              <w:suppressAutoHyphens w:val="true"/>
+              <w:spacing w:lineRule="auto" w:line="240" w:before="57" w:after="57"/>
+              <w:jc w:val="left"/>
+              <w:rPr>
+                <w:rFonts w:ascii="Times New Roman" w:hAnsi="Times New Roman" w:eastAsia="Times New Roman" w:cs="Times New Roman"/>
+                <w:bCs/>
+                <w:sz w:val="24"/>
+                <w:szCs w:val="24"/>
+              </w:rPr>
+            </w:pPr>
+            <w:r>
+              <w:rPr>
+                <w:rFonts w:eastAsia="Times New Roman" w:cs="Times New Roman" w:ascii="Times New Roman" w:hAnsi="Times New Roman"/>
+                <w:bCs/>
+                <w:sz w:val="24"/>
+                <w:szCs w:val="24"/>
+              </w:rPr>
+              <w:t xml:space="preserve">    </w:t>
+            </w:r>
+            <w:r>
+              <w:rPr>
+                <w:rFonts w:eastAsia="Times New Roman" w:cs="Times New Roman" w:ascii="Times New Roman" w:hAnsi="Times New Roman"/>
+                <w:bCs/>
+                <w:sz w:val="24"/>
+                <w:szCs w:val="24"/>
+              </w:rPr>
+              <w:t>&lt;div class="card"&gt;</w:t>
+            </w:r>
+          </w:p>
+          <w:p>
+            <w:pPr>
+              <w:pStyle w:val="Normal"/>
+              <w:widowControl/>
+              <w:suppressAutoHyphens w:val="true"/>
+              <w:spacing w:lineRule="auto" w:line="240" w:before="57" w:after="57"/>
+              <w:jc w:val="left"/>
+              <w:rPr>
+                <w:rFonts w:ascii="Times New Roman" w:hAnsi="Times New Roman" w:eastAsia="Times New Roman" w:cs="Times New Roman"/>
+                <w:bCs/>
+                <w:sz w:val="24"/>
+                <w:szCs w:val="24"/>
+              </w:rPr>
+            </w:pPr>
+            <w:r>
+              <w:rPr>
+                <w:rFonts w:eastAsia="Times New Roman" w:cs="Times New Roman" w:ascii="Times New Roman" w:hAnsi="Times New Roman"/>
+                <w:bCs/>
+                <w:sz w:val="24"/>
+                <w:szCs w:val="24"/>
+              </w:rPr>
+              <w:t xml:space="preserve">        </w:t>
+            </w:r>
+            <w:r>
+              <w:rPr>
+                <w:rFonts w:eastAsia="Times New Roman" w:cs="Times New Roman" w:ascii="Times New Roman" w:hAnsi="Times New Roman"/>
+                <w:bCs/>
+                <w:sz w:val="24"/>
+                <w:szCs w:val="24"/>
+              </w:rPr>
+              <w:t>&lt;h2&gt;Live Weather Search&lt;/h2&gt;</w:t>
+            </w:r>
+          </w:p>
+          <w:p>
+            <w:pPr>
+              <w:pStyle w:val="Normal"/>
+              <w:widowControl/>
+              <w:suppressAutoHyphens w:val="true"/>
+              <w:spacing w:lineRule="auto" w:line="240" w:before="57" w:after="57"/>
+              <w:jc w:val="left"/>
+              <w:rPr>
+                <w:rFonts w:ascii="Times New Roman" w:hAnsi="Times New Roman" w:eastAsia="Times New Roman" w:cs="Times New Roman"/>
+                <w:bCs/>
+                <w:sz w:val="24"/>
+                <w:szCs w:val="24"/>
+              </w:rPr>
+            </w:pPr>
+            <w:r>
+              <w:rPr>
+                <w:rFonts w:eastAsia="Times New Roman" w:cs="Times New Roman" w:ascii="Times New Roman" w:hAnsi="Times New Roman"/>
+                <w:bCs/>
+                <w:sz w:val="24"/>
+                <w:szCs w:val="24"/>
+              </w:rPr>
+              <w:t xml:space="preserve">        </w:t>
+            </w:r>
+          </w:p>
+          <w:p>
+            <w:pPr>
+              <w:pStyle w:val="Normal"/>
+              <w:widowControl/>
+              <w:suppressAutoHyphens w:val="true"/>
+              <w:spacing w:lineRule="auto" w:line="240" w:before="57" w:after="57"/>
+              <w:jc w:val="left"/>
+              <w:rPr>
+                <w:rFonts w:ascii="Times New Roman" w:hAnsi="Times New Roman" w:eastAsia="Times New Roman" w:cs="Times New Roman"/>
+                <w:bCs/>
+                <w:sz w:val="24"/>
+                <w:szCs w:val="24"/>
+              </w:rPr>
+            </w:pPr>
+            <w:r>
+              <w:rPr>
+                <w:rFonts w:eastAsia="Times New Roman" w:cs="Times New Roman" w:ascii="Times New Roman" w:hAnsi="Times New Roman"/>
+                <w:bCs/>
+                <w:sz w:val="24"/>
+                <w:szCs w:val="24"/>
+              </w:rPr>
+              <w:t xml:space="preserve">        </w:t>
+            </w:r>
+            <w:r>
+              <w:rPr>
+                <w:rFonts w:eastAsia="Times New Roman" w:cs="Times New Roman" w:ascii="Times New Roman" w:hAnsi="Times New Roman"/>
+                <w:bCs/>
+                <w:sz w:val="24"/>
+                <w:szCs w:val="24"/>
+              </w:rPr>
+              <w:t>&lt;label for="citySelect"&gt;Choose a City:&lt;/label&gt;</w:t>
+            </w:r>
+          </w:p>
+          <w:p>
+            <w:pPr>
+              <w:pStyle w:val="Normal"/>
+              <w:widowControl/>
+              <w:suppressAutoHyphens w:val="true"/>
+              <w:spacing w:lineRule="auto" w:line="240" w:before="57" w:after="57"/>
+              <w:jc w:val="left"/>
+              <w:rPr>
+                <w:rFonts w:ascii="Times New Roman" w:hAnsi="Times New Roman" w:eastAsia="Times New Roman" w:cs="Times New Roman"/>
+                <w:bCs/>
+                <w:sz w:val="24"/>
+                <w:szCs w:val="24"/>
+              </w:rPr>
+            </w:pPr>
+            <w:r>
+              <w:rPr>
+                <w:rFonts w:eastAsia="Times New Roman" w:cs="Times New Roman" w:ascii="Times New Roman" w:hAnsi="Times New Roman"/>
+                <w:bCs/>
+                <w:sz w:val="24"/>
+                <w:szCs w:val="24"/>
+              </w:rPr>
+              <w:t xml:space="preserve">        </w:t>
+            </w:r>
+            <w:r>
+              <w:rPr>
+                <w:rFonts w:eastAsia="Times New Roman" w:cs="Times New Roman" w:ascii="Times New Roman" w:hAnsi="Times New Roman"/>
+                <w:bCs/>
+                <w:sz w:val="24"/>
+                <w:szCs w:val="24"/>
+              </w:rPr>
+              <w:t>&lt;select id="citySelect"&gt;</w:t>
+            </w:r>
+          </w:p>
+          <w:p>
+            <w:pPr>
+              <w:pStyle w:val="Normal"/>
+              <w:widowControl/>
+              <w:suppressAutoHyphens w:val="true"/>
+              <w:spacing w:lineRule="auto" w:line="240" w:before="57" w:after="57"/>
+              <w:jc w:val="left"/>
+              <w:rPr>
+                <w:rFonts w:ascii="Times New Roman" w:hAnsi="Times New Roman" w:eastAsia="Times New Roman" w:cs="Times New Roman"/>
+                <w:bCs/>
+                <w:sz w:val="24"/>
+                <w:szCs w:val="24"/>
+              </w:rPr>
+            </w:pPr>
+            <w:r>
+              <w:rPr>
+                <w:rFonts w:eastAsia="Times New Roman" w:cs="Times New Roman" w:ascii="Times New Roman" w:hAnsi="Times New Roman"/>
+                <w:bCs/>
+                <w:sz w:val="24"/>
+                <w:szCs w:val="24"/>
+              </w:rPr>
+              <w:t xml:space="preserve">            </w:t>
+            </w:r>
+            <w:r>
+              <w:rPr>
+                <w:rFonts w:eastAsia="Times New Roman" w:cs="Times New Roman" w:ascii="Times New Roman" w:hAnsi="Times New Roman"/>
+                <w:bCs/>
+                <w:sz w:val="24"/>
+                <w:szCs w:val="24"/>
+              </w:rPr>
+              <w:t>&lt;option value="21.1458,79.0882"&gt;Nagpur&lt;/option&gt;</w:t>
+            </w:r>
+          </w:p>
+          <w:p>
+            <w:pPr>
+              <w:pStyle w:val="Normal"/>
+              <w:widowControl/>
+              <w:suppressAutoHyphens w:val="true"/>
+              <w:spacing w:lineRule="auto" w:line="240" w:before="57" w:after="57"/>
+              <w:jc w:val="left"/>
+              <w:rPr>
+                <w:rFonts w:ascii="Times New Roman" w:hAnsi="Times New Roman" w:eastAsia="Times New Roman" w:cs="Times New Roman"/>
+                <w:bCs/>
+                <w:sz w:val="24"/>
+                <w:szCs w:val="24"/>
+              </w:rPr>
+            </w:pPr>
+            <w:r>
+              <w:rPr>
+                <w:rFonts w:eastAsia="Times New Roman" w:cs="Times New Roman" w:ascii="Times New Roman" w:hAnsi="Times New Roman"/>
+                <w:bCs/>
+                <w:sz w:val="24"/>
+                <w:szCs w:val="24"/>
+              </w:rPr>
+              <w:t xml:space="preserve">            </w:t>
+            </w:r>
+            <w:r>
+              <w:rPr>
+                <w:rFonts w:eastAsia="Times New Roman" w:cs="Times New Roman" w:ascii="Times New Roman" w:hAnsi="Times New Roman"/>
+                <w:bCs/>
+                <w:sz w:val="24"/>
+                <w:szCs w:val="24"/>
+              </w:rPr>
+              <w:t>&lt;option value="18.5204,73.8567"&gt;Pune&lt;/option&gt;</w:t>
+            </w:r>
+          </w:p>
+          <w:p>
+            <w:pPr>
+              <w:pStyle w:val="Normal"/>
+              <w:widowControl/>
+              <w:suppressAutoHyphens w:val="true"/>
+              <w:spacing w:lineRule="auto" w:line="240" w:before="57" w:after="57"/>
+              <w:jc w:val="left"/>
+              <w:rPr>
+                <w:rFonts w:ascii="Times New Roman" w:hAnsi="Times New Roman" w:eastAsia="Times New Roman" w:cs="Times New Roman"/>
+                <w:bCs/>
+                <w:sz w:val="24"/>
+                <w:szCs w:val="24"/>
+              </w:rPr>
+            </w:pPr>
+            <w:r>
+              <w:rPr>
+                <w:rFonts w:eastAsia="Times New Roman" w:cs="Times New Roman" w:ascii="Times New Roman" w:hAnsi="Times New Roman"/>
+                <w:bCs/>
+                <w:sz w:val="24"/>
+                <w:szCs w:val="24"/>
+              </w:rPr>
+              <w:t xml:space="preserve">            </w:t>
+            </w:r>
+            <w:r>
+              <w:rPr>
+                <w:rFonts w:eastAsia="Times New Roman" w:cs="Times New Roman" w:ascii="Times New Roman" w:hAnsi="Times New Roman"/>
+                <w:bCs/>
+                <w:sz w:val="24"/>
+                <w:szCs w:val="24"/>
+              </w:rPr>
+              <w:t>&lt;option value="19.0760,72.8777"&gt;Mumbai&lt;/option&gt;</w:t>
+            </w:r>
+          </w:p>
+          <w:p>
+            <w:pPr>
+              <w:pStyle w:val="Normal"/>
+              <w:widowControl/>
+              <w:suppressAutoHyphens w:val="true"/>
+              <w:spacing w:lineRule="auto" w:line="240" w:before="57" w:after="57"/>
+              <w:jc w:val="left"/>
+              <w:rPr>
+                <w:rFonts w:ascii="Times New Roman" w:hAnsi="Times New Roman" w:eastAsia="Times New Roman" w:cs="Times New Roman"/>
+                <w:bCs/>
+                <w:sz w:val="24"/>
+                <w:szCs w:val="24"/>
+              </w:rPr>
+            </w:pPr>
+            <w:r>
+              <w:rPr>
+                <w:rFonts w:eastAsia="Times New Roman" w:cs="Times New Roman" w:ascii="Times New Roman" w:hAnsi="Times New Roman"/>
+                <w:bCs/>
+                <w:sz w:val="24"/>
+                <w:szCs w:val="24"/>
+              </w:rPr>
+              <w:t xml:space="preserve">            </w:t>
+            </w:r>
+            <w:r>
+              <w:rPr>
+                <w:rFonts w:eastAsia="Times New Roman" w:cs="Times New Roman" w:ascii="Times New Roman" w:hAnsi="Times New Roman"/>
+                <w:bCs/>
+                <w:sz w:val="24"/>
+                <w:szCs w:val="24"/>
+              </w:rPr>
+              <w:t>&lt;option value="28.6139,77.2090"&gt;New Delhi&lt;/option&gt;</w:t>
+            </w:r>
+          </w:p>
+          <w:p>
+            <w:pPr>
+              <w:pStyle w:val="Normal"/>
+              <w:widowControl/>
+              <w:suppressAutoHyphens w:val="true"/>
+              <w:spacing w:lineRule="auto" w:line="240" w:before="57" w:after="57"/>
+              <w:jc w:val="left"/>
+              <w:rPr>
+                <w:rFonts w:ascii="Times New Roman" w:hAnsi="Times New Roman" w:eastAsia="Times New Roman" w:cs="Times New Roman"/>
+                <w:bCs/>
+                <w:sz w:val="24"/>
+                <w:szCs w:val="24"/>
+              </w:rPr>
+            </w:pPr>
+            <w:r>
+              <w:rPr>
+                <w:rFonts w:eastAsia="Times New Roman" w:cs="Times New Roman" w:ascii="Times New Roman" w:hAnsi="Times New Roman"/>
+                <w:bCs/>
+                <w:sz w:val="24"/>
+                <w:szCs w:val="24"/>
+              </w:rPr>
+              <w:t xml:space="preserve">        </w:t>
+            </w:r>
+            <w:r>
+              <w:rPr>
+                <w:rFonts w:eastAsia="Times New Roman" w:cs="Times New Roman" w:ascii="Times New Roman" w:hAnsi="Times New Roman"/>
+                <w:bCs/>
+                <w:sz w:val="24"/>
+                <w:szCs w:val="24"/>
+              </w:rPr>
+              <w:t>&lt;/select&gt;</w:t>
+            </w:r>
+          </w:p>
+          <w:p>
+            <w:pPr>
+              <w:pStyle w:val="Normal"/>
+              <w:widowControl/>
+              <w:suppressAutoHyphens w:val="true"/>
+              <w:spacing w:lineRule="auto" w:line="240" w:before="57" w:after="57"/>
+              <w:jc w:val="left"/>
+              <w:rPr>
+                <w:rFonts w:ascii="Times New Roman" w:hAnsi="Times New Roman" w:eastAsia="Times New Roman" w:cs="Times New Roman"/>
+                <w:bCs/>
+                <w:sz w:val="24"/>
+                <w:szCs w:val="24"/>
+              </w:rPr>
+            </w:pPr>
+            <w:r>
+              <w:rPr>
+                <w:sz w:val="22"/>
+              </w:rPr>
+            </w:r>
+          </w:p>
+          <w:p>
+            <w:pPr>
+              <w:pStyle w:val="Normal"/>
+              <w:widowControl/>
+              <w:suppressAutoHyphens w:val="true"/>
+              <w:spacing w:lineRule="auto" w:line="240" w:before="57" w:after="57"/>
+              <w:jc w:val="left"/>
+              <w:rPr>
+                <w:rFonts w:ascii="Times New Roman" w:hAnsi="Times New Roman" w:eastAsia="Times New Roman" w:cs="Times New Roman"/>
+                <w:bCs/>
+                <w:sz w:val="24"/>
+                <w:szCs w:val="24"/>
+              </w:rPr>
+            </w:pPr>
+            <w:r>
+              <w:rPr>
+                <w:rFonts w:eastAsia="Times New Roman" w:cs="Times New Roman" w:ascii="Times New Roman" w:hAnsi="Times New Roman"/>
+                <w:bCs/>
+                <w:sz w:val="24"/>
+                <w:szCs w:val="24"/>
+              </w:rPr>
+              <w:t xml:space="preserve">        </w:t>
+            </w:r>
+            <w:r>
+              <w:rPr>
+                <w:rFonts w:eastAsia="Times New Roman" w:cs="Times New Roman" w:ascii="Times New Roman" w:hAnsi="Times New Roman"/>
+                <w:bCs/>
+                <w:sz w:val="24"/>
+                <w:szCs w:val="24"/>
+              </w:rPr>
+              <w:t>&lt;button onclick="getWeather()"&gt;Get Live Weather&lt;/button&gt;</w:t>
+            </w:r>
+          </w:p>
+          <w:p>
+            <w:pPr>
+              <w:pStyle w:val="Normal"/>
+              <w:widowControl/>
+              <w:suppressAutoHyphens w:val="true"/>
+              <w:spacing w:lineRule="auto" w:line="240" w:before="57" w:after="57"/>
+              <w:jc w:val="left"/>
+              <w:rPr>
+                <w:rFonts w:ascii="Times New Roman" w:hAnsi="Times New Roman" w:eastAsia="Times New Roman" w:cs="Times New Roman"/>
+                <w:bCs/>
+                <w:sz w:val="24"/>
+                <w:szCs w:val="24"/>
+              </w:rPr>
+            </w:pPr>
+            <w:r>
+              <w:rPr>
+                <w:sz w:val="22"/>
+              </w:rPr>
+            </w:r>
+          </w:p>
+          <w:p>
+            <w:pPr>
+              <w:pStyle w:val="Normal"/>
+              <w:widowControl/>
+              <w:suppressAutoHyphens w:val="true"/>
+              <w:spacing w:lineRule="auto" w:line="240" w:before="57" w:after="57"/>
+              <w:jc w:val="left"/>
+              <w:rPr>
+                <w:rFonts w:ascii="Times New Roman" w:hAnsi="Times New Roman" w:eastAsia="Times New Roman" w:cs="Times New Roman"/>
+                <w:bCs/>
+                <w:sz w:val="24"/>
+                <w:szCs w:val="24"/>
+              </w:rPr>
+            </w:pPr>
+            <w:r>
+              <w:rPr>
+                <w:rFonts w:eastAsia="Times New Roman" w:cs="Times New Roman" w:ascii="Times New Roman" w:hAnsi="Times New Roman"/>
+                <w:bCs/>
+                <w:sz w:val="24"/>
+                <w:szCs w:val="24"/>
+              </w:rPr>
+              <w:t xml:space="preserve">        </w:t>
+            </w:r>
+            <w:r>
+              <w:rPr>
+                <w:rFonts w:eastAsia="Times New Roman" w:cs="Times New Roman" w:ascii="Times New Roman" w:hAnsi="Times New Roman"/>
+                <w:bCs/>
+                <w:sz w:val="24"/>
+                <w:szCs w:val="24"/>
+              </w:rPr>
+              <w:t>&lt;div id="weatherResult" class="result"&gt;</w:t>
+            </w:r>
+          </w:p>
+          <w:p>
+            <w:pPr>
+              <w:pStyle w:val="Normal"/>
+              <w:widowControl/>
+              <w:suppressAutoHyphens w:val="true"/>
+              <w:spacing w:lineRule="auto" w:line="240" w:before="57" w:after="57"/>
+              <w:jc w:val="left"/>
+              <w:rPr>
+                <w:rFonts w:ascii="Times New Roman" w:hAnsi="Times New Roman" w:eastAsia="Times New Roman" w:cs="Times New Roman"/>
+                <w:bCs/>
+                <w:sz w:val="24"/>
+                <w:szCs w:val="24"/>
+              </w:rPr>
+            </w:pPr>
+            <w:r>
+              <w:rPr>
+                <w:rFonts w:eastAsia="Times New Roman" w:cs="Times New Roman" w:ascii="Times New Roman" w:hAnsi="Times New Roman"/>
+                <w:bCs/>
+                <w:sz w:val="24"/>
+                <w:szCs w:val="24"/>
+              </w:rPr>
+              <w:t xml:space="preserve">            </w:t>
+            </w:r>
+            <w:r>
+              <w:rPr>
+                <w:rFonts w:eastAsia="Times New Roman" w:cs="Times New Roman" w:ascii="Times New Roman" w:hAnsi="Times New Roman"/>
+                <w:bCs/>
+                <w:sz w:val="24"/>
+                <w:szCs w:val="24"/>
+              </w:rPr>
+              <w:t>&lt;p&gt;Select a location and click search.&lt;/p&gt;</w:t>
+            </w:r>
+          </w:p>
+          <w:p>
+            <w:pPr>
+              <w:pStyle w:val="Normal"/>
+              <w:widowControl/>
+              <w:suppressAutoHyphens w:val="true"/>
+              <w:spacing w:lineRule="auto" w:line="240" w:before="57" w:after="57"/>
+              <w:jc w:val="left"/>
+              <w:rPr>
+                <w:rFonts w:ascii="Times New Roman" w:hAnsi="Times New Roman" w:eastAsia="Times New Roman" w:cs="Times New Roman"/>
+                <w:bCs/>
+                <w:sz w:val="24"/>
+                <w:szCs w:val="24"/>
+              </w:rPr>
+            </w:pPr>
+            <w:r>
+              <w:rPr>
+                <w:rFonts w:eastAsia="Times New Roman" w:cs="Times New Roman" w:ascii="Times New Roman" w:hAnsi="Times New Roman"/>
+                <w:bCs/>
+                <w:sz w:val="24"/>
+                <w:szCs w:val="24"/>
+              </w:rPr>
+              <w:t xml:space="preserve">        </w:t>
+            </w:r>
+            <w:r>
+              <w:rPr>
+                <w:rFonts w:eastAsia="Times New Roman" w:cs="Times New Roman" w:ascii="Times New Roman" w:hAnsi="Times New Roman"/>
+                <w:bCs/>
+                <w:sz w:val="24"/>
+                <w:szCs w:val="24"/>
+              </w:rPr>
+              <w:t>&lt;/div&gt;</w:t>
+            </w:r>
+          </w:p>
+          <w:p>
+            <w:pPr>
+              <w:pStyle w:val="Normal"/>
+              <w:widowControl/>
+              <w:suppressAutoHyphens w:val="true"/>
+              <w:spacing w:lineRule="auto" w:line="240" w:before="57" w:after="57"/>
+              <w:jc w:val="left"/>
+              <w:rPr>
+                <w:rFonts w:ascii="Times New Roman" w:hAnsi="Times New Roman" w:eastAsia="Times New Roman" w:cs="Times New Roman"/>
+                <w:bCs/>
+                <w:sz w:val="24"/>
+                <w:szCs w:val="24"/>
+              </w:rPr>
+            </w:pPr>
+            <w:r>
+              <w:rPr>
+                <w:rFonts w:eastAsia="Times New Roman" w:cs="Times New Roman" w:ascii="Times New Roman" w:hAnsi="Times New Roman"/>
+                <w:bCs/>
+                <w:sz w:val="24"/>
+                <w:szCs w:val="24"/>
+              </w:rPr>
+              <w:t xml:space="preserve">    </w:t>
+            </w:r>
+            <w:r>
+              <w:rPr>
+                <w:rFonts w:eastAsia="Times New Roman" w:cs="Times New Roman" w:ascii="Times New Roman" w:hAnsi="Times New Roman"/>
+                <w:bCs/>
+                <w:sz w:val="24"/>
+                <w:szCs w:val="24"/>
+              </w:rPr>
+              <w:t>&lt;/div&gt;</w:t>
+            </w:r>
+          </w:p>
+          <w:p>
+            <w:pPr>
+              <w:pStyle w:val="Normal"/>
+              <w:widowControl/>
+              <w:suppressAutoHyphens w:val="true"/>
+              <w:spacing w:lineRule="auto" w:line="240" w:before="57" w:after="57"/>
+              <w:jc w:val="left"/>
+              <w:rPr>
+                <w:rFonts w:ascii="Times New Roman" w:hAnsi="Times New Roman" w:eastAsia="Times New Roman" w:cs="Times New Roman"/>
+                <w:bCs/>
+                <w:sz w:val="24"/>
+                <w:szCs w:val="24"/>
+              </w:rPr>
+            </w:pPr>
+            <w:r>
+              <w:rPr>
+                <w:sz w:val="22"/>
+              </w:rPr>
+            </w:r>
+          </w:p>
+          <w:p>
+            <w:pPr>
+              <w:pStyle w:val="Normal"/>
+              <w:widowControl/>
+              <w:suppressAutoHyphens w:val="true"/>
+              <w:spacing w:lineRule="auto" w:line="240" w:before="57" w:after="57"/>
+              <w:jc w:val="left"/>
+              <w:rPr>
+                <w:rFonts w:ascii="Times New Roman" w:hAnsi="Times New Roman" w:eastAsia="Times New Roman" w:cs="Times New Roman"/>
+                <w:bCs/>
+                <w:sz w:val="24"/>
+                <w:szCs w:val="24"/>
+              </w:rPr>
+            </w:pPr>
+            <w:r>
+              <w:rPr>
+                <w:rFonts w:eastAsia="Times New Roman" w:cs="Times New Roman" w:ascii="Times New Roman" w:hAnsi="Times New Roman"/>
+                <w:bCs/>
+                <w:sz w:val="24"/>
+                <w:szCs w:val="24"/>
+              </w:rPr>
+              <w:t xml:space="preserve">    </w:t>
+            </w:r>
+            <w:r>
+              <w:rPr>
+                <w:rFonts w:eastAsia="Times New Roman" w:cs="Times New Roman" w:ascii="Times New Roman" w:hAnsi="Times New Roman"/>
+                <w:bCs/>
+                <w:sz w:val="24"/>
+                <w:szCs w:val="24"/>
+              </w:rPr>
+              <w:t>&lt;script&gt;</w:t>
+            </w:r>
+          </w:p>
+          <w:p>
+            <w:pPr>
+              <w:pStyle w:val="Normal"/>
+              <w:widowControl/>
+              <w:suppressAutoHyphens w:val="true"/>
+              <w:spacing w:lineRule="auto" w:line="240" w:before="57" w:after="57"/>
+              <w:jc w:val="left"/>
+              <w:rPr>
+                <w:rFonts w:ascii="Times New Roman" w:hAnsi="Times New Roman" w:eastAsia="Times New Roman" w:cs="Times New Roman"/>
+                <w:bCs/>
+                <w:sz w:val="24"/>
+                <w:szCs w:val="24"/>
+              </w:rPr>
+            </w:pPr>
+            <w:r>
+              <w:rPr>
+                <w:rFonts w:eastAsia="Times New Roman" w:cs="Times New Roman" w:ascii="Times New Roman" w:hAnsi="Times New Roman"/>
+                <w:bCs/>
+                <w:sz w:val="24"/>
+                <w:szCs w:val="24"/>
+              </w:rPr>
+              <w:t xml:space="preserve">        </w:t>
+            </w:r>
+            <w:r>
+              <w:rPr>
+                <w:rFonts w:eastAsia="Times New Roman" w:cs="Times New Roman" w:ascii="Times New Roman" w:hAnsi="Times New Roman"/>
+                <w:bCs/>
+                <w:sz w:val="24"/>
+                <w:szCs w:val="24"/>
+              </w:rPr>
+              <w:t>async function getWeather() {</w:t>
+            </w:r>
+          </w:p>
+          <w:p>
+            <w:pPr>
+              <w:pStyle w:val="Normal"/>
+              <w:widowControl/>
+              <w:suppressAutoHyphens w:val="true"/>
+              <w:spacing w:lineRule="auto" w:line="240" w:before="57" w:after="57"/>
+              <w:jc w:val="left"/>
+              <w:rPr>
+                <w:rFonts w:ascii="Times New Roman" w:hAnsi="Times New Roman" w:eastAsia="Times New Roman" w:cs="Times New Roman"/>
+                <w:bCs/>
+                <w:sz w:val="24"/>
+                <w:szCs w:val="24"/>
+              </w:rPr>
+            </w:pPr>
+            <w:r>
+              <w:rPr>
+                <w:rFonts w:eastAsia="Times New Roman" w:cs="Times New Roman" w:ascii="Times New Roman" w:hAnsi="Times New Roman"/>
+                <w:bCs/>
+                <w:sz w:val="24"/>
+                <w:szCs w:val="24"/>
+              </w:rPr>
+              <w:t xml:space="preserve">            </w:t>
+            </w:r>
+            <w:r>
+              <w:rPr>
+                <w:rFonts w:eastAsia="Times New Roman" w:cs="Times New Roman" w:ascii="Times New Roman" w:hAnsi="Times New Roman"/>
+                <w:bCs/>
+                <w:sz w:val="24"/>
+                <w:szCs w:val="24"/>
+              </w:rPr>
+              <w:t>const resultDiv = document.getElementById("weatherResult");</w:t>
+            </w:r>
+          </w:p>
+          <w:p>
+            <w:pPr>
+              <w:pStyle w:val="Normal"/>
+              <w:widowControl/>
+              <w:suppressAutoHyphens w:val="true"/>
+              <w:spacing w:lineRule="auto" w:line="240" w:before="57" w:after="57"/>
+              <w:jc w:val="left"/>
+              <w:rPr>
+                <w:rFonts w:ascii="Times New Roman" w:hAnsi="Times New Roman" w:eastAsia="Times New Roman" w:cs="Times New Roman"/>
+                <w:bCs/>
+                <w:sz w:val="24"/>
+                <w:szCs w:val="24"/>
+              </w:rPr>
+            </w:pPr>
+            <w:r>
+              <w:rPr>
+                <w:rFonts w:eastAsia="Times New Roman" w:cs="Times New Roman" w:ascii="Times New Roman" w:hAnsi="Times New Roman"/>
+                <w:bCs/>
+                <w:sz w:val="24"/>
+                <w:szCs w:val="24"/>
+              </w:rPr>
+              <w:t xml:space="preserve">            </w:t>
+            </w:r>
+            <w:r>
+              <w:rPr>
+                <w:rFonts w:eastAsia="Times New Roman" w:cs="Times New Roman" w:ascii="Times New Roman" w:hAnsi="Times New Roman"/>
+                <w:bCs/>
+                <w:sz w:val="24"/>
+                <w:szCs w:val="24"/>
+              </w:rPr>
+              <w:t>const citySelect = document.getElementById("citySelect");</w:t>
+            </w:r>
+          </w:p>
+          <w:p>
+            <w:pPr>
+              <w:pStyle w:val="Normal"/>
+              <w:widowControl/>
+              <w:suppressAutoHyphens w:val="true"/>
+              <w:spacing w:lineRule="auto" w:line="240" w:before="57" w:after="57"/>
+              <w:jc w:val="left"/>
+              <w:rPr>
+                <w:rFonts w:ascii="Times New Roman" w:hAnsi="Times New Roman" w:eastAsia="Times New Roman" w:cs="Times New Roman"/>
+                <w:bCs/>
+                <w:sz w:val="24"/>
+                <w:szCs w:val="24"/>
+              </w:rPr>
+            </w:pPr>
+            <w:r>
+              <w:rPr>
+                <w:rFonts w:eastAsia="Times New Roman" w:cs="Times New Roman" w:ascii="Times New Roman" w:hAnsi="Times New Roman"/>
+                <w:bCs/>
+                <w:sz w:val="24"/>
+                <w:szCs w:val="24"/>
+              </w:rPr>
+              <w:t xml:space="preserve">           </w:t>
+            </w:r>
+          </w:p>
+          <w:p>
+            <w:pPr>
+              <w:pStyle w:val="Normal"/>
+              <w:widowControl/>
+              <w:suppressAutoHyphens w:val="true"/>
+              <w:spacing w:lineRule="auto" w:line="240" w:before="57" w:after="57"/>
+              <w:jc w:val="left"/>
+              <w:rPr>
+                <w:rFonts w:ascii="Times New Roman" w:hAnsi="Times New Roman" w:eastAsia="Times New Roman" w:cs="Times New Roman"/>
+                <w:bCs/>
+                <w:sz w:val="24"/>
+                <w:szCs w:val="24"/>
+              </w:rPr>
+            </w:pPr>
+            <w:r>
+              <w:rPr>
+                <w:rFonts w:eastAsia="Times New Roman" w:cs="Times New Roman" w:ascii="Times New Roman" w:hAnsi="Times New Roman"/>
+                <w:bCs/>
+                <w:sz w:val="24"/>
+                <w:szCs w:val="24"/>
+              </w:rPr>
+              <w:t xml:space="preserve">            </w:t>
+            </w:r>
+            <w:r>
+              <w:rPr>
+                <w:rFonts w:eastAsia="Times New Roman" w:cs="Times New Roman" w:ascii="Times New Roman" w:hAnsi="Times New Roman"/>
+                <w:bCs/>
+                <w:sz w:val="24"/>
+                <w:szCs w:val="24"/>
+              </w:rPr>
+              <w:t>const coords = citySelect.value.split(",");</w:t>
+            </w:r>
+          </w:p>
+          <w:p>
+            <w:pPr>
+              <w:pStyle w:val="Normal"/>
+              <w:widowControl/>
+              <w:suppressAutoHyphens w:val="true"/>
+              <w:spacing w:lineRule="auto" w:line="240" w:before="57" w:after="57"/>
+              <w:jc w:val="left"/>
+              <w:rPr>
+                <w:rFonts w:ascii="Times New Roman" w:hAnsi="Times New Roman" w:eastAsia="Times New Roman" w:cs="Times New Roman"/>
+                <w:bCs/>
+                <w:sz w:val="24"/>
+                <w:szCs w:val="24"/>
+              </w:rPr>
+            </w:pPr>
+            <w:r>
+              <w:rPr>
+                <w:rFonts w:eastAsia="Times New Roman" w:cs="Times New Roman" w:ascii="Times New Roman" w:hAnsi="Times New Roman"/>
+                <w:bCs/>
+                <w:sz w:val="24"/>
+                <w:szCs w:val="24"/>
+              </w:rPr>
+              <w:t xml:space="preserve">            </w:t>
+            </w:r>
+            <w:r>
+              <w:rPr>
+                <w:rFonts w:eastAsia="Times New Roman" w:cs="Times New Roman" w:ascii="Times New Roman" w:hAnsi="Times New Roman"/>
+                <w:bCs/>
+                <w:sz w:val="24"/>
+                <w:szCs w:val="24"/>
+              </w:rPr>
+              <w:t>const lat = coords[0];</w:t>
+            </w:r>
+          </w:p>
+          <w:p>
+            <w:pPr>
+              <w:pStyle w:val="Normal"/>
+              <w:widowControl/>
+              <w:suppressAutoHyphens w:val="true"/>
+              <w:spacing w:lineRule="auto" w:line="240" w:before="57" w:after="57"/>
+              <w:jc w:val="left"/>
+              <w:rPr>
+                <w:rFonts w:ascii="Times New Roman" w:hAnsi="Times New Roman" w:eastAsia="Times New Roman" w:cs="Times New Roman"/>
+                <w:bCs/>
+                <w:sz w:val="24"/>
+                <w:szCs w:val="24"/>
+              </w:rPr>
+            </w:pPr>
+            <w:r>
+              <w:rPr>
+                <w:rFonts w:eastAsia="Times New Roman" w:cs="Times New Roman" w:ascii="Times New Roman" w:hAnsi="Times New Roman"/>
+                <w:bCs/>
+                <w:sz w:val="24"/>
+                <w:szCs w:val="24"/>
+              </w:rPr>
+              <w:t xml:space="preserve">            </w:t>
+            </w:r>
+            <w:r>
+              <w:rPr>
+                <w:rFonts w:eastAsia="Times New Roman" w:cs="Times New Roman" w:ascii="Times New Roman" w:hAnsi="Times New Roman"/>
+                <w:bCs/>
+                <w:sz w:val="24"/>
+                <w:szCs w:val="24"/>
+              </w:rPr>
+              <w:t>const lon = coords[1];</w:t>
+            </w:r>
+          </w:p>
+          <w:p>
+            <w:pPr>
+              <w:pStyle w:val="Normal"/>
+              <w:widowControl/>
+              <w:suppressAutoHyphens w:val="true"/>
+              <w:spacing w:lineRule="auto" w:line="240" w:before="57" w:after="57"/>
+              <w:jc w:val="left"/>
+              <w:rPr>
+                <w:rFonts w:ascii="Times New Roman" w:hAnsi="Times New Roman" w:eastAsia="Times New Roman" w:cs="Times New Roman"/>
+                <w:bCs/>
+                <w:sz w:val="24"/>
+                <w:szCs w:val="24"/>
+              </w:rPr>
+            </w:pPr>
+            <w:r>
+              <w:rPr>
+                <w:rFonts w:eastAsia="Times New Roman" w:cs="Times New Roman" w:ascii="Times New Roman" w:hAnsi="Times New Roman"/>
+                <w:bCs/>
+                <w:sz w:val="24"/>
+                <w:szCs w:val="24"/>
+              </w:rPr>
+              <w:t xml:space="preserve">            </w:t>
+            </w:r>
+            <w:r>
+              <w:rPr>
+                <w:rFonts w:eastAsia="Times New Roman" w:cs="Times New Roman" w:ascii="Times New Roman" w:hAnsi="Times New Roman"/>
+                <w:bCs/>
+                <w:sz w:val="24"/>
+                <w:szCs w:val="24"/>
+              </w:rPr>
+              <w:t>const cityName = citySelect.options[citySelect.selectedIndex].text;</w:t>
+            </w:r>
+          </w:p>
+          <w:p>
+            <w:pPr>
+              <w:pStyle w:val="Normal"/>
+              <w:widowControl/>
+              <w:suppressAutoHyphens w:val="true"/>
+              <w:spacing w:lineRule="auto" w:line="240" w:before="57" w:after="57"/>
+              <w:jc w:val="left"/>
+              <w:rPr>
+                <w:rFonts w:ascii="Times New Roman" w:hAnsi="Times New Roman" w:eastAsia="Times New Roman" w:cs="Times New Roman"/>
+                <w:bCs/>
+                <w:sz w:val="24"/>
+                <w:szCs w:val="24"/>
+              </w:rPr>
+            </w:pPr>
+            <w:r>
+              <w:rPr>
+                <w:sz w:val="22"/>
+              </w:rPr>
+            </w:r>
+          </w:p>
+          <w:p>
+            <w:pPr>
+              <w:pStyle w:val="Normal"/>
+              <w:widowControl/>
+              <w:suppressAutoHyphens w:val="true"/>
+              <w:spacing w:lineRule="auto" w:line="240" w:before="57" w:after="57"/>
+              <w:jc w:val="left"/>
+              <w:rPr>
+                <w:rFonts w:ascii="Times New Roman" w:hAnsi="Times New Roman" w:eastAsia="Times New Roman" w:cs="Times New Roman"/>
+                <w:bCs/>
+                <w:sz w:val="24"/>
+                <w:szCs w:val="24"/>
+              </w:rPr>
+            </w:pPr>
+            <w:r>
+              <w:rPr>
+                <w:rFonts w:eastAsia="Times New Roman" w:cs="Times New Roman" w:ascii="Times New Roman" w:hAnsi="Times New Roman"/>
+                <w:bCs/>
+                <w:sz w:val="24"/>
+                <w:szCs w:val="24"/>
+              </w:rPr>
+              <w:t xml:space="preserve">            </w:t>
+            </w:r>
+            <w:r>
+              <w:rPr>
+                <w:rFonts w:eastAsia="Times New Roman" w:cs="Times New Roman" w:ascii="Times New Roman" w:hAnsi="Times New Roman"/>
+                <w:bCs/>
+                <w:sz w:val="24"/>
+                <w:szCs w:val="24"/>
+              </w:rPr>
+              <w:t>const apiUrl = `https://api.open-meteo.com/v1/forecast?latitude=${lat}&amp;longitude=${lon}&amp;current_weather=true`;</w:t>
+            </w:r>
+          </w:p>
+          <w:p>
+            <w:pPr>
+              <w:pStyle w:val="Normal"/>
+              <w:widowControl/>
+              <w:suppressAutoHyphens w:val="true"/>
+              <w:spacing w:lineRule="auto" w:line="240" w:before="57" w:after="57"/>
+              <w:jc w:val="left"/>
+              <w:rPr>
+                <w:rFonts w:ascii="Times New Roman" w:hAnsi="Times New Roman" w:eastAsia="Times New Roman" w:cs="Times New Roman"/>
+                <w:bCs/>
+                <w:sz w:val="24"/>
+                <w:szCs w:val="24"/>
+              </w:rPr>
+            </w:pPr>
+            <w:r>
+              <w:rPr>
+                <w:sz w:val="22"/>
+              </w:rPr>
+            </w:r>
+          </w:p>
+          <w:p>
+            <w:pPr>
+              <w:pStyle w:val="Normal"/>
+              <w:widowControl/>
+              <w:suppressAutoHyphens w:val="true"/>
+              <w:spacing w:lineRule="auto" w:line="240" w:before="57" w:after="57"/>
+              <w:jc w:val="left"/>
+              <w:rPr>
+                <w:rFonts w:ascii="Times New Roman" w:hAnsi="Times New Roman" w:eastAsia="Times New Roman" w:cs="Times New Roman"/>
+                <w:bCs/>
+                <w:sz w:val="24"/>
+                <w:szCs w:val="24"/>
+              </w:rPr>
+            </w:pPr>
+            <w:r>
+              <w:rPr>
+                <w:rFonts w:eastAsia="Times New Roman" w:cs="Times New Roman" w:ascii="Times New Roman" w:hAnsi="Times New Roman"/>
+                <w:bCs/>
+                <w:sz w:val="24"/>
+                <w:szCs w:val="24"/>
+              </w:rPr>
+              <w:t xml:space="preserve">            </w:t>
+            </w:r>
+            <w:r>
+              <w:rPr>
+                <w:rFonts w:eastAsia="Times New Roman" w:cs="Times New Roman" w:ascii="Times New Roman" w:hAnsi="Times New Roman"/>
+                <w:bCs/>
+                <w:sz w:val="24"/>
+                <w:szCs w:val="24"/>
+              </w:rPr>
+              <w:t>resultDiv.innerHTML = "&lt;p&gt;&lt;i&gt;Fetching live weather data...&lt;/i&gt;&lt;/p&gt;";</w:t>
+            </w:r>
+          </w:p>
+          <w:p>
+            <w:pPr>
+              <w:pStyle w:val="Normal"/>
+              <w:widowControl/>
+              <w:suppressAutoHyphens w:val="true"/>
+              <w:spacing w:lineRule="auto" w:line="240" w:before="57" w:after="57"/>
+              <w:jc w:val="left"/>
+              <w:rPr>
+                <w:rFonts w:ascii="Times New Roman" w:hAnsi="Times New Roman" w:eastAsia="Times New Roman" w:cs="Times New Roman"/>
+                <w:bCs/>
+                <w:sz w:val="24"/>
+                <w:szCs w:val="24"/>
+              </w:rPr>
+            </w:pPr>
+            <w:r>
+              <w:rPr>
+                <w:sz w:val="22"/>
+              </w:rPr>
+            </w:r>
+          </w:p>
+          <w:p>
+            <w:pPr>
+              <w:pStyle w:val="Normal"/>
+              <w:widowControl/>
+              <w:suppressAutoHyphens w:val="true"/>
+              <w:spacing w:lineRule="auto" w:line="240" w:before="57" w:after="57"/>
+              <w:jc w:val="left"/>
+              <w:rPr>
+                <w:rFonts w:ascii="Times New Roman" w:hAnsi="Times New Roman" w:eastAsia="Times New Roman" w:cs="Times New Roman"/>
+                <w:bCs/>
+                <w:sz w:val="24"/>
+                <w:szCs w:val="24"/>
+              </w:rPr>
+            </w:pPr>
+            <w:r>
+              <w:rPr>
+                <w:rFonts w:eastAsia="Times New Roman" w:cs="Times New Roman" w:ascii="Times New Roman" w:hAnsi="Times New Roman"/>
+                <w:bCs/>
+                <w:sz w:val="24"/>
+                <w:szCs w:val="24"/>
+              </w:rPr>
+              <w:t xml:space="preserve">            </w:t>
+            </w:r>
+            <w:r>
+              <w:rPr>
+                <w:rFonts w:eastAsia="Times New Roman" w:cs="Times New Roman" w:ascii="Times New Roman" w:hAnsi="Times New Roman"/>
+                <w:bCs/>
+                <w:sz w:val="24"/>
+                <w:szCs w:val="24"/>
+              </w:rPr>
+              <w:t>try {</w:t>
+            </w:r>
+          </w:p>
+          <w:p>
+            <w:pPr>
+              <w:pStyle w:val="Normal"/>
+              <w:widowControl/>
+              <w:suppressAutoHyphens w:val="true"/>
+              <w:spacing w:lineRule="auto" w:line="240" w:before="57" w:after="57"/>
+              <w:jc w:val="left"/>
+              <w:rPr>
+                <w:rFonts w:ascii="Times New Roman" w:hAnsi="Times New Roman" w:eastAsia="Times New Roman" w:cs="Times New Roman"/>
+                <w:bCs/>
+                <w:sz w:val="24"/>
+                <w:szCs w:val="24"/>
+              </w:rPr>
+            </w:pPr>
+            <w:r>
+              <w:rPr>
+                <w:rFonts w:eastAsia="Times New Roman" w:cs="Times New Roman" w:ascii="Times New Roman" w:hAnsi="Times New Roman"/>
+                <w:bCs/>
+                <w:sz w:val="24"/>
+                <w:szCs w:val="24"/>
+              </w:rPr>
+              <w:t xml:space="preserve">                </w:t>
+            </w:r>
+            <w:r>
+              <w:rPr>
+                <w:rFonts w:eastAsia="Times New Roman" w:cs="Times New Roman" w:ascii="Times New Roman" w:hAnsi="Times New Roman"/>
+                <w:bCs/>
+                <w:sz w:val="24"/>
+                <w:szCs w:val="24"/>
+              </w:rPr>
+              <w:t>const response = await fetch(apiUrl);</w:t>
+            </w:r>
+          </w:p>
+          <w:p>
+            <w:pPr>
+              <w:pStyle w:val="Normal"/>
+              <w:widowControl/>
+              <w:suppressAutoHyphens w:val="true"/>
+              <w:spacing w:lineRule="auto" w:line="240" w:before="57" w:after="57"/>
+              <w:jc w:val="left"/>
+              <w:rPr>
+                <w:rFonts w:ascii="Times New Roman" w:hAnsi="Times New Roman" w:eastAsia="Times New Roman" w:cs="Times New Roman"/>
+                <w:bCs/>
+                <w:sz w:val="24"/>
+                <w:szCs w:val="24"/>
+              </w:rPr>
+            </w:pPr>
+            <w:r>
+              <w:rPr>
+                <w:sz w:val="22"/>
+              </w:rPr>
+            </w:r>
+          </w:p>
+          <w:p>
+            <w:pPr>
+              <w:pStyle w:val="Normal"/>
+              <w:widowControl/>
+              <w:suppressAutoHyphens w:val="true"/>
+              <w:spacing w:lineRule="auto" w:line="240" w:before="57" w:after="57"/>
+              <w:jc w:val="left"/>
+              <w:rPr>
+                <w:rFonts w:ascii="Times New Roman" w:hAnsi="Times New Roman" w:eastAsia="Times New Roman" w:cs="Times New Roman"/>
+                <w:bCs/>
+                <w:sz w:val="24"/>
+                <w:szCs w:val="24"/>
+              </w:rPr>
+            </w:pPr>
+            <w:r>
+              <w:rPr>
+                <w:rFonts w:eastAsia="Times New Roman" w:cs="Times New Roman" w:ascii="Times New Roman" w:hAnsi="Times New Roman"/>
+                <w:bCs/>
+                <w:sz w:val="24"/>
+                <w:szCs w:val="24"/>
+              </w:rPr>
+              <w:t xml:space="preserve">                </w:t>
+            </w:r>
+            <w:r>
+              <w:rPr>
+                <w:rFonts w:eastAsia="Times New Roman" w:cs="Times New Roman" w:ascii="Times New Roman" w:hAnsi="Times New Roman"/>
+                <w:bCs/>
+                <w:sz w:val="24"/>
+                <w:szCs w:val="24"/>
+              </w:rPr>
+              <w:t>if (!response.ok) {</w:t>
+            </w:r>
+          </w:p>
+          <w:p>
+            <w:pPr>
+              <w:pStyle w:val="Normal"/>
+              <w:widowControl/>
+              <w:suppressAutoHyphens w:val="true"/>
+              <w:spacing w:lineRule="auto" w:line="240" w:before="57" w:after="57"/>
+              <w:jc w:val="left"/>
+              <w:rPr>
+                <w:rFonts w:ascii="Times New Roman" w:hAnsi="Times New Roman" w:eastAsia="Times New Roman" w:cs="Times New Roman"/>
+                <w:bCs/>
+                <w:sz w:val="24"/>
+                <w:szCs w:val="24"/>
+              </w:rPr>
+            </w:pPr>
+            <w:r>
+              <w:rPr>
+                <w:rFonts w:eastAsia="Times New Roman" w:cs="Times New Roman" w:ascii="Times New Roman" w:hAnsi="Times New Roman"/>
+                <w:bCs/>
+                <w:sz w:val="24"/>
+                <w:szCs w:val="24"/>
+              </w:rPr>
+              <w:t xml:space="preserve">                    </w:t>
+            </w:r>
+            <w:r>
+              <w:rPr>
+                <w:rFonts w:eastAsia="Times New Roman" w:cs="Times New Roman" w:ascii="Times New Roman" w:hAnsi="Times New Roman"/>
+                <w:bCs/>
+                <w:sz w:val="24"/>
+                <w:szCs w:val="24"/>
+              </w:rPr>
+              <w:t>throw new Error(`HTTP Error! Status: ${response.status}`);</w:t>
+            </w:r>
+          </w:p>
+          <w:p>
+            <w:pPr>
+              <w:pStyle w:val="Normal"/>
+              <w:widowControl/>
+              <w:suppressAutoHyphens w:val="true"/>
+              <w:spacing w:lineRule="auto" w:line="240" w:before="57" w:after="57"/>
+              <w:jc w:val="left"/>
+              <w:rPr>
+                <w:rFonts w:ascii="Times New Roman" w:hAnsi="Times New Roman" w:eastAsia="Times New Roman" w:cs="Times New Roman"/>
+                <w:bCs/>
+                <w:sz w:val="24"/>
+                <w:szCs w:val="24"/>
+              </w:rPr>
+            </w:pPr>
+            <w:r>
+              <w:rPr>
+                <w:rFonts w:eastAsia="Times New Roman" w:cs="Times New Roman" w:ascii="Times New Roman" w:hAnsi="Times New Roman"/>
+                <w:bCs/>
+                <w:sz w:val="24"/>
+                <w:szCs w:val="24"/>
+              </w:rPr>
+              <w:t xml:space="preserve">                </w:t>
+            </w:r>
+            <w:r>
+              <w:rPr>
+                <w:rFonts w:eastAsia="Times New Roman" w:cs="Times New Roman" w:ascii="Times New Roman" w:hAnsi="Times New Roman"/>
+                <w:bCs/>
+                <w:sz w:val="24"/>
+                <w:szCs w:val="24"/>
+              </w:rPr>
+              <w:t>}</w:t>
+            </w:r>
+          </w:p>
+          <w:p>
+            <w:pPr>
+              <w:pStyle w:val="Normal"/>
+              <w:widowControl/>
+              <w:suppressAutoHyphens w:val="true"/>
+              <w:spacing w:lineRule="auto" w:line="240" w:before="57" w:after="57"/>
+              <w:jc w:val="left"/>
+              <w:rPr>
+                <w:rFonts w:ascii="Times New Roman" w:hAnsi="Times New Roman" w:eastAsia="Times New Roman" w:cs="Times New Roman"/>
+                <w:bCs/>
+                <w:sz w:val="24"/>
+                <w:szCs w:val="24"/>
+              </w:rPr>
+            </w:pPr>
+            <w:r>
+              <w:rPr>
+                <w:sz w:val="22"/>
+              </w:rPr>
+            </w:r>
+          </w:p>
+          <w:p>
+            <w:pPr>
+              <w:pStyle w:val="Normal"/>
+              <w:widowControl/>
+              <w:suppressAutoHyphens w:val="true"/>
+              <w:spacing w:lineRule="auto" w:line="240" w:before="57" w:after="57"/>
+              <w:jc w:val="left"/>
+              <w:rPr>
+                <w:rFonts w:ascii="Times New Roman" w:hAnsi="Times New Roman" w:eastAsia="Times New Roman" w:cs="Times New Roman"/>
+                <w:bCs/>
+                <w:sz w:val="24"/>
+                <w:szCs w:val="24"/>
+              </w:rPr>
+            </w:pPr>
+            <w:r>
+              <w:rPr>
+                <w:rFonts w:eastAsia="Times New Roman" w:cs="Times New Roman" w:ascii="Times New Roman" w:hAnsi="Times New Roman"/>
+                <w:bCs/>
+                <w:sz w:val="24"/>
+                <w:szCs w:val="24"/>
+              </w:rPr>
+              <w:t xml:space="preserve">                </w:t>
+            </w:r>
+            <w:r>
+              <w:rPr>
+                <w:rFonts w:eastAsia="Times New Roman" w:cs="Times New Roman" w:ascii="Times New Roman" w:hAnsi="Times New Roman"/>
+                <w:bCs/>
+                <w:sz w:val="24"/>
+                <w:szCs w:val="24"/>
+              </w:rPr>
+              <w:t>const data = await response.json();</w:t>
+            </w:r>
+          </w:p>
+          <w:p>
+            <w:pPr>
+              <w:pStyle w:val="Normal"/>
+              <w:widowControl/>
+              <w:suppressAutoHyphens w:val="true"/>
+              <w:spacing w:lineRule="auto" w:line="240" w:before="57" w:after="57"/>
+              <w:jc w:val="left"/>
+              <w:rPr>
+                <w:rFonts w:ascii="Times New Roman" w:hAnsi="Times New Roman" w:eastAsia="Times New Roman" w:cs="Times New Roman"/>
+                <w:bCs/>
+                <w:sz w:val="24"/>
+                <w:szCs w:val="24"/>
+              </w:rPr>
+            </w:pPr>
+            <w:r>
+              <w:rPr>
+                <w:sz w:val="22"/>
+              </w:rPr>
+            </w:r>
+          </w:p>
+          <w:p>
+            <w:pPr>
+              <w:pStyle w:val="Normal"/>
+              <w:widowControl/>
+              <w:suppressAutoHyphens w:val="true"/>
+              <w:spacing w:lineRule="auto" w:line="240" w:before="57" w:after="57"/>
+              <w:jc w:val="left"/>
+              <w:rPr>
+                <w:rFonts w:ascii="Times New Roman" w:hAnsi="Times New Roman" w:eastAsia="Times New Roman" w:cs="Times New Roman"/>
+                <w:bCs/>
+                <w:sz w:val="24"/>
+                <w:szCs w:val="24"/>
+              </w:rPr>
+            </w:pPr>
+            <w:r>
+              <w:rPr>
+                <w:rFonts w:eastAsia="Times New Roman" w:cs="Times New Roman" w:ascii="Times New Roman" w:hAnsi="Times New Roman"/>
+                <w:bCs/>
+                <w:sz w:val="24"/>
+                <w:szCs w:val="24"/>
+              </w:rPr>
+              <w:t xml:space="preserve">                </w:t>
+            </w:r>
+            <w:r>
+              <w:rPr>
+                <w:rFonts w:eastAsia="Times New Roman" w:cs="Times New Roman" w:ascii="Times New Roman" w:hAnsi="Times New Roman"/>
+                <w:bCs/>
+                <w:sz w:val="24"/>
+                <w:szCs w:val="24"/>
+              </w:rPr>
+              <w:t>const temp = data.current_weather.temperature;</w:t>
+            </w:r>
+          </w:p>
+          <w:p>
+            <w:pPr>
+              <w:pStyle w:val="Normal"/>
+              <w:widowControl/>
+              <w:suppressAutoHyphens w:val="true"/>
+              <w:spacing w:lineRule="auto" w:line="240" w:before="57" w:after="57"/>
+              <w:jc w:val="left"/>
+              <w:rPr>
+                <w:rFonts w:ascii="Times New Roman" w:hAnsi="Times New Roman" w:eastAsia="Times New Roman" w:cs="Times New Roman"/>
+                <w:bCs/>
+                <w:sz w:val="24"/>
+                <w:szCs w:val="24"/>
+              </w:rPr>
+            </w:pPr>
+            <w:r>
+              <w:rPr>
+                <w:rFonts w:eastAsia="Times New Roman" w:cs="Times New Roman" w:ascii="Times New Roman" w:hAnsi="Times New Roman"/>
+                <w:bCs/>
+                <w:sz w:val="24"/>
+                <w:szCs w:val="24"/>
+              </w:rPr>
+              <w:t xml:space="preserve">                </w:t>
+            </w:r>
+            <w:r>
+              <w:rPr>
+                <w:rFonts w:eastAsia="Times New Roman" w:cs="Times New Roman" w:ascii="Times New Roman" w:hAnsi="Times New Roman"/>
+                <w:bCs/>
+                <w:sz w:val="24"/>
+                <w:szCs w:val="24"/>
+              </w:rPr>
+              <w:t>const wind = data.current_weather.windspeed;</w:t>
+            </w:r>
+          </w:p>
+          <w:p>
+            <w:pPr>
+              <w:pStyle w:val="Normal"/>
+              <w:widowControl/>
+              <w:suppressAutoHyphens w:val="true"/>
+              <w:spacing w:lineRule="auto" w:line="240" w:before="57" w:after="57"/>
+              <w:jc w:val="left"/>
+              <w:rPr>
+                <w:rFonts w:ascii="Times New Roman" w:hAnsi="Times New Roman" w:eastAsia="Times New Roman" w:cs="Times New Roman"/>
+                <w:bCs/>
+                <w:sz w:val="24"/>
+                <w:szCs w:val="24"/>
+              </w:rPr>
+            </w:pPr>
+            <w:r>
+              <w:rPr>
+                <w:sz w:val="22"/>
+              </w:rPr>
+            </w:r>
+          </w:p>
+          <w:p>
+            <w:pPr>
+              <w:pStyle w:val="Normal"/>
+              <w:widowControl/>
+              <w:suppressAutoHyphens w:val="true"/>
+              <w:spacing w:lineRule="auto" w:line="240" w:before="57" w:after="57"/>
+              <w:jc w:val="left"/>
+              <w:rPr>
+                <w:rFonts w:ascii="Times New Roman" w:hAnsi="Times New Roman" w:eastAsia="Times New Roman" w:cs="Times New Roman"/>
+                <w:bCs/>
+                <w:sz w:val="24"/>
+                <w:szCs w:val="24"/>
+              </w:rPr>
+            </w:pPr>
+            <w:r>
+              <w:rPr>
+                <w:rFonts w:eastAsia="Times New Roman" w:cs="Times New Roman" w:ascii="Times New Roman" w:hAnsi="Times New Roman"/>
+                <w:bCs/>
+                <w:sz w:val="24"/>
+                <w:szCs w:val="24"/>
+              </w:rPr>
+              <w:t xml:space="preserve">                </w:t>
+            </w:r>
+            <w:r>
+              <w:rPr>
+                <w:rFonts w:eastAsia="Times New Roman" w:cs="Times New Roman" w:ascii="Times New Roman" w:hAnsi="Times New Roman"/>
+                <w:bCs/>
+                <w:sz w:val="24"/>
+                <w:szCs w:val="24"/>
+              </w:rPr>
+              <w:t>resultDiv.innerHTML = `</w:t>
+            </w:r>
+          </w:p>
+          <w:p>
+            <w:pPr>
+              <w:pStyle w:val="Normal"/>
+              <w:widowControl/>
+              <w:suppressAutoHyphens w:val="true"/>
+              <w:spacing w:lineRule="auto" w:line="240" w:before="57" w:after="57"/>
+              <w:jc w:val="left"/>
+              <w:rPr>
+                <w:rFonts w:ascii="Times New Roman" w:hAnsi="Times New Roman" w:eastAsia="Times New Roman" w:cs="Times New Roman"/>
+                <w:bCs/>
+                <w:sz w:val="24"/>
+                <w:szCs w:val="24"/>
+              </w:rPr>
+            </w:pPr>
+            <w:r>
+              <w:rPr>
+                <w:rFonts w:eastAsia="Times New Roman" w:cs="Times New Roman" w:ascii="Times New Roman" w:hAnsi="Times New Roman"/>
+                <w:bCs/>
+                <w:sz w:val="24"/>
+                <w:szCs w:val="24"/>
+              </w:rPr>
+              <w:t xml:space="preserve">                    </w:t>
+            </w:r>
+            <w:r>
+              <w:rPr>
+                <w:rFonts w:eastAsia="Times New Roman" w:cs="Times New Roman" w:ascii="Times New Roman" w:hAnsi="Times New Roman"/>
+                <w:bCs/>
+                <w:sz w:val="24"/>
+                <w:szCs w:val="24"/>
+              </w:rPr>
+              <w:t>&lt;h3&gt;${cityName}&lt;/h3&gt;</w:t>
+            </w:r>
+          </w:p>
+          <w:p>
+            <w:pPr>
+              <w:pStyle w:val="Normal"/>
+              <w:widowControl/>
+              <w:suppressAutoHyphens w:val="true"/>
+              <w:spacing w:lineRule="auto" w:line="240" w:before="57" w:after="57"/>
+              <w:jc w:val="left"/>
+              <w:rPr>
+                <w:rFonts w:ascii="Times New Roman" w:hAnsi="Times New Roman" w:eastAsia="Times New Roman" w:cs="Times New Roman"/>
+                <w:bCs/>
+                <w:sz w:val="24"/>
+                <w:szCs w:val="24"/>
+              </w:rPr>
+            </w:pPr>
+            <w:r>
+              <w:rPr>
+                <w:rFonts w:eastAsia="Times New Roman" w:cs="Times New Roman" w:ascii="Times New Roman" w:hAnsi="Times New Roman"/>
+                <w:bCs/>
+                <w:sz w:val="24"/>
+                <w:szCs w:val="24"/>
+              </w:rPr>
+              <w:t xml:space="preserve">                    </w:t>
+            </w:r>
+            <w:r>
+              <w:rPr>
+                <w:rFonts w:eastAsia="Times New Roman" w:cs="Times New Roman" w:ascii="Times New Roman" w:hAnsi="Times New Roman"/>
+                <w:bCs/>
+                <w:sz w:val="24"/>
+                <w:szCs w:val="24"/>
+              </w:rPr>
+              <w:t>&lt;p&gt;&lt;b&gt;Temperature:&lt;/b&gt; ${temp} °C&lt;/p&gt;</w:t>
+            </w:r>
+          </w:p>
+          <w:p>
+            <w:pPr>
+              <w:pStyle w:val="Normal"/>
+              <w:widowControl/>
+              <w:suppressAutoHyphens w:val="true"/>
+              <w:spacing w:lineRule="auto" w:line="240" w:before="57" w:after="57"/>
+              <w:jc w:val="left"/>
+              <w:rPr>
+                <w:rFonts w:ascii="Times New Roman" w:hAnsi="Times New Roman" w:eastAsia="Times New Roman" w:cs="Times New Roman"/>
+                <w:bCs/>
+                <w:sz w:val="24"/>
+                <w:szCs w:val="24"/>
+              </w:rPr>
+            </w:pPr>
+            <w:r>
+              <w:rPr>
+                <w:rFonts w:eastAsia="Times New Roman" w:cs="Times New Roman" w:ascii="Times New Roman" w:hAnsi="Times New Roman"/>
+                <w:bCs/>
+                <w:sz w:val="24"/>
+                <w:szCs w:val="24"/>
+              </w:rPr>
+              <w:t xml:space="preserve">                    </w:t>
+            </w:r>
+            <w:r>
+              <w:rPr>
+                <w:rFonts w:eastAsia="Times New Roman" w:cs="Times New Roman" w:ascii="Times New Roman" w:hAnsi="Times New Roman"/>
+                <w:bCs/>
+                <w:sz w:val="24"/>
+                <w:szCs w:val="24"/>
+              </w:rPr>
+              <w:t>&lt;p&gt;&lt;b&gt;Wind Speed:&lt;/b&gt; ${wind} km/h&lt;/p&gt;</w:t>
+            </w:r>
+          </w:p>
+          <w:p>
+            <w:pPr>
+              <w:pStyle w:val="Normal"/>
+              <w:widowControl/>
+              <w:suppressAutoHyphens w:val="true"/>
+              <w:spacing w:lineRule="auto" w:line="240" w:before="57" w:after="57"/>
+              <w:jc w:val="left"/>
+              <w:rPr>
+                <w:rFonts w:ascii="Times New Roman" w:hAnsi="Times New Roman" w:eastAsia="Times New Roman" w:cs="Times New Roman"/>
+                <w:bCs/>
+                <w:sz w:val="24"/>
+                <w:szCs w:val="24"/>
+              </w:rPr>
+            </w:pPr>
+            <w:r>
+              <w:rPr>
+                <w:rFonts w:eastAsia="Times New Roman" w:cs="Times New Roman" w:ascii="Times New Roman" w:hAnsi="Times New Roman"/>
+                <w:bCs/>
+                <w:sz w:val="24"/>
+                <w:szCs w:val="24"/>
+              </w:rPr>
+              <w:t xml:space="preserve">                </w:t>
+            </w:r>
+            <w:r>
+              <w:rPr>
+                <w:rFonts w:eastAsia="Times New Roman" w:cs="Times New Roman" w:ascii="Times New Roman" w:hAnsi="Times New Roman"/>
+                <w:bCs/>
+                <w:sz w:val="24"/>
+                <w:szCs w:val="24"/>
+              </w:rPr>
+              <w:t>`;</w:t>
+            </w:r>
+          </w:p>
+          <w:p>
+            <w:pPr>
+              <w:pStyle w:val="Normal"/>
+              <w:widowControl/>
+              <w:suppressAutoHyphens w:val="true"/>
+              <w:spacing w:lineRule="auto" w:line="240" w:before="57" w:after="57"/>
+              <w:jc w:val="left"/>
+              <w:rPr>
+                <w:rFonts w:ascii="Times New Roman" w:hAnsi="Times New Roman" w:eastAsia="Times New Roman" w:cs="Times New Roman"/>
+                <w:bCs/>
+                <w:sz w:val="24"/>
+                <w:szCs w:val="24"/>
+              </w:rPr>
+            </w:pPr>
+            <w:r>
+              <w:rPr>
+                <w:rFonts w:eastAsia="Times New Roman" w:cs="Times New Roman" w:ascii="Times New Roman" w:hAnsi="Times New Roman"/>
+                <w:bCs/>
+                <w:sz w:val="24"/>
+                <w:szCs w:val="24"/>
+              </w:rPr>
+              <w:t xml:space="preserve">            </w:t>
+            </w:r>
+            <w:r>
+              <w:rPr>
+                <w:rFonts w:eastAsia="Times New Roman" w:cs="Times New Roman" w:ascii="Times New Roman" w:hAnsi="Times New Roman"/>
+                <w:bCs/>
+                <w:sz w:val="24"/>
+                <w:szCs w:val="24"/>
+              </w:rPr>
+              <w:t>} catch (error) {</w:t>
+            </w:r>
+          </w:p>
+          <w:p>
+            <w:pPr>
+              <w:pStyle w:val="Normal"/>
+              <w:widowControl/>
+              <w:suppressAutoHyphens w:val="true"/>
+              <w:spacing w:lineRule="auto" w:line="240" w:before="57" w:after="57"/>
+              <w:jc w:val="left"/>
+              <w:rPr>
+                <w:rFonts w:ascii="Times New Roman" w:hAnsi="Times New Roman" w:eastAsia="Times New Roman" w:cs="Times New Roman"/>
+                <w:bCs/>
+                <w:sz w:val="24"/>
+                <w:szCs w:val="24"/>
+              </w:rPr>
+            </w:pPr>
+            <w:r>
+              <w:rPr>
+                <w:rFonts w:eastAsia="Times New Roman" w:cs="Times New Roman" w:ascii="Times New Roman" w:hAnsi="Times New Roman"/>
+                <w:bCs/>
+                <w:sz w:val="24"/>
+                <w:szCs w:val="24"/>
+              </w:rPr>
+              <w:t xml:space="preserve">                </w:t>
+            </w:r>
+            <w:r>
+              <w:rPr>
+                <w:rFonts w:eastAsia="Times New Roman" w:cs="Times New Roman" w:ascii="Times New Roman" w:hAnsi="Times New Roman"/>
+                <w:bCs/>
+                <w:sz w:val="24"/>
+                <w:szCs w:val="24"/>
+              </w:rPr>
+              <w:t>console.error("Fetch Error:", error);</w:t>
+            </w:r>
+          </w:p>
+          <w:p>
+            <w:pPr>
+              <w:pStyle w:val="Normal"/>
+              <w:widowControl/>
+              <w:suppressAutoHyphens w:val="true"/>
+              <w:spacing w:lineRule="auto" w:line="240" w:before="57" w:after="57"/>
+              <w:jc w:val="left"/>
+              <w:rPr>
+                <w:rFonts w:ascii="Times New Roman" w:hAnsi="Times New Roman" w:eastAsia="Times New Roman" w:cs="Times New Roman"/>
+                <w:bCs/>
+                <w:sz w:val="24"/>
+                <w:szCs w:val="24"/>
+              </w:rPr>
+            </w:pPr>
+            <w:r>
+              <w:rPr>
+                <w:rFonts w:eastAsia="Times New Roman" w:cs="Times New Roman" w:ascii="Times New Roman" w:hAnsi="Times New Roman"/>
+                <w:bCs/>
+                <w:sz w:val="24"/>
+                <w:szCs w:val="24"/>
+              </w:rPr>
+              <w:t xml:space="preserve">                </w:t>
+            </w:r>
+            <w:r>
+              <w:rPr>
+                <w:rFonts w:eastAsia="Times New Roman" w:cs="Times New Roman" w:ascii="Times New Roman" w:hAnsi="Times New Roman"/>
+                <w:bCs/>
+                <w:sz w:val="24"/>
+                <w:szCs w:val="24"/>
+              </w:rPr>
+              <w:t>resultDiv.innerHTML = `&lt;p style="color:red;"&gt;Failed to retrieve weather data.&lt;/p&gt;`;</w:t>
+            </w:r>
+          </w:p>
+          <w:p>
+            <w:pPr>
+              <w:pStyle w:val="Normal"/>
+              <w:widowControl/>
+              <w:suppressAutoHyphens w:val="true"/>
+              <w:spacing w:lineRule="auto" w:line="240" w:before="57" w:after="57"/>
+              <w:jc w:val="left"/>
+              <w:rPr>
+                <w:rFonts w:ascii="Times New Roman" w:hAnsi="Times New Roman" w:eastAsia="Times New Roman" w:cs="Times New Roman"/>
+                <w:bCs/>
+                <w:sz w:val="24"/>
+                <w:szCs w:val="24"/>
+              </w:rPr>
+            </w:pPr>
+            <w:r>
+              <w:rPr>
+                <w:rFonts w:eastAsia="Times New Roman" w:cs="Times New Roman" w:ascii="Times New Roman" w:hAnsi="Times New Roman"/>
+                <w:bCs/>
+                <w:sz w:val="24"/>
+                <w:szCs w:val="24"/>
+              </w:rPr>
+              <w:t xml:space="preserve">            </w:t>
+            </w:r>
+            <w:r>
+              <w:rPr>
+                <w:rFonts w:eastAsia="Times New Roman" w:cs="Times New Roman" w:ascii="Times New Roman" w:hAnsi="Times New Roman"/>
+                <w:bCs/>
+                <w:sz w:val="24"/>
+                <w:szCs w:val="24"/>
+              </w:rPr>
+              <w:t>}</w:t>
+            </w:r>
+          </w:p>
+          <w:p>
+            <w:pPr>
+              <w:pStyle w:val="Normal"/>
+              <w:widowControl/>
+              <w:suppressAutoHyphens w:val="true"/>
+              <w:spacing w:lineRule="auto" w:line="240" w:before="57" w:after="57"/>
+              <w:jc w:val="left"/>
+              <w:rPr>
+                <w:rFonts w:ascii="Times New Roman" w:hAnsi="Times New Roman" w:eastAsia="Times New Roman" w:cs="Times New Roman"/>
+                <w:bCs/>
+                <w:sz w:val="24"/>
+                <w:szCs w:val="24"/>
+              </w:rPr>
+            </w:pPr>
+            <w:r>
+              <w:rPr>
+                <w:rFonts w:eastAsia="Times New Roman" w:cs="Times New Roman" w:ascii="Times New Roman" w:hAnsi="Times New Roman"/>
+                <w:bCs/>
+                <w:sz w:val="24"/>
+                <w:szCs w:val="24"/>
+              </w:rPr>
+              <w:t xml:space="preserve">        </w:t>
+            </w:r>
+            <w:r>
+              <w:rPr>
+                <w:rFonts w:eastAsia="Times New Roman" w:cs="Times New Roman" w:ascii="Times New Roman" w:hAnsi="Times New Roman"/>
+                <w:bCs/>
+                <w:sz w:val="24"/>
+                <w:szCs w:val="24"/>
+              </w:rPr>
+              <w:t>}</w:t>
+            </w:r>
+          </w:p>
+          <w:p>
+            <w:pPr>
+              <w:pStyle w:val="Normal"/>
+              <w:widowControl/>
+              <w:suppressAutoHyphens w:val="true"/>
+              <w:spacing w:lineRule="auto" w:line="240" w:before="57" w:after="57"/>
+              <w:jc w:val="left"/>
+              <w:rPr>
+                <w:rFonts w:ascii="Times New Roman" w:hAnsi="Times New Roman" w:eastAsia="Times New Roman" w:cs="Times New Roman"/>
+                <w:bCs/>
+                <w:sz w:val="24"/>
+                <w:szCs w:val="24"/>
+              </w:rPr>
+            </w:pPr>
+            <w:r>
+              <w:rPr>
+                <w:rFonts w:eastAsia="Times New Roman" w:cs="Times New Roman" w:ascii="Times New Roman" w:hAnsi="Times New Roman"/>
+                <w:bCs/>
+                <w:sz w:val="24"/>
+                <w:szCs w:val="24"/>
+              </w:rPr>
+              <w:t xml:space="preserve">    </w:t>
+            </w:r>
+            <w:r>
+              <w:rPr>
+                <w:rFonts w:eastAsia="Times New Roman" w:cs="Times New Roman" w:ascii="Times New Roman" w:hAnsi="Times New Roman"/>
+                <w:bCs/>
+                <w:sz w:val="24"/>
+                <w:szCs w:val="24"/>
+              </w:rPr>
+              <w:t>&lt;/script&gt;</w:t>
+            </w:r>
+          </w:p>
+          <w:p>
+            <w:pPr>
+              <w:pStyle w:val="Normal"/>
+              <w:widowControl/>
+              <w:suppressAutoHyphens w:val="true"/>
+              <w:spacing w:lineRule="auto" w:line="240" w:before="57" w:after="57"/>
+              <w:jc w:val="left"/>
+              <w:rPr>
+                <w:rFonts w:ascii="Times New Roman" w:hAnsi="Times New Roman" w:eastAsia="Times New Roman" w:cs="Times New Roman"/>
+                <w:bCs/>
+                <w:sz w:val="24"/>
+                <w:szCs w:val="24"/>
+              </w:rPr>
+            </w:pPr>
+            <w:r>
+              <w:rPr>
+                <w:sz w:val="22"/>
+              </w:rPr>
+            </w:r>
+          </w:p>
+          <w:p>
+            <w:pPr>
+              <w:pStyle w:val="Normal"/>
+              <w:widowControl/>
+              <w:suppressAutoHyphens w:val="true"/>
+              <w:spacing w:lineRule="auto" w:line="240" w:before="57" w:after="57"/>
+              <w:jc w:val="left"/>
+              <w:rPr>
+                <w:rFonts w:ascii="Times New Roman" w:hAnsi="Times New Roman" w:eastAsia="Times New Roman" w:cs="Times New Roman"/>
+                <w:bCs/>
+                <w:sz w:val="24"/>
+                <w:szCs w:val="24"/>
+              </w:rPr>
+            </w:pPr>
+            <w:r>
+              <w:rPr>
+                <w:rFonts w:eastAsia="Times New Roman" w:cs="Times New Roman" w:ascii="Times New Roman" w:hAnsi="Times New Roman"/>
+                <w:bCs/>
+                <w:sz w:val="24"/>
+                <w:szCs w:val="24"/>
+              </w:rPr>
+              <w:t>&lt;/body&gt;</w:t>
+            </w:r>
+          </w:p>
+          <w:p>
+            <w:pPr>
+              <w:pStyle w:val="Normal"/>
+              <w:widowControl/>
+              <w:suppressAutoHyphens w:val="true"/>
+              <w:spacing w:lineRule="auto" w:line="240" w:before="57" w:after="57"/>
+              <w:jc w:val="left"/>
+              <w:rPr>
+                <w:rFonts w:ascii="Times New Roman" w:hAnsi="Times New Roman" w:eastAsia="Times New Roman" w:cs="Times New Roman"/>
+                <w:bCs/>
+                <w:sz w:val="24"/>
+                <w:szCs w:val="24"/>
+              </w:rPr>
+            </w:pPr>
+            <w:r>
+              <w:rPr>
+                <w:rFonts w:eastAsia="Times New Roman" w:cs="Times New Roman" w:ascii="Times New Roman" w:hAnsi="Times New Roman"/>
+                <w:bCs/>
+                <w:sz w:val="24"/>
+                <w:szCs w:val="24"/>
+              </w:rPr>
+              <w:t>&lt;/html&gt;</w:t>
             </w:r>
           </w:p>
         </w:tc>
       </w:tr>
       <w:tr>
         <w:trPr>
-          <w:trHeight w:val="7770" w:hRule="atLeast"/>
+          <w:trHeight w:val="8670" w:hRule="atLeast"/>
         </w:trPr>
         <w:tc>
           <w:tcPr>
-            <w:tcW w:w="2683" w:type="dxa"/>
+            <w:tcW w:w="2682" w:type="dxa"/>
             <w:gridSpan w:val="2"/>
             <w:vMerge w:val="continue"/>
             <w:tcBorders/>
@@ -4457,7 +7005,7 @@
         </w:tc>
         <w:tc>
           <w:tcPr>
-            <w:tcW w:w="7407" w:type="dxa"/>
+            <w:tcW w:w="7408" w:type="dxa"/>
             <w:gridSpan w:val="4"/>
             <w:tcBorders/>
           </w:tcPr>
@@ -4477,11 +7025,20 @@
               <w:rPr>
                 <w:rFonts w:ascii="times new roman" w:hAnsi="times new roman"/>
                 <w:color w:val="000000"/>
+                <w:sz w:val="22"/>
               </w:rPr>
               <w:drawing>
-                <wp:inline distT="0" distB="0" distL="0" distR="0">
-                  <wp:extent cx="3346450" cy="4763135"/>
+                <wp:anchor behindDoc="0" distT="0" distB="0" distL="0" distR="0" simplePos="0" locked="0" layoutInCell="0" allowOverlap="1" relativeHeight="40">
+                  <wp:simplePos x="0" y="0"/>
+                  <wp:positionH relativeFrom="column">
+                    <wp:posOffset>114300</wp:posOffset>
+                  </wp:positionH>
+                  <wp:positionV relativeFrom="paragraph">
+                    <wp:posOffset>292100</wp:posOffset>
+                  </wp:positionV>
+                  <wp:extent cx="4374515" cy="2567305"/>
                   <wp:effectExtent l="0" t="0" r="0" b="0"/>
+                  <wp:wrapSquare wrapText="largest"/>
                   <wp:docPr id="1" name="Image1" descr=""/>
                   <wp:cNvGraphicFramePr>
                     <a:graphicFrameLocks xmlns:a="http://schemas.openxmlformats.org/drawingml/2006/main" noChangeAspect="1"/>
@@ -4497,7 +7054,6 @@
                         </pic:nvPicPr>
                         <pic:blipFill>
                           <a:blip r:embed="rId2"/>
-                          <a:srcRect l="60518" t="0" r="-13" b="0"/>
                           <a:stretch>
                             <a:fillRect/>
                           </a:stretch>
@@ -4505,7 +7061,7 @@
                         <pic:spPr bwMode="auto">
                           <a:xfrm>
                             <a:off x="0" y="0"/>
-                            <a:ext cx="3346450" cy="4763135"/>
+                            <a:ext cx="4374515" cy="2567305"/>
                           </a:xfrm>
                           <a:prstGeom prst="rect">
                             <a:avLst/>
@@ -4514,310 +7070,13 @@
                       </pic:pic>
                     </a:graphicData>
                   </a:graphic>
-                </wp:inline>
+                </wp:anchor>
               </w:drawing>
-            </w:r>
-          </w:p>
-        </w:tc>
-      </w:tr>
-      <w:tr>
-        <w:trPr>
-          <w:trHeight w:val="1470" w:hRule="atLeast"/>
-        </w:trPr>
-        <w:tc>
-          <w:tcPr>
-            <w:tcW w:w="2683" w:type="dxa"/>
-            <w:gridSpan w:val="2"/>
-            <w:tcBorders/>
-          </w:tcPr>
-          <w:p>
-            <w:pPr>
-              <w:pStyle w:val="Normal"/>
-              <w:widowControl/>
-              <w:suppressAutoHyphens w:val="true"/>
-              <w:spacing w:lineRule="auto" w:line="240" w:before="0" w:after="0"/>
-              <w:jc w:val="left"/>
-              <w:rPr>
-                <w:rFonts w:ascii="Times New Roman" w:hAnsi="Times New Roman" w:eastAsia="Times New Roman" w:cs="Times New Roman"/>
-                <w:bCs/>
-                <w:sz w:val="24"/>
-                <w:szCs w:val="24"/>
-              </w:rPr>
-            </w:pPr>
-            <w:r>
-              <w:rPr>
-                <w:rFonts w:eastAsia="Times New Roman" w:cs="Times New Roman" w:ascii="Times New Roman" w:hAnsi="Times New Roman"/>
-                <w:bCs/>
-                <w:sz w:val="24"/>
-                <w:szCs w:val="24"/>
-                <w:lang w:val="en-IN" w:bidi="ar-SA"/>
-              </w:rPr>
-              <w:t>Output Analysis</w:t>
-            </w:r>
-          </w:p>
-        </w:tc>
-        <w:tc>
-          <w:tcPr>
-            <w:tcW w:w="7407" w:type="dxa"/>
-            <w:gridSpan w:val="4"/>
-            <w:tcBorders/>
-          </w:tcPr>
-          <w:p>
-            <w:pPr>
-              <w:pStyle w:val="Normal"/>
-              <w:widowControl/>
-              <w:suppressAutoHyphens w:val="true"/>
-              <w:spacing w:lineRule="auto" w:line="240" w:before="57" w:after="57"/>
-              <w:jc w:val="left"/>
-              <w:rPr>
-                <w:rFonts w:ascii="Times New Roman" w:hAnsi="Times New Roman" w:eastAsia="Times New Roman" w:cs="Times New Roman"/>
-                <w:b w:val="false"/>
-                <w:bCs w:val="false"/>
-                <w:sz w:val="24"/>
-                <w:szCs w:val="24"/>
-                <w:lang w:val="en-IN" w:bidi="ar-SA"/>
-              </w:rPr>
-            </w:pPr>
-            <w:r>
-              <w:rPr>
-                <w:rFonts w:eastAsia="Times New Roman" w:cs="Times New Roman" w:ascii="Times New Roman" w:hAnsi="Times New Roman"/>
-                <w:b w:val="false"/>
-                <w:bCs w:val="false"/>
-                <w:sz w:val="24"/>
-                <w:szCs w:val="24"/>
-                <w:lang w:val="en-IN" w:bidi="ar-SA"/>
-              </w:rPr>
-              <w:t>The JavaScript program successfully models a shopping cart using an array of objects and demonstrates the use of push(), map(), filter(), and reduce() to add products, remove products, retrieve product names, and calculate the total price.</w:t>
-            </w:r>
-          </w:p>
-        </w:tc>
-      </w:tr>
-      <w:tr>
-        <w:trPr>
-          <w:trHeight w:val="1925" w:hRule="atLeast"/>
-        </w:trPr>
-        <w:tc>
-          <w:tcPr>
-            <w:tcW w:w="2683" w:type="dxa"/>
-            <w:gridSpan w:val="2"/>
-            <w:tcBorders/>
-          </w:tcPr>
-          <w:p>
-            <w:pPr>
-              <w:pStyle w:val="Normal"/>
-              <w:widowControl/>
-              <w:suppressAutoHyphens w:val="true"/>
-              <w:spacing w:lineRule="auto" w:line="240" w:before="0" w:after="0"/>
-              <w:jc w:val="left"/>
-              <w:rPr>
-                <w:rFonts w:ascii="Times New Roman" w:hAnsi="Times New Roman" w:eastAsia="Times New Roman" w:cs="Times New Roman"/>
-                <w:bCs/>
-                <w:sz w:val="24"/>
-                <w:szCs w:val="24"/>
-              </w:rPr>
-            </w:pPr>
-            <w:r>
-              <w:rPr>
-                <w:rFonts w:eastAsia="Times New Roman" w:cs="Times New Roman" w:ascii="Times New Roman" w:hAnsi="Times New Roman"/>
-                <w:bCs/>
-                <w:sz w:val="24"/>
-                <w:szCs w:val="24"/>
-                <w:lang w:val="en-IN" w:bidi="ar-SA"/>
-              </w:rPr>
-              <w:t>Link of student Github profile where lab assignment has been uploaded</w:t>
-            </w:r>
-          </w:p>
-        </w:tc>
-        <w:tc>
-          <w:tcPr>
-            <w:tcW w:w="7407" w:type="dxa"/>
-            <w:gridSpan w:val="4"/>
-            <w:tcBorders/>
-          </w:tcPr>
-          <w:p>
-            <w:pPr>
-              <w:pStyle w:val="Normal"/>
-              <w:widowControl/>
-              <w:suppressAutoHyphens w:val="true"/>
-              <w:spacing w:lineRule="auto" w:line="240" w:before="0" w:after="0"/>
-              <w:jc w:val="center"/>
-              <w:rPr>
-                <w:rFonts w:ascii="Times New Roman" w:hAnsi="Times New Roman" w:eastAsia="Times New Roman" w:cs="Times New Roman"/>
-                <w:b/>
-                <w:sz w:val="28"/>
-                <w:szCs w:val="28"/>
-              </w:rPr>
-            </w:pPr>
-            <w:r>
-              <w:rPr>
-                <w:rFonts w:eastAsia="Times New Roman" w:cs="Times New Roman" w:ascii="Times New Roman" w:hAnsi="Times New Roman"/>
-                <w:b/>
-                <w:sz w:val="28"/>
-                <w:szCs w:val="28"/>
-              </w:rPr>
-            </w:r>
-          </w:p>
-          <w:p>
-            <w:pPr>
-              <w:pStyle w:val="Normal"/>
-              <w:widowControl/>
-              <w:suppressAutoHyphens w:val="true"/>
-              <w:spacing w:lineRule="auto" w:line="240" w:before="0" w:after="0"/>
-              <w:jc w:val="center"/>
-              <w:rPr>
-                <w:b/>
-                <w:bCs/>
-                <w:sz w:val="22"/>
-              </w:rPr>
-            </w:pPr>
-            <w:r>
-              <w:rPr>
-                <w:rFonts w:ascii="times new roman" w:hAnsi="times new roman"/>
-                <w:b/>
-                <w:bCs/>
-                <w:sz w:val="32"/>
-                <w:szCs w:val="32"/>
-              </w:rPr>
-              <w:t>https://github.com/limaytidke</w:t>
-            </w:r>
-          </w:p>
-        </w:tc>
-      </w:tr>
-      <w:tr>
-        <w:trPr>
-          <w:trHeight w:val="554" w:hRule="atLeast"/>
-        </w:trPr>
-        <w:tc>
-          <w:tcPr>
-            <w:tcW w:w="2683" w:type="dxa"/>
-            <w:gridSpan w:val="2"/>
-            <w:tcBorders/>
-          </w:tcPr>
-          <w:p>
-            <w:pPr>
-              <w:pStyle w:val="Normal"/>
-              <w:widowControl/>
-              <w:suppressAutoHyphens w:val="true"/>
-              <w:spacing w:lineRule="auto" w:line="240" w:before="0" w:after="0"/>
-              <w:jc w:val="left"/>
-              <w:rPr>
-                <w:rFonts w:ascii="Times New Roman" w:hAnsi="Times New Roman" w:eastAsia="Times New Roman" w:cs="Times New Roman"/>
-                <w:bCs/>
-                <w:sz w:val="24"/>
-                <w:szCs w:val="24"/>
-              </w:rPr>
-            </w:pPr>
-            <w:r>
-              <w:rPr>
-                <w:rFonts w:eastAsia="Times New Roman" w:cs="Times New Roman" w:ascii="Times New Roman" w:hAnsi="Times New Roman"/>
-                <w:bCs/>
-                <w:sz w:val="24"/>
-                <w:szCs w:val="24"/>
-                <w:lang w:val="en-IN" w:bidi="ar-SA"/>
-              </w:rPr>
-              <w:t>Conclusion</w:t>
-            </w:r>
-          </w:p>
-        </w:tc>
-        <w:tc>
-          <w:tcPr>
-            <w:tcW w:w="7407" w:type="dxa"/>
-            <w:gridSpan w:val="4"/>
-            <w:tcBorders/>
-          </w:tcPr>
-          <w:p>
-            <w:pPr>
-              <w:pStyle w:val="Normal"/>
-              <w:widowControl/>
-              <w:suppressAutoHyphens w:val="true"/>
-              <w:spacing w:lineRule="auto" w:line="240" w:before="57" w:after="57"/>
-              <w:jc w:val="left"/>
-              <w:rPr>
-                <w:rFonts w:ascii="Times New Roman" w:hAnsi="Times New Roman" w:eastAsia="Times New Roman" w:cs="Times New Roman"/>
-                <w:b w:val="false"/>
-                <w:bCs w:val="false"/>
-                <w:sz w:val="24"/>
-                <w:szCs w:val="24"/>
-                <w:lang w:val="en-IN" w:bidi="ar-SA"/>
-              </w:rPr>
-            </w:pPr>
-            <w:r>
-              <w:rPr>
-                <w:rFonts w:eastAsia="Times New Roman" w:cs="Times New Roman" w:ascii="Times New Roman" w:hAnsi="Times New Roman"/>
-                <w:b w:val="false"/>
-                <w:bCs w:val="false"/>
-                <w:sz w:val="24"/>
-                <w:szCs w:val="24"/>
-                <w:lang w:val="en-IN" w:bidi="ar-SA"/>
-              </w:rPr>
-              <w:t>Successfully studied the arrays and higher order functions of JavaScript and demonstrated built a client side application.</w:t>
-            </w:r>
-          </w:p>
-        </w:tc>
-      </w:tr>
-      <w:tr>
-        <w:trPr>
-          <w:trHeight w:val="692" w:hRule="atLeast"/>
-        </w:trPr>
-        <w:tc>
-          <w:tcPr>
-            <w:tcW w:w="2683" w:type="dxa"/>
-            <w:gridSpan w:val="2"/>
-            <w:tcBorders/>
-          </w:tcPr>
-          <w:p>
-            <w:pPr>
-              <w:pStyle w:val="Normal"/>
-              <w:widowControl/>
-              <w:suppressAutoHyphens w:val="true"/>
-              <w:spacing w:lineRule="auto" w:line="240" w:before="0" w:after="0"/>
-              <w:jc w:val="left"/>
-              <w:rPr>
-                <w:rFonts w:ascii="Times New Roman" w:hAnsi="Times New Roman" w:eastAsia="Times New Roman" w:cs="Times New Roman"/>
-                <w:bCs/>
-                <w:sz w:val="24"/>
-                <w:szCs w:val="24"/>
-              </w:rPr>
-            </w:pPr>
-            <w:r>
-              <w:rPr>
-                <w:rFonts w:eastAsia="Times New Roman" w:cs="Times New Roman" w:ascii="Times New Roman" w:hAnsi="Times New Roman"/>
-                <w:bCs/>
-                <w:sz w:val="24"/>
-                <w:szCs w:val="24"/>
-                <w:lang w:val="en-IN" w:bidi="ar-SA"/>
-              </w:rPr>
-              <w:t>Plag Report (Similarity index &lt; 12%)</w:t>
-            </w:r>
-          </w:p>
-        </w:tc>
-        <w:tc>
-          <w:tcPr>
-            <w:tcW w:w="7407" w:type="dxa"/>
-            <w:gridSpan w:val="4"/>
-            <w:tcBorders/>
-          </w:tcPr>
-          <w:p>
-            <w:pPr>
-              <w:pStyle w:val="Normal"/>
-              <w:widowControl/>
-              <w:suppressAutoHyphens w:val="true"/>
-              <w:spacing w:lineRule="auto" w:line="240" w:before="57" w:after="57"/>
-              <w:jc w:val="center"/>
-              <w:rPr>
-                <w:rFonts w:ascii="Times New Roman" w:hAnsi="Times New Roman" w:eastAsia="Times New Roman" w:cs="Times New Roman"/>
-                <w:b/>
-                <w:sz w:val="28"/>
-                <w:szCs w:val="28"/>
-              </w:rPr>
-            </w:pPr>
-            <w:r>
-              <w:rPr/>
               <w:drawing>
                 <wp:inline distT="0" distB="0" distL="0" distR="0">
-                  <wp:extent cx="4500880" cy="3962400"/>
+                  <wp:extent cx="4566920" cy="2567305"/>
                   <wp:effectExtent l="0" t="0" r="0" b="0"/>
-                  <wp:docPr id="2" name="Image3" descr=""/>
+                  <wp:docPr id="2" name="Image2" descr=""/>
                   <wp:cNvGraphicFramePr>
                     <a:graphicFrameLocks xmlns:a="http://schemas.openxmlformats.org/drawingml/2006/main" noChangeAspect="1"/>
                   </wp:cNvGraphicFramePr>
@@ -4825,7 +7084,7 @@
                     <a:graphicData uri="http://schemas.openxmlformats.org/drawingml/2006/picture">
                       <pic:pic xmlns:pic="http://schemas.openxmlformats.org/drawingml/2006/picture">
                         <pic:nvPicPr>
-                          <pic:cNvPr id="2" name="Image3" descr=""/>
+                          <pic:cNvPr id="2" name="Image2" descr=""/>
                           <pic:cNvPicPr>
                             <a:picLocks noChangeAspect="1" noChangeArrowheads="1"/>
                           </pic:cNvPicPr>
@@ -4839,7 +7098,7 @@
                         <pic:spPr bwMode="auto">
                           <a:xfrm>
                             <a:off x="0" y="0"/>
-                            <a:ext cx="4500880" cy="3962400"/>
+                            <a:ext cx="4566920" cy="2567305"/>
                           </a:xfrm>
                           <a:prstGeom prst="rect">
                             <a:avLst/>
@@ -4856,11 +7115,639 @@
       </w:tr>
       <w:tr>
         <w:trPr>
+          <w:trHeight w:val="1470" w:hRule="atLeast"/>
+        </w:trPr>
+        <w:tc>
+          <w:tcPr>
+            <w:tcW w:w="2682" w:type="dxa"/>
+            <w:gridSpan w:val="2"/>
+            <w:tcBorders/>
+          </w:tcPr>
+          <w:p>
+            <w:pPr>
+              <w:pStyle w:val="Normal"/>
+              <w:widowControl/>
+              <w:suppressAutoHyphens w:val="true"/>
+              <w:spacing w:lineRule="auto" w:line="240" w:before="0" w:after="0"/>
+              <w:jc w:val="left"/>
+              <w:rPr>
+                <w:rFonts w:ascii="Times New Roman" w:hAnsi="Times New Roman" w:eastAsia="Times New Roman" w:cs="Times New Roman"/>
+                <w:bCs/>
+                <w:sz w:val="24"/>
+                <w:szCs w:val="24"/>
+              </w:rPr>
+            </w:pPr>
+            <w:r>
+              <w:rPr>
+                <w:rFonts w:eastAsia="Times New Roman" w:cs="Times New Roman" w:ascii="Times New Roman" w:hAnsi="Times New Roman"/>
+                <w:bCs/>
+                <w:sz w:val="24"/>
+                <w:szCs w:val="24"/>
+                <w:lang w:val="en-IN" w:bidi="ar-SA"/>
+              </w:rPr>
+              <w:t>Output Analysis</w:t>
+            </w:r>
+          </w:p>
+        </w:tc>
+        <w:tc>
+          <w:tcPr>
+            <w:tcW w:w="7408" w:type="dxa"/>
+            <w:gridSpan w:val="4"/>
+            <w:tcBorders/>
+          </w:tcPr>
+          <w:p>
+            <w:pPr>
+              <w:pStyle w:val="BodyText"/>
+              <w:widowControl/>
+              <w:suppressAutoHyphens w:val="true"/>
+              <w:spacing w:lineRule="auto" w:line="240" w:before="57" w:after="57"/>
+              <w:jc w:val="left"/>
+              <w:rPr>
+                <w:rFonts w:ascii="times new roman" w:hAnsi="times new roman"/>
+                <w:sz w:val="24"/>
+                <w:szCs w:val="24"/>
+              </w:rPr>
+            </w:pPr>
+            <w:r>
+              <w:rPr>
+                <w:rFonts w:eastAsia="Times New Roman" w:cs="Times New Roman" w:ascii="times new roman" w:hAnsi="times new roman"/>
+                <w:b/>
+                <w:bCs w:val="false"/>
+                <w:sz w:val="24"/>
+                <w:szCs w:val="24"/>
+                <w:lang w:val="en-IN" w:bidi="ar-SA"/>
+              </w:rPr>
+              <w:t>Initial State:</w:t>
+            </w:r>
+            <w:r>
+              <w:rPr>
+                <w:rFonts w:eastAsia="Times New Roman" w:cs="Times New Roman" w:ascii="times new roman" w:hAnsi="times new roman"/>
+                <w:b w:val="false"/>
+                <w:bCs w:val="false"/>
+                <w:sz w:val="24"/>
+                <w:szCs w:val="24"/>
+                <w:lang w:val="en-IN" w:bidi="ar-SA"/>
+              </w:rPr>
+              <w:t xml:space="preserve"> Displays a card with a city dropdown selector (Nagpur, Pune, Mumbai, New Delhi) and a button labeled </w:t>
+            </w:r>
+            <w:r>
+              <w:rPr>
+                <w:rFonts w:eastAsia="Times New Roman" w:cs="Times New Roman" w:ascii="times new roman" w:hAnsi="times new roman"/>
+                <w:b/>
+                <w:bCs w:val="false"/>
+                <w:sz w:val="24"/>
+                <w:szCs w:val="24"/>
+                <w:lang w:val="en-IN" w:bidi="ar-SA"/>
+              </w:rPr>
+              <w:t>Get Live Weather</w:t>
+            </w:r>
+            <w:r>
+              <w:rPr>
+                <w:rFonts w:eastAsia="Times New Roman" w:cs="Times New Roman" w:ascii="times new roman" w:hAnsi="times new roman"/>
+                <w:b w:val="false"/>
+                <w:bCs w:val="false"/>
+                <w:sz w:val="24"/>
+                <w:szCs w:val="24"/>
+                <w:lang w:val="en-IN" w:bidi="ar-SA"/>
+              </w:rPr>
+              <w:t>.</w:t>
+            </w:r>
+          </w:p>
+          <w:p>
+            <w:pPr>
+              <w:pStyle w:val="BodyText"/>
+              <w:numPr>
+                <w:ilvl w:val="0"/>
+                <w:numId w:val="4"/>
+              </w:numPr>
+              <w:tabs>
+                <w:tab w:val="clear" w:pos="720"/>
+                <w:tab w:val="left" w:pos="0" w:leader="none"/>
+              </w:tabs>
+              <w:ind w:hanging="283" w:left="720"/>
+              <w:rPr/>
+            </w:pPr>
+            <w:r>
+              <w:rPr>
+                <w:rFonts w:ascii="times new roman" w:hAnsi="times new roman"/>
+                <w:b/>
+                <w:sz w:val="24"/>
+                <w:szCs w:val="24"/>
+              </w:rPr>
+              <w:t>During Request:</w:t>
+            </w:r>
+            <w:r>
+              <w:rPr>
+                <w:rFonts w:ascii="times new roman" w:hAnsi="times new roman"/>
+                <w:sz w:val="24"/>
+                <w:szCs w:val="24"/>
+              </w:rPr>
+              <w:t xml:space="preserve"> Upon clicking the button, the result area updates instantly to </w:t>
+            </w:r>
+            <w:r>
+              <w:rPr>
+                <w:rStyle w:val="SourceText"/>
+                <w:rFonts w:ascii="times new roman" w:hAnsi="times new roman"/>
+                <w:sz w:val="24"/>
+                <w:szCs w:val="24"/>
+              </w:rPr>
+              <w:t>Fetching live weather data...</w:t>
+            </w:r>
+            <w:r>
+              <w:rPr>
+                <w:rFonts w:ascii="times new roman" w:hAnsi="times new roman"/>
+                <w:sz w:val="24"/>
+                <w:szCs w:val="24"/>
+              </w:rPr>
+              <w:t>.</w:t>
+            </w:r>
+          </w:p>
+          <w:p>
+            <w:pPr>
+              <w:pStyle w:val="BodyText"/>
+              <w:numPr>
+                <w:ilvl w:val="0"/>
+                <w:numId w:val="5"/>
+              </w:numPr>
+              <w:tabs>
+                <w:tab w:val="clear" w:pos="720"/>
+                <w:tab w:val="left" w:pos="0" w:leader="none"/>
+              </w:tabs>
+              <w:ind w:hanging="283" w:left="720"/>
+              <w:rPr/>
+            </w:pPr>
+            <w:r>
+              <w:rPr>
+                <w:rFonts w:ascii="times new roman" w:hAnsi="times new roman"/>
+                <w:b/>
+                <w:sz w:val="24"/>
+                <w:szCs w:val="24"/>
+              </w:rPr>
+              <w:t>On Success:</w:t>
+            </w:r>
+            <w:r>
+              <w:rPr>
+                <w:rFonts w:ascii="times new roman" w:hAnsi="times new roman"/>
+                <w:sz w:val="24"/>
+                <w:szCs w:val="24"/>
+              </w:rPr>
+              <w:t xml:space="preserve"> Once the promise resolves, the API response is rendered dynamically on screen (e.g., </w:t>
+            </w:r>
+            <w:r>
+              <w:rPr>
+                <w:rFonts w:ascii="times new roman" w:hAnsi="times new roman"/>
+                <w:b/>
+                <w:sz w:val="24"/>
+                <w:szCs w:val="24"/>
+              </w:rPr>
+              <w:t>Nagpur</w:t>
+            </w:r>
+            <w:r>
+              <w:rPr>
+                <w:rFonts w:ascii="times new roman" w:hAnsi="times new roman"/>
+                <w:sz w:val="24"/>
+                <w:szCs w:val="24"/>
+              </w:rPr>
+              <w:t xml:space="preserve">, </w:t>
+            </w:r>
+            <w:r>
+              <w:rPr>
+                <w:rFonts w:ascii="times new roman" w:hAnsi="times new roman"/>
+                <w:b/>
+                <w:sz w:val="24"/>
+                <w:szCs w:val="24"/>
+              </w:rPr>
+              <w:t>Temperature:</w:t>
+            </w:r>
+            <w:r>
+              <w:rPr>
+                <w:rFonts w:ascii="times new roman" w:hAnsi="times new roman"/>
+                <w:sz w:val="24"/>
+                <w:szCs w:val="24"/>
+              </w:rPr>
+              <w:t xml:space="preserve"> </w:t>
+            </w:r>
+            <w:r>
+              <w:rPr>
+                <w:rStyle w:val="SourceText"/>
+                <w:rFonts w:ascii="times new roman" w:hAnsi="times new roman"/>
+                <w:sz w:val="24"/>
+                <w:szCs w:val="24"/>
+              </w:rPr>
+              <w:t>28.5 °C</w:t>
+            </w:r>
+            <w:r>
+              <w:rPr>
+                <w:rFonts w:ascii="times new roman" w:hAnsi="times new roman"/>
+                <w:sz w:val="24"/>
+                <w:szCs w:val="24"/>
+              </w:rPr>
+              <w:t xml:space="preserve">, </w:t>
+            </w:r>
+            <w:r>
+              <w:rPr>
+                <w:rFonts w:ascii="times new roman" w:hAnsi="times new roman"/>
+                <w:b/>
+                <w:sz w:val="24"/>
+                <w:szCs w:val="24"/>
+              </w:rPr>
+              <w:t>Wind Speed:</w:t>
+            </w:r>
+            <w:r>
+              <w:rPr>
+                <w:rFonts w:ascii="times new roman" w:hAnsi="times new roman"/>
+                <w:sz w:val="24"/>
+                <w:szCs w:val="24"/>
+              </w:rPr>
+              <w:t xml:space="preserve"> </w:t>
+            </w:r>
+            <w:r>
+              <w:rPr>
+                <w:rStyle w:val="SourceText"/>
+                <w:rFonts w:ascii="times new roman" w:hAnsi="times new roman"/>
+                <w:sz w:val="24"/>
+                <w:szCs w:val="24"/>
+              </w:rPr>
+              <w:t>12.3 km/h</w:t>
+            </w:r>
+            <w:r>
+              <w:rPr>
+                <w:rFonts w:ascii="times new roman" w:hAnsi="times new roman"/>
+                <w:sz w:val="24"/>
+                <w:szCs w:val="24"/>
+              </w:rPr>
+              <w:t>).</w:t>
+            </w:r>
+          </w:p>
+          <w:p>
+            <w:pPr>
+              <w:pStyle w:val="BodyText"/>
+              <w:numPr>
+                <w:ilvl w:val="0"/>
+                <w:numId w:val="6"/>
+              </w:numPr>
+              <w:tabs>
+                <w:tab w:val="clear" w:pos="720"/>
+                <w:tab w:val="left" w:pos="0" w:leader="none"/>
+              </w:tabs>
+              <w:ind w:hanging="283" w:left="720"/>
+              <w:rPr>
+                <w:rFonts w:ascii="times new roman" w:hAnsi="times new roman"/>
+                <w:sz w:val="24"/>
+                <w:szCs w:val="24"/>
+              </w:rPr>
+            </w:pPr>
+            <w:r>
+              <w:rPr>
+                <w:rFonts w:ascii="times new roman" w:hAnsi="times new roman"/>
+                <w:b/>
+                <w:sz w:val="24"/>
+                <w:szCs w:val="24"/>
+              </w:rPr>
+              <w:t>On Error:</w:t>
+            </w:r>
+            <w:r>
+              <w:rPr>
+                <w:rFonts w:ascii="times new roman" w:hAnsi="times new roman"/>
+                <w:sz w:val="24"/>
+                <w:szCs w:val="24"/>
+              </w:rPr>
+              <w:t xml:space="preserve"> Displays a red error message if the device loses connectivity or the request fails.</w:t>
+            </w:r>
+          </w:p>
+          <w:p>
+            <w:pPr>
+              <w:pStyle w:val="Normal"/>
+              <w:widowControl/>
+              <w:suppressAutoHyphens w:val="true"/>
+              <w:spacing w:lineRule="auto" w:line="240" w:before="57" w:after="57"/>
+              <w:jc w:val="left"/>
+              <w:rPr>
+                <w:rFonts w:ascii="times new roman" w:hAnsi="times new roman"/>
+                <w:sz w:val="24"/>
+                <w:szCs w:val="24"/>
+              </w:rPr>
+            </w:pPr>
+            <w:r>
+              <w:rPr>
+                <w:rFonts w:ascii="times new roman" w:hAnsi="times new roman"/>
+                <w:sz w:val="24"/>
+                <w:szCs w:val="24"/>
+              </w:rPr>
+            </w:r>
+          </w:p>
+        </w:tc>
+      </w:tr>
+      <w:tr>
+        <w:trPr>
+          <w:trHeight w:val="1925" w:hRule="atLeast"/>
+        </w:trPr>
+        <w:tc>
+          <w:tcPr>
+            <w:tcW w:w="2682" w:type="dxa"/>
+            <w:gridSpan w:val="2"/>
+            <w:tcBorders/>
+          </w:tcPr>
+          <w:p>
+            <w:pPr>
+              <w:pStyle w:val="Normal"/>
+              <w:widowControl/>
+              <w:suppressAutoHyphens w:val="true"/>
+              <w:spacing w:lineRule="auto" w:line="240" w:before="0" w:after="0"/>
+              <w:jc w:val="left"/>
+              <w:rPr>
+                <w:rFonts w:ascii="Times New Roman" w:hAnsi="Times New Roman" w:eastAsia="Times New Roman" w:cs="Times New Roman"/>
+                <w:bCs/>
+                <w:sz w:val="24"/>
+                <w:szCs w:val="24"/>
+              </w:rPr>
+            </w:pPr>
+            <w:r>
+              <w:rPr>
+                <w:rFonts w:eastAsia="Times New Roman" w:cs="Times New Roman" w:ascii="Times New Roman" w:hAnsi="Times New Roman"/>
+                <w:bCs/>
+                <w:sz w:val="24"/>
+                <w:szCs w:val="24"/>
+                <w:lang w:val="en-IN" w:bidi="ar-SA"/>
+              </w:rPr>
+              <w:t>Link of student Github profile where lab assignment has been uploaded</w:t>
+            </w:r>
+          </w:p>
+        </w:tc>
+        <w:tc>
+          <w:tcPr>
+            <w:tcW w:w="7408" w:type="dxa"/>
+            <w:gridSpan w:val="4"/>
+            <w:tcBorders/>
+          </w:tcPr>
+          <w:p>
+            <w:pPr>
+              <w:pStyle w:val="Normal"/>
+              <w:widowControl/>
+              <w:suppressAutoHyphens w:val="true"/>
+              <w:spacing w:lineRule="auto" w:line="240" w:before="0" w:after="0"/>
+              <w:jc w:val="center"/>
+              <w:rPr>
+                <w:rFonts w:ascii="Times New Roman" w:hAnsi="Times New Roman" w:eastAsia="Times New Roman" w:cs="Times New Roman"/>
+                <w:b/>
+                <w:sz w:val="28"/>
+                <w:szCs w:val="28"/>
+              </w:rPr>
+            </w:pPr>
+            <w:r>
+              <w:rPr>
+                <w:rFonts w:eastAsia="Times New Roman" w:cs="Times New Roman" w:ascii="Times New Roman" w:hAnsi="Times New Roman"/>
+                <w:b/>
+                <w:sz w:val="28"/>
+                <w:szCs w:val="28"/>
+              </w:rPr>
+            </w:r>
+          </w:p>
+          <w:p>
+            <w:pPr>
+              <w:pStyle w:val="Normal"/>
+              <w:widowControl/>
+              <w:suppressAutoHyphens w:val="true"/>
+              <w:spacing w:lineRule="auto" w:line="240" w:before="0" w:after="0"/>
+              <w:jc w:val="center"/>
+              <w:rPr>
+                <w:b/>
+                <w:bCs/>
+                <w:sz w:val="22"/>
+              </w:rPr>
+            </w:pPr>
+            <w:r>
+              <w:rPr>
+                <w:rFonts w:ascii="times new roman" w:hAnsi="times new roman"/>
+                <w:b/>
+                <w:bCs/>
+                <w:sz w:val="32"/>
+                <w:szCs w:val="32"/>
+              </w:rPr>
+              <w:t>https://github.com/limaytidke</w:t>
+            </w:r>
+          </w:p>
+        </w:tc>
+      </w:tr>
+      <w:tr>
+        <w:trPr>
+          <w:trHeight w:val="554" w:hRule="atLeast"/>
+        </w:trPr>
+        <w:tc>
+          <w:tcPr>
+            <w:tcW w:w="2682" w:type="dxa"/>
+            <w:gridSpan w:val="2"/>
+            <w:tcBorders/>
+          </w:tcPr>
+          <w:p>
+            <w:pPr>
+              <w:pStyle w:val="Normal"/>
+              <w:widowControl/>
+              <w:suppressAutoHyphens w:val="true"/>
+              <w:spacing w:lineRule="auto" w:line="240" w:before="0" w:after="0"/>
+              <w:jc w:val="left"/>
+              <w:rPr>
+                <w:rFonts w:ascii="Times New Roman" w:hAnsi="Times New Roman" w:eastAsia="Times New Roman" w:cs="Times New Roman"/>
+                <w:bCs/>
+                <w:sz w:val="24"/>
+                <w:szCs w:val="24"/>
+              </w:rPr>
+            </w:pPr>
+            <w:r>
+              <w:rPr>
+                <w:rFonts w:eastAsia="Times New Roman" w:cs="Times New Roman" w:ascii="Times New Roman" w:hAnsi="Times New Roman"/>
+                <w:bCs/>
+                <w:sz w:val="24"/>
+                <w:szCs w:val="24"/>
+                <w:lang w:val="en-IN" w:bidi="ar-SA"/>
+              </w:rPr>
+              <w:t>Conclusion</w:t>
+            </w:r>
+          </w:p>
+        </w:tc>
+        <w:tc>
+          <w:tcPr>
+            <w:tcW w:w="7408" w:type="dxa"/>
+            <w:gridSpan w:val="4"/>
+            <w:tcBorders/>
+          </w:tcPr>
+          <w:p>
+            <w:pPr>
+              <w:pStyle w:val="Normal"/>
+              <w:widowControl/>
+              <w:suppressAutoHyphens w:val="true"/>
+              <w:spacing w:lineRule="auto" w:line="240" w:before="57" w:after="57"/>
+              <w:jc w:val="left"/>
+              <w:rPr>
+                <w:sz w:val="22"/>
+              </w:rPr>
+            </w:pPr>
+            <w:r>
+              <w:rPr>
+                <w:rFonts w:eastAsia="Times New Roman" w:cs="Times New Roman" w:ascii="times new roman" w:hAnsi="times new roman"/>
+                <w:b w:val="false"/>
+                <w:bCs w:val="false"/>
+                <w:sz w:val="24"/>
+                <w:szCs w:val="24"/>
+                <w:lang w:val="en-IN" w:bidi="ar-SA"/>
+              </w:rPr>
+              <w:t>Successfully built and demonstrated a web application utilizing JavaScript asynchronous programming (</w:t>
+            </w:r>
+            <w:r>
+              <w:rPr>
+                <w:rStyle w:val="SourceText"/>
+                <w:rFonts w:ascii="times new roman" w:hAnsi="times new roman"/>
+                <w:b w:val="false"/>
+                <w:bCs w:val="false"/>
+                <w:sz w:val="24"/>
+                <w:szCs w:val="24"/>
+                <w:lang w:val="en-IN" w:bidi="ar-SA"/>
+              </w:rPr>
+              <w:t>fetch()</w:t>
+            </w:r>
+            <w:r>
+              <w:rPr>
+                <w:rFonts w:eastAsia="Times New Roman" w:cs="Times New Roman" w:ascii="times new roman" w:hAnsi="times new roman"/>
+                <w:b w:val="false"/>
+                <w:bCs w:val="false"/>
+                <w:sz w:val="24"/>
+                <w:szCs w:val="24"/>
+                <w:lang w:val="en-IN" w:bidi="ar-SA"/>
+              </w:rPr>
+              <w:t xml:space="preserve"> API and </w:t>
+            </w:r>
+            <w:r>
+              <w:rPr>
+                <w:rStyle w:val="SourceText"/>
+                <w:rFonts w:ascii="times new roman" w:hAnsi="times new roman"/>
+                <w:b w:val="false"/>
+                <w:bCs w:val="false"/>
+                <w:sz w:val="24"/>
+                <w:szCs w:val="24"/>
+                <w:lang w:val="en-IN" w:bidi="ar-SA"/>
+              </w:rPr>
+              <w:t>async/await</w:t>
+            </w:r>
+            <w:r>
+              <w:rPr>
+                <w:rFonts w:eastAsia="Times New Roman" w:cs="Times New Roman" w:ascii="times new roman" w:hAnsi="times new roman"/>
+                <w:b w:val="false"/>
+                <w:bCs w:val="false"/>
+                <w:sz w:val="24"/>
+                <w:szCs w:val="24"/>
+                <w:lang w:val="en-IN" w:bidi="ar-SA"/>
+              </w:rPr>
+              <w:t>) to dynamically fetch and display real-time weather data.</w:t>
+            </w:r>
+          </w:p>
+        </w:tc>
+      </w:tr>
+      <w:tr>
+        <w:trPr>
+          <w:trHeight w:val="692" w:hRule="atLeast"/>
+        </w:trPr>
+        <w:tc>
+          <w:tcPr>
+            <w:tcW w:w="2682" w:type="dxa"/>
+            <w:gridSpan w:val="2"/>
+            <w:tcBorders/>
+          </w:tcPr>
+          <w:p>
+            <w:pPr>
+              <w:pStyle w:val="Normal"/>
+              <w:widowControl/>
+              <w:suppressAutoHyphens w:val="true"/>
+              <w:spacing w:lineRule="auto" w:line="240" w:before="0" w:after="0"/>
+              <w:jc w:val="left"/>
+              <w:rPr>
+                <w:rFonts w:ascii="Times New Roman" w:hAnsi="Times New Roman" w:eastAsia="Times New Roman" w:cs="Times New Roman"/>
+                <w:bCs/>
+                <w:sz w:val="24"/>
+                <w:szCs w:val="24"/>
+              </w:rPr>
+            </w:pPr>
+            <w:r>
+              <w:rPr>
+                <w:rFonts w:eastAsia="Times New Roman" w:cs="Times New Roman" w:ascii="Times New Roman" w:hAnsi="Times New Roman"/>
+                <w:bCs/>
+                <w:sz w:val="24"/>
+                <w:szCs w:val="24"/>
+                <w:lang w:val="en-IN" w:bidi="ar-SA"/>
+              </w:rPr>
+              <w:t>Plag Report (Similarity index &lt; 12%)</w:t>
+            </w:r>
+          </w:p>
+        </w:tc>
+        <w:tc>
+          <w:tcPr>
+            <w:tcW w:w="7408" w:type="dxa"/>
+            <w:gridSpan w:val="4"/>
+            <w:tcBorders/>
+          </w:tcPr>
+          <w:p>
+            <w:pPr>
+              <w:pStyle w:val="Normal"/>
+              <w:widowControl/>
+              <w:suppressAutoHyphens w:val="true"/>
+              <w:spacing w:lineRule="auto" w:line="240" w:before="57" w:after="57"/>
+              <w:jc w:val="center"/>
+              <w:rPr>
+                <w:rFonts w:ascii="Times New Roman" w:hAnsi="Times New Roman" w:eastAsia="Times New Roman" w:cs="Times New Roman"/>
+                <w:b/>
+                <w:sz w:val="28"/>
+                <w:szCs w:val="28"/>
+              </w:rPr>
+            </w:pPr>
+            <w:r>
+              <w:rPr/>
+              <w:drawing>
+                <wp:inline distT="0" distB="0" distL="0" distR="0">
+                  <wp:extent cx="3482340" cy="2978150"/>
+                  <wp:effectExtent l="0" t="0" r="0" b="0"/>
+                  <wp:docPr id="3" name="Image3" descr=""/>
+                  <wp:cNvGraphicFramePr>
+                    <a:graphicFrameLocks xmlns:a="http://schemas.openxmlformats.org/drawingml/2006/main" noChangeAspect="1"/>
+                  </wp:cNvGraphicFramePr>
+                  <a:graphic xmlns:a="http://schemas.openxmlformats.org/drawingml/2006/main">
+                    <a:graphicData uri="http://schemas.openxmlformats.org/drawingml/2006/picture">
+                      <pic:pic xmlns:pic="http://schemas.openxmlformats.org/drawingml/2006/picture">
+                        <pic:nvPicPr>
+                          <pic:cNvPr id="3" name="Image3" descr=""/>
+                          <pic:cNvPicPr>
+                            <a:picLocks noChangeAspect="1" noChangeArrowheads="1"/>
+                          </pic:cNvPicPr>
+                        </pic:nvPicPr>
+                        <pic:blipFill>
+                          <a:blip r:embed="rId4"/>
+                          <a:stretch>
+                            <a:fillRect/>
+                          </a:stretch>
+                        </pic:blipFill>
+                        <pic:spPr bwMode="auto">
+                          <a:xfrm>
+                            <a:off x="0" y="0"/>
+                            <a:ext cx="3482340" cy="2978150"/>
+                          </a:xfrm>
+                          <a:prstGeom prst="rect">
+                            <a:avLst/>
+                          </a:prstGeom>
+                        </pic:spPr>
+                      </pic:pic>
+                    </a:graphicData>
+                  </a:graphic>
+                </wp:inline>
+              </w:drawing>
+            </w:r>
+          </w:p>
+        </w:tc>
+      </w:tr>
+      <w:tr>
+        <w:trPr>
           <w:trHeight w:val="253" w:hRule="atLeast"/>
         </w:trPr>
         <w:tc>
           <w:tcPr>
-            <w:tcW w:w="2683" w:type="dxa"/>
+            <w:tcW w:w="2682" w:type="dxa"/>
             <w:gridSpan w:val="2"/>
             <w:tcBorders/>
           </w:tcPr>
@@ -4892,7 +7779,7 @@
         </w:tc>
         <w:tc>
           <w:tcPr>
-            <w:tcW w:w="7407" w:type="dxa"/>
+            <w:tcW w:w="7408" w:type="dxa"/>
             <w:gridSpan w:val="4"/>
             <w:tcBorders/>
           </w:tcPr>
@@ -4947,9 +7834,9 @@
       </w:r>
     </w:p>
     <w:sectPr>
-      <w:headerReference w:type="even" r:id="rId4"/>
-      <w:headerReference w:type="default" r:id="rId5"/>
-      <w:headerReference w:type="first" r:id="rId6"/>
+      <w:headerReference w:type="even" r:id="rId5"/>
+      <w:headerReference w:type="default" r:id="rId6"/>
+      <w:headerReference w:type="first" r:id="rId7"/>
       <w:type w:val="nextPage"/>
       <w:pgSz w:w="11906" w:h="16838"/>
       <w:pgMar w:left="1440" w:right="1440" w:gutter="0" w:header="142" w:top="1440" w:footer="0" w:bottom="1440"/>
@@ -4989,7 +7876,7 @@
     </w:pPr>
     <w:r>
       <w:drawing>
-        <wp:anchor behindDoc="1" distT="0" distB="0" distL="0" distR="0" simplePos="0" locked="0" layoutInCell="1" allowOverlap="1" relativeHeight="8">
+        <wp:anchor behindDoc="1" distT="0" distB="0" distL="0" distR="0" simplePos="0" locked="0" layoutInCell="1" allowOverlap="1" relativeHeight="10">
           <wp:simplePos x="0" y="0"/>
           <wp:positionH relativeFrom="column">
             <wp:posOffset>5633720</wp:posOffset>
@@ -5000,7 +7887,7 @@
           <wp:extent cx="732790" cy="689610"/>
           <wp:effectExtent l="0" t="0" r="0" b="0"/>
           <wp:wrapNone/>
-          <wp:docPr id="3" name="Picture 5" descr=""/>
+          <wp:docPr id="4" name="Picture 5" descr=""/>
           <wp:cNvGraphicFramePr>
             <a:graphicFrameLocks xmlns:a="http://schemas.openxmlformats.org/drawingml/2006/main" noChangeAspect="1"/>
           </wp:cNvGraphicFramePr>
@@ -5008,7 +7895,7 @@
             <a:graphicData uri="http://schemas.openxmlformats.org/drawingml/2006/picture">
               <pic:pic xmlns:pic="http://schemas.openxmlformats.org/drawingml/2006/picture">
                 <pic:nvPicPr>
-                  <pic:cNvPr id="3" name="Picture 5" descr=""/>
+                  <pic:cNvPr id="4" name="Picture 5" descr=""/>
                   <pic:cNvPicPr>
                     <a:picLocks noChangeAspect="1" noChangeArrowheads="1"/>
                   </pic:cNvPicPr>
@@ -5065,7 +7952,7 @@
     </w:r>
     <w:r>
       <w:drawing>
-        <wp:anchor behindDoc="1" distT="0" distB="0" distL="0" distR="0" simplePos="0" locked="0" layoutInCell="1" allowOverlap="1" relativeHeight="22">
+        <wp:anchor behindDoc="1" distT="0" distB="0" distL="0" distR="0" simplePos="0" locked="0" layoutInCell="1" allowOverlap="1" relativeHeight="29">
           <wp:simplePos x="0" y="0"/>
           <wp:positionH relativeFrom="column">
             <wp:posOffset>-652145</wp:posOffset>
@@ -5076,7 +7963,7 @@
           <wp:extent cx="655320" cy="603250"/>
           <wp:effectExtent l="0" t="0" r="0" b="0"/>
           <wp:wrapNone/>
-          <wp:docPr id="4" name="Picture 9" descr="http://www.mginagpur.com/images/logo.jpg"/>
+          <wp:docPr id="5" name="Picture 9" descr="http://www.mginagpur.com/images/logo.jpg"/>
           <wp:cNvGraphicFramePr>
             <a:graphicFrameLocks xmlns:a="http://schemas.openxmlformats.org/drawingml/2006/main" noChangeAspect="1"/>
           </wp:cNvGraphicFramePr>
@@ -5084,7 +7971,7 @@
             <a:graphicData uri="http://schemas.openxmlformats.org/drawingml/2006/picture">
               <pic:pic xmlns:pic="http://schemas.openxmlformats.org/drawingml/2006/picture">
                 <pic:nvPicPr>
-                  <pic:cNvPr id="4" name="Picture 9" descr="http://www.mginagpur.com/images/logo.jpg"/>
+                  <pic:cNvPr id="5" name="Picture 9" descr="http://www.mginagpur.com/images/logo.jpg"/>
                   <pic:cNvPicPr>
                     <a:picLocks noChangeAspect="1" noChangeArrowheads="1"/>
                   </pic:cNvPicPr>
@@ -5227,7 +8114,7 @@
       <mc:AlternateContent>
         <mc:Choice Requires="wps">
           <w:drawing>
-            <wp:anchor behindDoc="1" distT="6985" distB="6350" distL="6985" distR="6350" simplePos="0" locked="0" layoutInCell="1" allowOverlap="1" relativeHeight="15">
+            <wp:anchor behindDoc="1" distT="6985" distB="6350" distL="6985" distR="6350" simplePos="0" locked="0" layoutInCell="1" allowOverlap="1" relativeHeight="20">
               <wp:simplePos x="0" y="0"/>
               <wp:positionH relativeFrom="column">
                 <wp:posOffset>-895350</wp:posOffset>
@@ -5238,7 +8125,7 @@
               <wp:extent cx="7855585" cy="635"/>
               <wp:effectExtent l="6985" t="6985" r="6350" b="6350"/>
               <wp:wrapNone/>
-              <wp:docPr id="5" name="Straight Arrow Connector 4"/>
+              <wp:docPr id="6" name="Straight Arrow Connector 4"/>
               <a:graphic xmlns:a="http://schemas.openxmlformats.org/drawingml/2006/main">
                 <a:graphicData uri="http://schemas.microsoft.com/office/word/2010/wordprocessingShape">
                   <wps:wsp>
@@ -5289,7 +8176,7 @@
       <mc:AlternateContent>
         <mc:Choice Requires="wps">
           <w:drawing>
-            <wp:anchor behindDoc="1" distT="6985" distB="6350" distL="6985" distR="6350" simplePos="0" locked="0" layoutInCell="1" allowOverlap="1" relativeHeight="29">
+            <wp:anchor behindDoc="1" distT="6985" distB="6350" distL="6985" distR="6350" simplePos="0" locked="0" layoutInCell="1" allowOverlap="1" relativeHeight="39">
               <wp:simplePos x="0" y="0"/>
               <wp:positionH relativeFrom="column">
                 <wp:posOffset>-895350</wp:posOffset>
@@ -5300,7 +8187,7 @@
               <wp:extent cx="7855585" cy="635"/>
               <wp:effectExtent l="6985" t="6985" r="6350" b="6350"/>
               <wp:wrapNone/>
-              <wp:docPr id="6" name="Straight Arrow Connector 6"/>
+              <wp:docPr id="7" name="Straight Arrow Connector 6"/>
               <a:graphic xmlns:a="http://schemas.openxmlformats.org/drawingml/2006/main">
                 <a:graphicData uri="http://schemas.microsoft.com/office/word/2010/wordprocessingShape">
                   <wps:wsp>
@@ -5525,7 +8412,7 @@
     </w:pPr>
     <w:r>
       <w:drawing>
-        <wp:anchor behindDoc="1" distT="0" distB="0" distL="0" distR="0" simplePos="0" locked="0" layoutInCell="1" allowOverlap="1" relativeHeight="8">
+        <wp:anchor behindDoc="1" distT="0" distB="0" distL="0" distR="0" simplePos="0" locked="0" layoutInCell="1" allowOverlap="1" relativeHeight="10">
           <wp:simplePos x="0" y="0"/>
           <wp:positionH relativeFrom="column">
             <wp:posOffset>5633720</wp:posOffset>
@@ -5536,7 +8423,7 @@
           <wp:extent cx="732790" cy="689610"/>
           <wp:effectExtent l="0" t="0" r="0" b="0"/>
           <wp:wrapNone/>
-          <wp:docPr id="7" name="Picture 5" descr=""/>
+          <wp:docPr id="8" name="Picture 5" descr=""/>
           <wp:cNvGraphicFramePr>
             <a:graphicFrameLocks xmlns:a="http://schemas.openxmlformats.org/drawingml/2006/main" noChangeAspect="1"/>
           </wp:cNvGraphicFramePr>
@@ -5544,7 +8431,7 @@
             <a:graphicData uri="http://schemas.openxmlformats.org/drawingml/2006/picture">
               <pic:pic xmlns:pic="http://schemas.openxmlformats.org/drawingml/2006/picture">
                 <pic:nvPicPr>
-                  <pic:cNvPr id="7" name="Picture 5" descr=""/>
+                  <pic:cNvPr id="8" name="Picture 5" descr=""/>
                   <pic:cNvPicPr>
                     <a:picLocks noChangeAspect="1" noChangeArrowheads="1"/>
                   </pic:cNvPicPr>
@@ -5601,7 +8488,7 @@
     </w:r>
     <w:r>
       <w:drawing>
-        <wp:anchor behindDoc="1" distT="0" distB="0" distL="0" distR="0" simplePos="0" locked="0" layoutInCell="1" allowOverlap="1" relativeHeight="22">
+        <wp:anchor behindDoc="1" distT="0" distB="0" distL="0" distR="0" simplePos="0" locked="0" layoutInCell="1" allowOverlap="1" relativeHeight="29">
           <wp:simplePos x="0" y="0"/>
           <wp:positionH relativeFrom="column">
             <wp:posOffset>-652145</wp:posOffset>
@@ -5612,7 +8499,7 @@
           <wp:extent cx="655320" cy="603250"/>
           <wp:effectExtent l="0" t="0" r="0" b="0"/>
           <wp:wrapNone/>
-          <wp:docPr id="8" name="Picture 9" descr="http://www.mginagpur.com/images/logo.jpg"/>
+          <wp:docPr id="9" name="Picture 9" descr="http://www.mginagpur.com/images/logo.jpg"/>
           <wp:cNvGraphicFramePr>
             <a:graphicFrameLocks xmlns:a="http://schemas.openxmlformats.org/drawingml/2006/main" noChangeAspect="1"/>
           </wp:cNvGraphicFramePr>
@@ -5620,7 +8507,7 @@
             <a:graphicData uri="http://schemas.openxmlformats.org/drawingml/2006/picture">
               <pic:pic xmlns:pic="http://schemas.openxmlformats.org/drawingml/2006/picture">
                 <pic:nvPicPr>
-                  <pic:cNvPr id="8" name="Picture 9" descr="http://www.mginagpur.com/images/logo.jpg"/>
+                  <pic:cNvPr id="9" name="Picture 9" descr="http://www.mginagpur.com/images/logo.jpg"/>
                   <pic:cNvPicPr>
                     <a:picLocks noChangeAspect="1" noChangeArrowheads="1"/>
                   </pic:cNvPicPr>
@@ -5763,7 +8650,7 @@
       <mc:AlternateContent>
         <mc:Choice Requires="wps">
           <w:drawing>
-            <wp:anchor behindDoc="1" distT="6985" distB="6350" distL="6985" distR="6350" simplePos="0" locked="0" layoutInCell="1" allowOverlap="1" relativeHeight="15">
+            <wp:anchor behindDoc="1" distT="6985" distB="6350" distL="6985" distR="6350" simplePos="0" locked="0" layoutInCell="1" allowOverlap="1" relativeHeight="20">
               <wp:simplePos x="0" y="0"/>
               <wp:positionH relativeFrom="column">
                 <wp:posOffset>-895350</wp:posOffset>
@@ -5774,7 +8661,7 @@
               <wp:extent cx="7855585" cy="635"/>
               <wp:effectExtent l="6985" t="6985" r="6350" b="6350"/>
               <wp:wrapNone/>
-              <wp:docPr id="9" name="Straight Arrow Connector 4"/>
+              <wp:docPr id="10" name="Straight Arrow Connector 4"/>
               <a:graphic xmlns:a="http://schemas.openxmlformats.org/drawingml/2006/main">
                 <a:graphicData uri="http://schemas.microsoft.com/office/word/2010/wordprocessingShape">
                   <wps:wsp>
@@ -5821,7 +8708,7 @@
       <mc:AlternateContent>
         <mc:Choice Requires="wps">
           <w:drawing>
-            <wp:anchor behindDoc="1" distT="6985" distB="6350" distL="6985" distR="6350" simplePos="0" locked="0" layoutInCell="1" allowOverlap="1" relativeHeight="29">
+            <wp:anchor behindDoc="1" distT="6985" distB="6350" distL="6985" distR="6350" simplePos="0" locked="0" layoutInCell="1" allowOverlap="1" relativeHeight="39">
               <wp:simplePos x="0" y="0"/>
               <wp:positionH relativeFrom="column">
                 <wp:posOffset>-895350</wp:posOffset>
@@ -5832,7 +8719,7 @@
               <wp:extent cx="7855585" cy="635"/>
               <wp:effectExtent l="6985" t="6985" r="6350" b="6350"/>
               <wp:wrapNone/>
-              <wp:docPr id="10" name="Straight Arrow Connector 6"/>
+              <wp:docPr id="11" name="Straight Arrow Connector 6"/>
               <a:graphic xmlns:a="http://schemas.openxmlformats.org/drawingml/2006/main">
                 <a:graphicData uri="http://schemas.microsoft.com/office/word/2010/wordprocessingShape">
                   <wps:wsp>
@@ -6190,7 +9077,7 @@
       <w:lvlJc w:val="left"/>
       <w:pPr>
         <w:tabs>
-          <w:tab w:val="num" w:pos="270"/>
+          <w:tab w:val="num" w:pos="0"/>
         </w:tabs>
         <w:ind w:left="270" w:hanging="0"/>
       </w:pPr>
@@ -6322,6 +9209,464 @@
   <w:abstractNum w:abstractNumId="3">
     <w:lvl w:ilvl="0">
       <w:start w:val="1"/>
+      <w:numFmt w:val="decimal"/>
+      <w:lvlText w:val="%1."/>
+      <w:lvlJc w:val="left"/>
+      <w:pPr>
+        <w:tabs>
+          <w:tab w:val="num" w:pos="720"/>
+        </w:tabs>
+        <w:ind w:left="720" w:hanging="360"/>
+      </w:pPr>
+      <w:rPr/>
+    </w:lvl>
+    <w:lvl w:ilvl="1">
+      <w:start w:val="1"/>
+      <w:numFmt w:val="decimal"/>
+      <w:lvlText w:val="%2."/>
+      <w:lvlJc w:val="left"/>
+      <w:pPr>
+        <w:tabs>
+          <w:tab w:val="num" w:pos="1080"/>
+        </w:tabs>
+        <w:ind w:left="1080" w:hanging="360"/>
+      </w:pPr>
+      <w:rPr/>
+    </w:lvl>
+    <w:lvl w:ilvl="2">
+      <w:start w:val="1"/>
+      <w:numFmt w:val="decimal"/>
+      <w:lvlText w:val="%3."/>
+      <w:lvlJc w:val="left"/>
+      <w:pPr>
+        <w:tabs>
+          <w:tab w:val="num" w:pos="1440"/>
+        </w:tabs>
+        <w:ind w:left="1440" w:hanging="360"/>
+      </w:pPr>
+      <w:rPr/>
+    </w:lvl>
+    <w:lvl w:ilvl="3">
+      <w:start w:val="1"/>
+      <w:numFmt w:val="decimal"/>
+      <w:lvlText w:val="%4."/>
+      <w:lvlJc w:val="left"/>
+      <w:pPr>
+        <w:tabs>
+          <w:tab w:val="num" w:pos="1800"/>
+        </w:tabs>
+        <w:ind w:left="1800" w:hanging="360"/>
+      </w:pPr>
+      <w:rPr/>
+    </w:lvl>
+    <w:lvl w:ilvl="4">
+      <w:start w:val="1"/>
+      <w:numFmt w:val="decimal"/>
+      <w:lvlText w:val="%5."/>
+      <w:lvlJc w:val="left"/>
+      <w:pPr>
+        <w:tabs>
+          <w:tab w:val="num" w:pos="2160"/>
+        </w:tabs>
+        <w:ind w:left="2160" w:hanging="360"/>
+      </w:pPr>
+      <w:rPr/>
+    </w:lvl>
+    <w:lvl w:ilvl="5">
+      <w:start w:val="1"/>
+      <w:numFmt w:val="decimal"/>
+      <w:lvlText w:val="%6."/>
+      <w:lvlJc w:val="left"/>
+      <w:pPr>
+        <w:tabs>
+          <w:tab w:val="num" w:pos="2520"/>
+        </w:tabs>
+        <w:ind w:left="2520" w:hanging="360"/>
+      </w:pPr>
+      <w:rPr/>
+    </w:lvl>
+    <w:lvl w:ilvl="6">
+      <w:start w:val="1"/>
+      <w:numFmt w:val="decimal"/>
+      <w:lvlText w:val="%7."/>
+      <w:lvlJc w:val="left"/>
+      <w:pPr>
+        <w:tabs>
+          <w:tab w:val="num" w:pos="2880"/>
+        </w:tabs>
+        <w:ind w:left="2880" w:hanging="360"/>
+      </w:pPr>
+      <w:rPr/>
+    </w:lvl>
+    <w:lvl w:ilvl="7">
+      <w:start w:val="1"/>
+      <w:numFmt w:val="decimal"/>
+      <w:lvlText w:val="%8."/>
+      <w:lvlJc w:val="left"/>
+      <w:pPr>
+        <w:tabs>
+          <w:tab w:val="num" w:pos="3240"/>
+        </w:tabs>
+        <w:ind w:left="3240" w:hanging="360"/>
+      </w:pPr>
+      <w:rPr/>
+    </w:lvl>
+    <w:lvl w:ilvl="8">
+      <w:start w:val="1"/>
+      <w:numFmt w:val="decimal"/>
+      <w:lvlText w:val="%9."/>
+      <w:lvlJc w:val="left"/>
+      <w:pPr>
+        <w:tabs>
+          <w:tab w:val="num" w:pos="3600"/>
+        </w:tabs>
+        <w:ind w:left="3600" w:hanging="360"/>
+      </w:pPr>
+      <w:rPr/>
+    </w:lvl>
+  </w:abstractNum>
+  <w:abstractNum w:abstractNumId="4">
+    <w:lvl w:ilvl="0">
+      <w:start w:val="1"/>
+      <w:numFmt w:val="bullet"/>
+      <w:lvlText w:val=""/>
+      <w:lvlJc w:val="left"/>
+      <w:pPr>
+        <w:tabs>
+          <w:tab w:val="num" w:pos="720"/>
+        </w:tabs>
+        <w:ind w:left="720" w:hanging="283"/>
+      </w:pPr>
+      <w:rPr>
+        <w:rFonts w:ascii="Symbol" w:hAnsi="Symbol" w:cs="Symbol" w:hint="default"/>
+      </w:rPr>
+    </w:lvl>
+    <w:lvl w:ilvl="1">
+      <w:start w:val="1"/>
+      <w:numFmt w:val="decimal"/>
+      <w:lvlText w:val="%2."/>
+      <w:lvlJc w:val="left"/>
+      <w:pPr>
+        <w:tabs>
+          <w:tab w:val="num" w:pos="1080"/>
+        </w:tabs>
+        <w:ind w:left="1080" w:hanging="360"/>
+      </w:pPr>
+    </w:lvl>
+    <w:lvl w:ilvl="2">
+      <w:start w:val="1"/>
+      <w:numFmt w:val="decimal"/>
+      <w:lvlText w:val="%3."/>
+      <w:lvlJc w:val="left"/>
+      <w:pPr>
+        <w:tabs>
+          <w:tab w:val="num" w:pos="1440"/>
+        </w:tabs>
+        <w:ind w:left="1440" w:hanging="360"/>
+      </w:pPr>
+    </w:lvl>
+    <w:lvl w:ilvl="3">
+      <w:start w:val="1"/>
+      <w:numFmt w:val="decimal"/>
+      <w:lvlText w:val="%4."/>
+      <w:lvlJc w:val="left"/>
+      <w:pPr>
+        <w:tabs>
+          <w:tab w:val="num" w:pos="1800"/>
+        </w:tabs>
+        <w:ind w:left="1800" w:hanging="360"/>
+      </w:pPr>
+    </w:lvl>
+    <w:lvl w:ilvl="4">
+      <w:start w:val="1"/>
+      <w:numFmt w:val="decimal"/>
+      <w:lvlText w:val="%5."/>
+      <w:lvlJc w:val="left"/>
+      <w:pPr>
+        <w:tabs>
+          <w:tab w:val="num" w:pos="2160"/>
+        </w:tabs>
+        <w:ind w:left="2160" w:hanging="360"/>
+      </w:pPr>
+    </w:lvl>
+    <w:lvl w:ilvl="5">
+      <w:start w:val="1"/>
+      <w:numFmt w:val="decimal"/>
+      <w:lvlText w:val="%6."/>
+      <w:lvlJc w:val="left"/>
+      <w:pPr>
+        <w:tabs>
+          <w:tab w:val="num" w:pos="2520"/>
+        </w:tabs>
+        <w:ind w:left="2520" w:hanging="360"/>
+      </w:pPr>
+    </w:lvl>
+    <w:lvl w:ilvl="6">
+      <w:start w:val="1"/>
+      <w:numFmt w:val="decimal"/>
+      <w:lvlText w:val="%7."/>
+      <w:lvlJc w:val="left"/>
+      <w:pPr>
+        <w:tabs>
+          <w:tab w:val="num" w:pos="2880"/>
+        </w:tabs>
+        <w:ind w:left="2880" w:hanging="360"/>
+      </w:pPr>
+    </w:lvl>
+    <w:lvl w:ilvl="7">
+      <w:start w:val="1"/>
+      <w:numFmt w:val="decimal"/>
+      <w:lvlText w:val="%8."/>
+      <w:lvlJc w:val="left"/>
+      <w:pPr>
+        <w:tabs>
+          <w:tab w:val="num" w:pos="3240"/>
+        </w:tabs>
+        <w:ind w:left="3240" w:hanging="360"/>
+      </w:pPr>
+    </w:lvl>
+    <w:lvl w:ilvl="8">
+      <w:start w:val="1"/>
+      <w:numFmt w:val="decimal"/>
+      <w:lvlText w:val="%9."/>
+      <w:lvlJc w:val="left"/>
+      <w:pPr>
+        <w:tabs>
+          <w:tab w:val="num" w:pos="3600"/>
+        </w:tabs>
+        <w:ind w:left="3600" w:hanging="360"/>
+      </w:pPr>
+    </w:lvl>
+  </w:abstractNum>
+  <w:abstractNum w:abstractNumId="5">
+    <w:lvl w:ilvl="0">
+      <w:start w:val="1"/>
+      <w:numFmt w:val="bullet"/>
+      <w:lvlText w:val=""/>
+      <w:lvlJc w:val="left"/>
+      <w:pPr>
+        <w:tabs>
+          <w:tab w:val="num" w:pos="720"/>
+        </w:tabs>
+        <w:ind w:left="720" w:hanging="283"/>
+      </w:pPr>
+      <w:rPr>
+        <w:rFonts w:ascii="Symbol" w:hAnsi="Symbol" w:cs="Symbol" w:hint="default"/>
+      </w:rPr>
+    </w:lvl>
+    <w:lvl w:ilvl="1">
+      <w:start w:val="1"/>
+      <w:numFmt w:val="decimal"/>
+      <w:lvlText w:val="%2."/>
+      <w:lvlJc w:val="left"/>
+      <w:pPr>
+        <w:tabs>
+          <w:tab w:val="num" w:pos="1080"/>
+        </w:tabs>
+        <w:ind w:left="1080" w:hanging="360"/>
+      </w:pPr>
+    </w:lvl>
+    <w:lvl w:ilvl="2">
+      <w:start w:val="1"/>
+      <w:numFmt w:val="decimal"/>
+      <w:lvlText w:val="%3."/>
+      <w:lvlJc w:val="left"/>
+      <w:pPr>
+        <w:tabs>
+          <w:tab w:val="num" w:pos="1440"/>
+        </w:tabs>
+        <w:ind w:left="1440" w:hanging="360"/>
+      </w:pPr>
+    </w:lvl>
+    <w:lvl w:ilvl="3">
+      <w:start w:val="1"/>
+      <w:numFmt w:val="decimal"/>
+      <w:lvlText w:val="%4."/>
+      <w:lvlJc w:val="left"/>
+      <w:pPr>
+        <w:tabs>
+          <w:tab w:val="num" w:pos="1800"/>
+        </w:tabs>
+        <w:ind w:left="1800" w:hanging="360"/>
+      </w:pPr>
+    </w:lvl>
+    <w:lvl w:ilvl="4">
+      <w:start w:val="1"/>
+      <w:numFmt w:val="decimal"/>
+      <w:lvlText w:val="%5."/>
+      <w:lvlJc w:val="left"/>
+      <w:pPr>
+        <w:tabs>
+          <w:tab w:val="num" w:pos="2160"/>
+        </w:tabs>
+        <w:ind w:left="2160" w:hanging="360"/>
+      </w:pPr>
+    </w:lvl>
+    <w:lvl w:ilvl="5">
+      <w:start w:val="1"/>
+      <w:numFmt w:val="decimal"/>
+      <w:lvlText w:val="%6."/>
+      <w:lvlJc w:val="left"/>
+      <w:pPr>
+        <w:tabs>
+          <w:tab w:val="num" w:pos="2520"/>
+        </w:tabs>
+        <w:ind w:left="2520" w:hanging="360"/>
+      </w:pPr>
+    </w:lvl>
+    <w:lvl w:ilvl="6">
+      <w:start w:val="1"/>
+      <w:numFmt w:val="decimal"/>
+      <w:lvlText w:val="%7."/>
+      <w:lvlJc w:val="left"/>
+      <w:pPr>
+        <w:tabs>
+          <w:tab w:val="num" w:pos="2880"/>
+        </w:tabs>
+        <w:ind w:left="2880" w:hanging="360"/>
+      </w:pPr>
+    </w:lvl>
+    <w:lvl w:ilvl="7">
+      <w:start w:val="1"/>
+      <w:numFmt w:val="decimal"/>
+      <w:lvlText w:val="%8."/>
+      <w:lvlJc w:val="left"/>
+      <w:pPr>
+        <w:tabs>
+          <w:tab w:val="num" w:pos="3240"/>
+        </w:tabs>
+        <w:ind w:left="3240" w:hanging="360"/>
+      </w:pPr>
+    </w:lvl>
+    <w:lvl w:ilvl="8">
+      <w:start w:val="1"/>
+      <w:numFmt w:val="decimal"/>
+      <w:lvlText w:val="%9."/>
+      <w:lvlJc w:val="left"/>
+      <w:pPr>
+        <w:tabs>
+          <w:tab w:val="num" w:pos="3600"/>
+        </w:tabs>
+        <w:ind w:left="3600" w:hanging="360"/>
+      </w:pPr>
+    </w:lvl>
+  </w:abstractNum>
+  <w:abstractNum w:abstractNumId="6">
+    <w:lvl w:ilvl="0">
+      <w:start w:val="1"/>
+      <w:numFmt w:val="bullet"/>
+      <w:lvlText w:val=""/>
+      <w:lvlJc w:val="left"/>
+      <w:pPr>
+        <w:tabs>
+          <w:tab w:val="num" w:pos="720"/>
+        </w:tabs>
+        <w:ind w:left="720" w:hanging="283"/>
+      </w:pPr>
+      <w:rPr>
+        <w:rFonts w:ascii="Symbol" w:hAnsi="Symbol" w:cs="Symbol" w:hint="default"/>
+      </w:rPr>
+    </w:lvl>
+    <w:lvl w:ilvl="1">
+      <w:start w:val="1"/>
+      <w:numFmt w:val="decimal"/>
+      <w:lvlText w:val="%2."/>
+      <w:lvlJc w:val="left"/>
+      <w:pPr>
+        <w:tabs>
+          <w:tab w:val="num" w:pos="1080"/>
+        </w:tabs>
+        <w:ind w:left="1080" w:hanging="360"/>
+      </w:pPr>
+    </w:lvl>
+    <w:lvl w:ilvl="2">
+      <w:start w:val="1"/>
+      <w:numFmt w:val="decimal"/>
+      <w:lvlText w:val="%3."/>
+      <w:lvlJc w:val="left"/>
+      <w:pPr>
+        <w:tabs>
+          <w:tab w:val="num" w:pos="1440"/>
+        </w:tabs>
+        <w:ind w:left="1440" w:hanging="360"/>
+      </w:pPr>
+    </w:lvl>
+    <w:lvl w:ilvl="3">
+      <w:start w:val="1"/>
+      <w:numFmt w:val="decimal"/>
+      <w:lvlText w:val="%4."/>
+      <w:lvlJc w:val="left"/>
+      <w:pPr>
+        <w:tabs>
+          <w:tab w:val="num" w:pos="1800"/>
+        </w:tabs>
+        <w:ind w:left="1800" w:hanging="360"/>
+      </w:pPr>
+    </w:lvl>
+    <w:lvl w:ilvl="4">
+      <w:start w:val="1"/>
+      <w:numFmt w:val="decimal"/>
+      <w:lvlText w:val="%5."/>
+      <w:lvlJc w:val="left"/>
+      <w:pPr>
+        <w:tabs>
+          <w:tab w:val="num" w:pos="2160"/>
+        </w:tabs>
+        <w:ind w:left="2160" w:hanging="360"/>
+      </w:pPr>
+    </w:lvl>
+    <w:lvl w:ilvl="5">
+      <w:start w:val="1"/>
+      <w:numFmt w:val="decimal"/>
+      <w:lvlText w:val="%6."/>
+      <w:lvlJc w:val="left"/>
+      <w:pPr>
+        <w:tabs>
+          <w:tab w:val="num" w:pos="2520"/>
+        </w:tabs>
+        <w:ind w:left="2520" w:hanging="360"/>
+      </w:pPr>
+    </w:lvl>
+    <w:lvl w:ilvl="6">
+      <w:start w:val="1"/>
+      <w:numFmt w:val="decimal"/>
+      <w:lvlText w:val="%7."/>
+      <w:lvlJc w:val="left"/>
+      <w:pPr>
+        <w:tabs>
+          <w:tab w:val="num" w:pos="2880"/>
+        </w:tabs>
+        <w:ind w:left="2880" w:hanging="360"/>
+      </w:pPr>
+    </w:lvl>
+    <w:lvl w:ilvl="7">
+      <w:start w:val="1"/>
+      <w:numFmt w:val="decimal"/>
+      <w:lvlText w:val="%8."/>
+      <w:lvlJc w:val="left"/>
+      <w:pPr>
+        <w:tabs>
+          <w:tab w:val="num" w:pos="3240"/>
+        </w:tabs>
+        <w:ind w:left="3240" w:hanging="360"/>
+      </w:pPr>
+    </w:lvl>
+    <w:lvl w:ilvl="8">
+      <w:start w:val="1"/>
+      <w:numFmt w:val="decimal"/>
+      <w:lvlText w:val="%9."/>
+      <w:lvlJc w:val="left"/>
+      <w:pPr>
+        <w:tabs>
+          <w:tab w:val="num" w:pos="3600"/>
+        </w:tabs>
+        <w:ind w:left="3600" w:hanging="360"/>
+      </w:pPr>
+    </w:lvl>
+  </w:abstractNum>
+  <w:abstractNum w:abstractNumId="7">
+    <w:lvl w:ilvl="0">
+      <w:start w:val="1"/>
       <w:numFmt w:val="none"/>
       <w:suff w:val="nothing"/>
       <w:lvlText w:val=""/>
@@ -6446,6 +9791,18 @@
   </w:num>
   <w:num w:numId="3">
     <w:abstractNumId w:val="3"/>
+  </w:num>
+  <w:num w:numId="4">
+    <w:abstractNumId w:val="4"/>
+  </w:num>
+  <w:num w:numId="5">
+    <w:abstractNumId w:val="5"/>
+  </w:num>
+  <w:num w:numId="6">
+    <w:abstractNumId w:val="6"/>
+  </w:num>
+  <w:num w:numId="7">
+    <w:abstractNumId w:val="7"/>
   </w:num>
 </w:numbering>
 </file>
